--- a/7_semester/Разработка-требований/ЛР1/ЛР1_Отчет_Буренков_Vision_склад.docx
+++ b/7_semester/Разработка-требований/ЛР1/ЛР1_Отчет_Буренков_Vision_склад.docx
@@ -1,6 +1,6 @@
 
 <file path=word/document.xml><?xml version="1.0" encoding="utf-8"?>
-<w:document xmlns:wpc="http://schemas.microsoft.com/office/word/2010/wordprocessingCanvas" xmlns:cx="http://schemas.microsoft.com/office/drawing/2014/chartex" xmlns:cx1="http://schemas.microsoft.com/office/drawing/2015/9/8/chartex" xmlns:mc="http://schemas.openxmlformats.org/markup-compatibility/2006" xmlns:o="urn:schemas-microsoft-com:office:office" xmlns:r="http://schemas.openxmlformats.org/officeDocument/2006/relationships" xmlns:m="http://schemas.openxmlformats.org/officeDocument/2006/math" xmlns:v="urn:schemas-microsoft-com:vml" xmlns:wp14="http://schemas.microsoft.com/office/word/2010/wordprocessingDrawing" xmlns:wp="http://schemas.openxmlformats.org/drawingml/2006/wordprocessingDrawing" xmlns:w10="urn:schemas-microsoft-com:office:word" xmlns:w="http://schemas.openxmlformats.org/wordprocessingml/2006/main" xmlns:w14="http://schemas.microsoft.com/office/word/2010/wordml" xmlns:w15="http://schemas.microsoft.com/office/word/2012/wordml" xmlns:w16se="http://schemas.microsoft.com/office/word/2015/wordml/symex" xmlns:wpg="http://schemas.microsoft.com/office/word/2010/wordprocessingGroup" xmlns:wpi="http://schemas.microsoft.com/office/word/2010/wordprocessingInk" xmlns:wne="http://schemas.microsoft.com/office/word/2006/wordml" xmlns:wps="http://schemas.microsoft.com/office/word/2010/wordprocessingShape" mc:Ignorable="w14 w15 w16se wp14">
+<w:document xmlns:wpc="http://schemas.microsoft.com/office/word/2010/wordprocessingCanvas" xmlns:cx="http://schemas.microsoft.com/office/drawing/2014/chartex" xmlns:cx1="http://schemas.microsoft.com/office/drawing/2015/9/8/chartex" xmlns:cx2="http://schemas.microsoft.com/office/drawing/2015/10/21/chartex" xmlns:cx3="http://schemas.microsoft.com/office/drawing/2016/5/9/chartex" xmlns:cx4="http://schemas.microsoft.com/office/drawing/2016/5/10/chartex" xmlns:cx5="http://schemas.microsoft.com/office/drawing/2016/5/11/chartex" xmlns:cx6="http://schemas.microsoft.com/office/drawing/2016/5/12/chartex" xmlns:cx7="http://schemas.microsoft.com/office/drawing/2016/5/13/chartex" xmlns:cx8="http://schemas.microsoft.com/office/drawing/2016/5/14/chartex" xmlns:mc="http://schemas.openxmlformats.org/markup-compatibility/2006" xmlns:aink="http://schemas.microsoft.com/office/drawing/2016/ink" xmlns:am3d="http://schemas.microsoft.com/office/drawing/2017/model3d" xmlns:o="urn:schemas-microsoft-com:office:office" xmlns:oel="http://schemas.microsoft.com/office/2019/extlst" xmlns:r="http://schemas.openxmlformats.org/officeDocument/2006/relationships" xmlns:m="http://schemas.openxmlformats.org/officeDocument/2006/math" xmlns:v="urn:schemas-microsoft-com:vml" xmlns:wp14="http://schemas.microsoft.com/office/word/2010/wordprocessingDrawing" xmlns:wp="http://schemas.openxmlformats.org/drawingml/2006/wordprocessingDrawing" xmlns:w10="urn:schemas-microsoft-com:office:word" xmlns:w="http://schemas.openxmlformats.org/wordprocessingml/2006/main" xmlns:w14="http://schemas.microsoft.com/office/word/2010/wordml" xmlns:w15="http://schemas.microsoft.com/office/word/2012/wordml" xmlns:w16cex="http://schemas.microsoft.com/office/word/2018/wordml/cex" xmlns:w16cid="http://schemas.microsoft.com/office/word/2016/wordml/cid" xmlns:w16="http://schemas.microsoft.com/office/word/2018/wordml" xmlns:w16sdtdh="http://schemas.microsoft.com/office/word/2020/wordml/sdtdatahash" xmlns:w16se="http://schemas.microsoft.com/office/word/2015/wordml/symex" xmlns:wpg="http://schemas.microsoft.com/office/word/2010/wordprocessingGroup" xmlns:wpi="http://schemas.microsoft.com/office/word/2010/wordprocessingInk" xmlns:wne="http://schemas.microsoft.com/office/word/2006/wordml" xmlns:wps="http://schemas.microsoft.com/office/word/2010/wordprocessingShape" mc:Ignorable="w14 w15 w16se w16cid w16 w16cex w16sdtdh wp14">
   <w:body>
     <w:p>
       <w:pPr>
@@ -29,8 +29,6 @@
       <w:r>
         <w:t>42</w:t>
       </w:r>
-      <w:bookmarkStart w:id="0" w:name="_GoBack"/>
-      <w:bookmarkEnd w:id="0"/>
     </w:p>
     <w:p>
       <w:pPr>
@@ -75,9 +73,9 @@
         <w:tblLook w:val="0000" w:firstRow="0" w:lastRow="0" w:firstColumn="0" w:lastColumn="0" w:noHBand="0" w:noVBand="0"/>
       </w:tblPr>
       <w:tblGrid>
-        <w:gridCol w:w="3243"/>
+        <w:gridCol w:w="3244"/>
         <w:gridCol w:w="284"/>
-        <w:gridCol w:w="2821"/>
+        <w:gridCol w:w="2820"/>
         <w:gridCol w:w="277"/>
         <w:gridCol w:w="3014"/>
       </w:tblGrid>
@@ -102,9 +100,6 @@
             </w:pPr>
             <w:r>
               <w:rPr>
-                <w:rFonts w:ascii="Times New Roman" w:hAnsi="Times New Roman" w:eastAsia="Times New Roman"/>
-                <w:b w:val="0"/>
-                <w:i w:val="0"/>
                 <w:color w:val="000000"/>
                 <w:sz w:val="28"/>
               </w:rPr>
@@ -198,9 +193,6 @@
             </w:pPr>
             <w:r>
               <w:rPr>
-                <w:rFonts w:ascii="Times New Roman" w:hAnsi="Times New Roman" w:eastAsia="Times New Roman"/>
-                <w:b w:val="0"/>
-                <w:i w:val="0"/>
                 <w:color w:val="000000"/>
                 <w:sz w:val="28"/>
               </w:rPr>
@@ -394,14 +386,9 @@
               <w:pStyle w:val="a5"/>
               <w:spacing w:before="960"/>
             </w:pPr>
-            <w:r/>
-            <w:r>
-              <w:rPr>
-                <w:rFonts w:ascii="Times New Roman" w:hAnsi="Times New Roman" w:eastAsia="Times New Roman"/>
-                <w:b w:val="0"/>
-                <w:i w:val="0"/>
+            <w:r>
+              <w:rPr>
                 <w:color w:val="000000"/>
-                <w:sz w:val="28"/>
               </w:rPr>
               <w:t>ОТЧЕТ О ЛАБОРАТОРНОЙ РАБОТЕ № 1</w:t>
             </w:r>
@@ -430,11 +417,8 @@
             </w:pPr>
             <w:r>
               <w:rPr>
-                <w:rFonts w:ascii="Times New Roman" w:hAnsi="Times New Roman" w:eastAsia="Times New Roman"/>
-                <w:b w:val="0"/>
-                <w:i w:val="0"/>
+                <w:b w:val="0"/>
                 <w:color w:val="000000"/>
-                <w:sz w:val="28"/>
               </w:rPr>
               <w:t>Бизнес-требования. Документ о концепции и границах информационной системы учета реализации товаров со склада</w:t>
             </w:r>
@@ -464,16 +448,6 @@
             </w:pPr>
             <w:r>
               <w:rPr>
-                <w:sz w:val="24"/>
-                <w:szCs w:val="24"/>
-                <w:lang w:val="ru-RU"/>
-              </w:rPr>
-            </w:r>
-            <w:r>
-              <w:rPr>
-                <w:rFonts w:ascii="Times New Roman" w:hAnsi="Times New Roman" w:eastAsia="Times New Roman"/>
-                <w:b w:val="0"/>
-                <w:i w:val="0"/>
                 <w:color w:val="000000"/>
                 <w:sz w:val="28"/>
               </w:rPr>
@@ -619,9 +593,6 @@
             </w:pPr>
             <w:r>
               <w:rPr>
-                <w:rFonts w:ascii="Times New Roman" w:hAnsi="Times New Roman" w:eastAsia="Times New Roman"/>
-                <w:b w:val="0"/>
-                <w:i w:val="0"/>
                 <w:color w:val="000000"/>
                 <w:sz w:val="28"/>
               </w:rPr>
@@ -717,9 +688,6 @@
             </w:pPr>
             <w:r>
               <w:rPr>
-                <w:rFonts w:ascii="Times New Roman" w:hAnsi="Times New Roman" w:eastAsia="Times New Roman"/>
-                <w:b w:val="0"/>
-                <w:i w:val="0"/>
                 <w:color w:val="000000"/>
                 <w:sz w:val="28"/>
               </w:rPr>
@@ -937,16 +905,15 @@
     <w:p>
       <w:pPr>
         <w:keepNext/>
-        <w:spacing w:lineRule="auto" w:line="360" w:after="360" w:before="0"/>
+        <w:spacing w:lineRule="auto" w:line="360" w:after="240" w:before="0"/>
         <w:ind w:firstLine="0" w:left="0"/>
         <w:jc w:val="center"/>
       </w:pPr>
       <w:r>
         <w:rPr>
-          <w:rFonts w:ascii="Times New Roman" w:hAnsi="Times New Roman" w:eastAsia="Times New Roman"/>
+          <w:rFonts w:ascii="Times New Roman" w:hAnsi="Times New Roman" w:eastAsia="Times New Roman" w:cs="Times New Roman"/>
           <w:b/>
           <w:i w:val="0"/>
-          <w:color w:val="000000"/>
           <w:sz w:val="28"/>
         </w:rPr>
         <w:t>СОДЕРЖАНИЕ</w:t>
@@ -955,7 +922,7 @@
     <w:p>
       <w:pPr>
         <w:tabs>
-          <w:tab w:pos="9071" w:val="right" w:leader="dot"/>
+          <w:tab w:pos="9354" w:val="right" w:leader="dot"/>
         </w:tabs>
         <w:spacing w:lineRule="auto" w:line="360" w:after="0" w:before="0"/>
         <w:ind w:firstLine="0" w:left="0"/>
@@ -963,23 +930,27 @@
       </w:pPr>
       <w:r>
         <w:rPr>
-          <w:rFonts w:ascii="Times New Roman" w:hAnsi="Times New Roman" w:eastAsia="Times New Roman"/>
-          <w:b w:val="0"/>
-          <w:i w:val="0"/>
-          <w:color w:val="000000"/>
+          <w:rFonts w:ascii="Times New Roman" w:hAnsi="Times New Roman" w:eastAsia="Times New Roman" w:cs="Times New Roman"/>
+          <w:b w:val="0"/>
+          <w:i w:val="0"/>
           <w:sz w:val="28"/>
         </w:rPr>
         <w:t>ВВЕДЕНИЕ</w:t>
       </w:r>
       <w:r>
+        <w:rPr>
+          <w:rFonts w:ascii="Times New Roman" w:hAnsi="Times New Roman" w:eastAsia="Times New Roman" w:cs="Times New Roman"/>
+          <w:b w:val="0"/>
+          <w:i w:val="0"/>
+          <w:sz w:val="28"/>
+        </w:rPr>
         <w:tab/>
       </w:r>
       <w:r>
         <w:rPr>
-          <w:rFonts w:ascii="Times New Roman" w:hAnsi="Times New Roman" w:eastAsia="Times New Roman"/>
-          <w:b w:val="0"/>
-          <w:i w:val="0"/>
-          <w:color w:val="000000"/>
+          <w:rFonts w:ascii="Times New Roman" w:hAnsi="Times New Roman" w:eastAsia="Times New Roman" w:cs="Times New Roman"/>
+          <w:b w:val="0"/>
+          <w:i w:val="0"/>
           <w:sz w:val="28"/>
         </w:rPr>
         <w:t>3</w:t>
@@ -988,7 +959,7 @@
     <w:p>
       <w:pPr>
         <w:tabs>
-          <w:tab w:pos="9071" w:val="right" w:leader="dot"/>
+          <w:tab w:pos="9354" w:val="right" w:leader="dot"/>
         </w:tabs>
         <w:spacing w:lineRule="auto" w:line="360" w:after="0" w:before="0"/>
         <w:ind w:firstLine="0" w:left="0"/>
@@ -996,23 +967,27 @@
       </w:pPr>
       <w:r>
         <w:rPr>
-          <w:rFonts w:ascii="Times New Roman" w:hAnsi="Times New Roman" w:eastAsia="Times New Roman"/>
-          <w:b w:val="0"/>
-          <w:i w:val="0"/>
-          <w:color w:val="000000"/>
+          <w:rFonts w:ascii="Times New Roman" w:hAnsi="Times New Roman" w:eastAsia="Times New Roman" w:cs="Times New Roman"/>
+          <w:b w:val="0"/>
+          <w:i w:val="0"/>
           <w:sz w:val="28"/>
         </w:rPr>
         <w:t>1 Бизнес-требования</w:t>
       </w:r>
       <w:r>
+        <w:rPr>
+          <w:rFonts w:ascii="Times New Roman" w:hAnsi="Times New Roman" w:eastAsia="Times New Roman" w:cs="Times New Roman"/>
+          <w:b w:val="0"/>
+          <w:i w:val="0"/>
+          <w:sz w:val="28"/>
+        </w:rPr>
         <w:tab/>
       </w:r>
       <w:r>
         <w:rPr>
-          <w:rFonts w:ascii="Times New Roman" w:hAnsi="Times New Roman" w:eastAsia="Times New Roman"/>
-          <w:b w:val="0"/>
-          <w:i w:val="0"/>
-          <w:color w:val="000000"/>
+          <w:rFonts w:ascii="Times New Roman" w:hAnsi="Times New Roman" w:eastAsia="Times New Roman" w:cs="Times New Roman"/>
+          <w:b w:val="0"/>
+          <w:i w:val="0"/>
           <w:sz w:val="28"/>
         </w:rPr>
         <w:t>4</w:t>
@@ -1021,7 +996,7 @@
     <w:p>
       <w:pPr>
         <w:tabs>
-          <w:tab w:pos="9071" w:val="right" w:leader="dot"/>
+          <w:tab w:pos="9354" w:val="right" w:leader="dot"/>
         </w:tabs>
         <w:spacing w:lineRule="auto" w:line="360" w:after="0" w:before="0"/>
         <w:ind w:firstLine="0" w:left="283"/>
@@ -1029,23 +1004,27 @@
       </w:pPr>
       <w:r>
         <w:rPr>
-          <w:rFonts w:ascii="Times New Roman" w:hAnsi="Times New Roman" w:eastAsia="Times New Roman"/>
-          <w:b w:val="0"/>
-          <w:i w:val="0"/>
-          <w:color w:val="000000"/>
+          <w:rFonts w:ascii="Times New Roman" w:hAnsi="Times New Roman" w:eastAsia="Times New Roman" w:cs="Times New Roman"/>
+          <w:b w:val="0"/>
+          <w:i w:val="0"/>
           <w:sz w:val="28"/>
         </w:rPr>
         <w:t>1.1 Исходные данные и возможность</w:t>
       </w:r>
       <w:r>
+        <w:rPr>
+          <w:rFonts w:ascii="Times New Roman" w:hAnsi="Times New Roman" w:eastAsia="Times New Roman" w:cs="Times New Roman"/>
+          <w:b w:val="0"/>
+          <w:i w:val="0"/>
+          <w:sz w:val="28"/>
+        </w:rPr>
         <w:tab/>
       </w:r>
       <w:r>
         <w:rPr>
-          <w:rFonts w:ascii="Times New Roman" w:hAnsi="Times New Roman" w:eastAsia="Times New Roman"/>
-          <w:b w:val="0"/>
-          <w:i w:val="0"/>
-          <w:color w:val="000000"/>
+          <w:rFonts w:ascii="Times New Roman" w:hAnsi="Times New Roman" w:eastAsia="Times New Roman" w:cs="Times New Roman"/>
+          <w:b w:val="0"/>
+          <w:i w:val="0"/>
           <w:sz w:val="28"/>
         </w:rPr>
         <w:t>4</w:t>
@@ -1054,7 +1033,7 @@
     <w:p>
       <w:pPr>
         <w:tabs>
-          <w:tab w:pos="9071" w:val="right" w:leader="dot"/>
+          <w:tab w:pos="9354" w:val="right" w:leader="dot"/>
         </w:tabs>
         <w:spacing w:lineRule="auto" w:line="360" w:after="0" w:before="0"/>
         <w:ind w:firstLine="0" w:left="283"/>
@@ -1062,23 +1041,27 @@
       </w:pPr>
       <w:r>
         <w:rPr>
-          <w:rFonts w:ascii="Times New Roman" w:hAnsi="Times New Roman" w:eastAsia="Times New Roman"/>
-          <w:b w:val="0"/>
-          <w:i w:val="0"/>
-          <w:color w:val="000000"/>
+          <w:rFonts w:ascii="Times New Roman" w:hAnsi="Times New Roman" w:eastAsia="Times New Roman" w:cs="Times New Roman"/>
+          <w:b w:val="0"/>
+          <w:i w:val="0"/>
           <w:sz w:val="28"/>
         </w:rPr>
         <w:t>1.2 Цели и критерии успеха</w:t>
       </w:r>
       <w:r>
+        <w:rPr>
+          <w:rFonts w:ascii="Times New Roman" w:hAnsi="Times New Roman" w:eastAsia="Times New Roman" w:cs="Times New Roman"/>
+          <w:b w:val="0"/>
+          <w:i w:val="0"/>
+          <w:sz w:val="28"/>
+        </w:rPr>
         <w:tab/>
       </w:r>
       <w:r>
         <w:rPr>
-          <w:rFonts w:ascii="Times New Roman" w:hAnsi="Times New Roman" w:eastAsia="Times New Roman"/>
-          <w:b w:val="0"/>
-          <w:i w:val="0"/>
-          <w:color w:val="000000"/>
+          <w:rFonts w:ascii="Times New Roman" w:hAnsi="Times New Roman" w:eastAsia="Times New Roman" w:cs="Times New Roman"/>
+          <w:b w:val="0"/>
+          <w:i w:val="0"/>
           <w:sz w:val="28"/>
         </w:rPr>
         <w:t>4</w:t>
@@ -1087,7 +1070,7 @@
     <w:p>
       <w:pPr>
         <w:tabs>
-          <w:tab w:pos="9071" w:val="right" w:leader="dot"/>
+          <w:tab w:pos="9354" w:val="right" w:leader="dot"/>
         </w:tabs>
         <w:spacing w:lineRule="auto" w:line="360" w:after="0" w:before="0"/>
         <w:ind w:firstLine="0" w:left="283"/>
@@ -1095,23 +1078,27 @@
       </w:pPr>
       <w:r>
         <w:rPr>
-          <w:rFonts w:ascii="Times New Roman" w:hAnsi="Times New Roman" w:eastAsia="Times New Roman"/>
-          <w:b w:val="0"/>
-          <w:i w:val="0"/>
-          <w:color w:val="000000"/>
+          <w:rFonts w:ascii="Times New Roman" w:hAnsi="Times New Roman" w:eastAsia="Times New Roman" w:cs="Times New Roman"/>
+          <w:b w:val="0"/>
+          <w:i w:val="0"/>
           <w:sz w:val="28"/>
         </w:rPr>
         <w:t>1.3 Положение о концепции</w:t>
       </w:r>
       <w:r>
+        <w:rPr>
+          <w:rFonts w:ascii="Times New Roman" w:hAnsi="Times New Roman" w:eastAsia="Times New Roman" w:cs="Times New Roman"/>
+          <w:b w:val="0"/>
+          <w:i w:val="0"/>
+          <w:sz w:val="28"/>
+        </w:rPr>
         <w:tab/>
       </w:r>
       <w:r>
         <w:rPr>
-          <w:rFonts w:ascii="Times New Roman" w:hAnsi="Times New Roman" w:eastAsia="Times New Roman"/>
-          <w:b w:val="0"/>
-          <w:i w:val="0"/>
-          <w:color w:val="000000"/>
+          <w:rFonts w:ascii="Times New Roman" w:hAnsi="Times New Roman" w:eastAsia="Times New Roman" w:cs="Times New Roman"/>
+          <w:b w:val="0"/>
+          <w:i w:val="0"/>
           <w:sz w:val="28"/>
         </w:rPr>
         <w:t>5</w:t>
@@ -1120,7 +1107,7 @@
     <w:p>
       <w:pPr>
         <w:tabs>
-          <w:tab w:pos="9071" w:val="right" w:leader="dot"/>
+          <w:tab w:pos="9354" w:val="right" w:leader="dot"/>
         </w:tabs>
         <w:spacing w:lineRule="auto" w:line="360" w:after="0" w:before="0"/>
         <w:ind w:firstLine="0" w:left="283"/>
@@ -1128,23 +1115,27 @@
       </w:pPr>
       <w:r>
         <w:rPr>
-          <w:rFonts w:ascii="Times New Roman" w:hAnsi="Times New Roman" w:eastAsia="Times New Roman"/>
-          <w:b w:val="0"/>
-          <w:i w:val="0"/>
-          <w:color w:val="000000"/>
+          <w:rFonts w:ascii="Times New Roman" w:hAnsi="Times New Roman" w:eastAsia="Times New Roman" w:cs="Times New Roman"/>
+          <w:b w:val="0"/>
+          <w:i w:val="0"/>
           <w:sz w:val="28"/>
         </w:rPr>
         <w:t>1.4 Риски, предположения и зависимости</w:t>
       </w:r>
       <w:r>
+        <w:rPr>
+          <w:rFonts w:ascii="Times New Roman" w:hAnsi="Times New Roman" w:eastAsia="Times New Roman" w:cs="Times New Roman"/>
+          <w:b w:val="0"/>
+          <w:i w:val="0"/>
+          <w:sz w:val="28"/>
+        </w:rPr>
         <w:tab/>
       </w:r>
       <w:r>
         <w:rPr>
-          <w:rFonts w:ascii="Times New Roman" w:hAnsi="Times New Roman" w:eastAsia="Times New Roman"/>
-          <w:b w:val="0"/>
-          <w:i w:val="0"/>
-          <w:color w:val="000000"/>
+          <w:rFonts w:ascii="Times New Roman" w:hAnsi="Times New Roman" w:eastAsia="Times New Roman" w:cs="Times New Roman"/>
+          <w:b w:val="0"/>
+          <w:i w:val="0"/>
           <w:sz w:val="28"/>
         </w:rPr>
         <w:t>5</w:t>
@@ -1153,7 +1144,7 @@
     <w:p>
       <w:pPr>
         <w:tabs>
-          <w:tab w:pos="9071" w:val="right" w:leader="dot"/>
+          <w:tab w:pos="9354" w:val="right" w:leader="dot"/>
         </w:tabs>
         <w:spacing w:lineRule="auto" w:line="360" w:after="0" w:before="0"/>
         <w:ind w:firstLine="0" w:left="0"/>
@@ -1161,23 +1152,27 @@
       </w:pPr>
       <w:r>
         <w:rPr>
-          <w:rFonts w:ascii="Times New Roman" w:hAnsi="Times New Roman" w:eastAsia="Times New Roman"/>
-          <w:b w:val="0"/>
-          <w:i w:val="0"/>
-          <w:color w:val="000000"/>
+          <w:rFonts w:ascii="Times New Roman" w:hAnsi="Times New Roman" w:eastAsia="Times New Roman" w:cs="Times New Roman"/>
+          <w:b w:val="0"/>
+          <w:i w:val="0"/>
           <w:sz w:val="28"/>
         </w:rPr>
         <w:t>2 Заинтересованные лица и пользователи</w:t>
       </w:r>
       <w:r>
+        <w:rPr>
+          <w:rFonts w:ascii="Times New Roman" w:hAnsi="Times New Roman" w:eastAsia="Times New Roman" w:cs="Times New Roman"/>
+          <w:b w:val="0"/>
+          <w:i w:val="0"/>
+          <w:sz w:val="28"/>
+        </w:rPr>
         <w:tab/>
       </w:r>
       <w:r>
         <w:rPr>
-          <w:rFonts w:ascii="Times New Roman" w:hAnsi="Times New Roman" w:eastAsia="Times New Roman"/>
-          <w:b w:val="0"/>
-          <w:i w:val="0"/>
-          <w:color w:val="000000"/>
+          <w:rFonts w:ascii="Times New Roman" w:hAnsi="Times New Roman" w:eastAsia="Times New Roman" w:cs="Times New Roman"/>
+          <w:b w:val="0"/>
+          <w:i w:val="0"/>
           <w:sz w:val="28"/>
         </w:rPr>
         <w:t>7</w:t>
@@ -1186,7 +1181,7 @@
     <w:p>
       <w:pPr>
         <w:tabs>
-          <w:tab w:pos="9071" w:val="right" w:leader="dot"/>
+          <w:tab w:pos="9354" w:val="right" w:leader="dot"/>
         </w:tabs>
         <w:spacing w:lineRule="auto" w:line="360" w:after="0" w:before="0"/>
         <w:ind w:firstLine="0" w:left="0"/>
@@ -1194,23 +1189,27 @@
       </w:pPr>
       <w:r>
         <w:rPr>
-          <w:rFonts w:ascii="Times New Roman" w:hAnsi="Times New Roman" w:eastAsia="Times New Roman"/>
-          <w:b w:val="0"/>
-          <w:i w:val="0"/>
-          <w:color w:val="000000"/>
+          <w:rFonts w:ascii="Times New Roman" w:hAnsi="Times New Roman" w:eastAsia="Times New Roman" w:cs="Times New Roman"/>
+          <w:b w:val="0"/>
+          <w:i w:val="0"/>
           <w:sz w:val="28"/>
         </w:rPr>
         <w:t>3 Рамки проекта</w:t>
       </w:r>
       <w:r>
+        <w:rPr>
+          <w:rFonts w:ascii="Times New Roman" w:hAnsi="Times New Roman" w:eastAsia="Times New Roman" w:cs="Times New Roman"/>
+          <w:b w:val="0"/>
+          <w:i w:val="0"/>
+          <w:sz w:val="28"/>
+        </w:rPr>
         <w:tab/>
       </w:r>
       <w:r>
         <w:rPr>
-          <w:rFonts w:ascii="Times New Roman" w:hAnsi="Times New Roman" w:eastAsia="Times New Roman"/>
-          <w:b w:val="0"/>
-          <w:i w:val="0"/>
-          <w:color w:val="000000"/>
+          <w:rFonts w:ascii="Times New Roman" w:hAnsi="Times New Roman" w:eastAsia="Times New Roman" w:cs="Times New Roman"/>
+          <w:b w:val="0"/>
+          <w:i w:val="0"/>
           <w:sz w:val="28"/>
         </w:rPr>
         <w:t>8</w:t>
@@ -1219,7 +1218,7 @@
     <w:p>
       <w:pPr>
         <w:tabs>
-          <w:tab w:pos="9071" w:val="right" w:leader="dot"/>
+          <w:tab w:pos="9354" w:val="right" w:leader="dot"/>
         </w:tabs>
         <w:spacing w:lineRule="auto" w:line="360" w:after="0" w:before="0"/>
         <w:ind w:firstLine="0" w:left="283"/>
@@ -1227,23 +1226,27 @@
       </w:pPr>
       <w:r>
         <w:rPr>
-          <w:rFonts w:ascii="Times New Roman" w:hAnsi="Times New Roman" w:eastAsia="Times New Roman"/>
-          <w:b w:val="0"/>
-          <w:i w:val="0"/>
-          <w:color w:val="000000"/>
+          <w:rFonts w:ascii="Times New Roman" w:hAnsi="Times New Roman" w:eastAsia="Times New Roman" w:cs="Times New Roman"/>
+          <w:b w:val="0"/>
+          <w:i w:val="0"/>
           <w:sz w:val="28"/>
         </w:rPr>
         <w:t>3.1 Основные функции</w:t>
       </w:r>
       <w:r>
+        <w:rPr>
+          <w:rFonts w:ascii="Times New Roman" w:hAnsi="Times New Roman" w:eastAsia="Times New Roman" w:cs="Times New Roman"/>
+          <w:b w:val="0"/>
+          <w:i w:val="0"/>
+          <w:sz w:val="28"/>
+        </w:rPr>
         <w:tab/>
       </w:r>
       <w:r>
         <w:rPr>
-          <w:rFonts w:ascii="Times New Roman" w:hAnsi="Times New Roman" w:eastAsia="Times New Roman"/>
-          <w:b w:val="0"/>
-          <w:i w:val="0"/>
-          <w:color w:val="000000"/>
+          <w:rFonts w:ascii="Times New Roman" w:hAnsi="Times New Roman" w:eastAsia="Times New Roman" w:cs="Times New Roman"/>
+          <w:b w:val="0"/>
+          <w:i w:val="0"/>
           <w:sz w:val="28"/>
         </w:rPr>
         <w:t>8</w:t>
@@ -1252,7 +1255,7 @@
     <w:p>
       <w:pPr>
         <w:tabs>
-          <w:tab w:pos="9071" w:val="right" w:leader="dot"/>
+          <w:tab w:pos="9354" w:val="right" w:leader="dot"/>
         </w:tabs>
         <w:spacing w:lineRule="auto" w:line="360" w:after="0" w:before="0"/>
         <w:ind w:firstLine="0" w:left="283"/>
@@ -1260,23 +1263,27 @@
       </w:pPr>
       <w:r>
         <w:rPr>
-          <w:rFonts w:ascii="Times New Roman" w:hAnsi="Times New Roman" w:eastAsia="Times New Roman"/>
-          <w:b w:val="0"/>
-          <w:i w:val="0"/>
-          <w:color w:val="000000"/>
+          <w:rFonts w:ascii="Times New Roman" w:hAnsi="Times New Roman" w:eastAsia="Times New Roman" w:cs="Times New Roman"/>
+          <w:b w:val="0"/>
+          <w:i w:val="0"/>
           <w:sz w:val="28"/>
         </w:rPr>
         <w:t>3.2 Объём версий</w:t>
       </w:r>
       <w:r>
+        <w:rPr>
+          <w:rFonts w:ascii="Times New Roman" w:hAnsi="Times New Roman" w:eastAsia="Times New Roman" w:cs="Times New Roman"/>
+          <w:b w:val="0"/>
+          <w:i w:val="0"/>
+          <w:sz w:val="28"/>
+        </w:rPr>
         <w:tab/>
       </w:r>
       <w:r>
         <w:rPr>
-          <w:rFonts w:ascii="Times New Roman" w:hAnsi="Times New Roman" w:eastAsia="Times New Roman"/>
-          <w:b w:val="0"/>
-          <w:i w:val="0"/>
-          <w:color w:val="000000"/>
+          <w:rFonts w:ascii="Times New Roman" w:hAnsi="Times New Roman" w:eastAsia="Times New Roman" w:cs="Times New Roman"/>
+          <w:b w:val="0"/>
+          <w:i w:val="0"/>
           <w:sz w:val="28"/>
         </w:rPr>
         <w:t>8</w:t>
@@ -1285,7 +1292,7 @@
     <w:p>
       <w:pPr>
         <w:tabs>
-          <w:tab w:pos="9071" w:val="right" w:leader="dot"/>
+          <w:tab w:pos="9354" w:val="right" w:leader="dot"/>
         </w:tabs>
         <w:spacing w:lineRule="auto" w:line="360" w:after="0" w:before="0"/>
         <w:ind w:firstLine="0" w:left="283"/>
@@ -1293,32 +1300,36 @@
       </w:pPr>
       <w:r>
         <w:rPr>
-          <w:rFonts w:ascii="Times New Roman" w:hAnsi="Times New Roman" w:eastAsia="Times New Roman"/>
-          <w:b w:val="0"/>
-          <w:i w:val="0"/>
-          <w:color w:val="000000"/>
+          <w:rFonts w:ascii="Times New Roman" w:hAnsi="Times New Roman" w:eastAsia="Times New Roman" w:cs="Times New Roman"/>
+          <w:b w:val="0"/>
+          <w:i w:val="0"/>
           <w:sz w:val="28"/>
         </w:rPr>
         <w:t>3.3 Положение о позиции продукта</w:t>
       </w:r>
       <w:r>
+        <w:rPr>
+          <w:rFonts w:ascii="Times New Roman" w:hAnsi="Times New Roman" w:eastAsia="Times New Roman" w:cs="Times New Roman"/>
+          <w:b w:val="0"/>
+          <w:i w:val="0"/>
+          <w:sz w:val="28"/>
+        </w:rPr>
         <w:tab/>
       </w:r>
       <w:r>
         <w:rPr>
-          <w:rFonts w:ascii="Times New Roman" w:hAnsi="Times New Roman" w:eastAsia="Times New Roman"/>
-          <w:b w:val="0"/>
-          <w:i w:val="0"/>
-          <w:color w:val="000000"/>
-          <w:sz w:val="28"/>
-        </w:rPr>
-        <w:t>9</w:t>
+          <w:rFonts w:ascii="Times New Roman" w:hAnsi="Times New Roman" w:eastAsia="Times New Roman" w:cs="Times New Roman"/>
+          <w:b w:val="0"/>
+          <w:i w:val="0"/>
+          <w:sz w:val="28"/>
+        </w:rPr>
+        <w:t>8</w:t>
       </w:r>
     </w:p>
     <w:p>
       <w:pPr>
         <w:tabs>
-          <w:tab w:pos="9071" w:val="right" w:leader="dot"/>
+          <w:tab w:pos="9354" w:val="right" w:leader="dot"/>
         </w:tabs>
         <w:spacing w:lineRule="auto" w:line="360" w:after="0" w:before="0"/>
         <w:ind w:firstLine="0" w:left="0"/>
@@ -1326,23 +1337,27 @@
       </w:pPr>
       <w:r>
         <w:rPr>
-          <w:rFonts w:ascii="Times New Roman" w:hAnsi="Times New Roman" w:eastAsia="Times New Roman"/>
-          <w:b w:val="0"/>
-          <w:i w:val="0"/>
-          <w:color w:val="000000"/>
+          <w:rFonts w:ascii="Times New Roman" w:hAnsi="Times New Roman" w:eastAsia="Times New Roman" w:cs="Times New Roman"/>
+          <w:b w:val="0"/>
+          <w:i w:val="0"/>
           <w:sz w:val="28"/>
         </w:rPr>
         <w:t>4 Бизнес-контекст</w:t>
       </w:r>
       <w:r>
+        <w:rPr>
+          <w:rFonts w:ascii="Times New Roman" w:hAnsi="Times New Roman" w:eastAsia="Times New Roman" w:cs="Times New Roman"/>
+          <w:b w:val="0"/>
+          <w:i w:val="0"/>
+          <w:sz w:val="28"/>
+        </w:rPr>
         <w:tab/>
       </w:r>
       <w:r>
         <w:rPr>
-          <w:rFonts w:ascii="Times New Roman" w:hAnsi="Times New Roman" w:eastAsia="Times New Roman"/>
-          <w:b w:val="0"/>
-          <w:i w:val="0"/>
-          <w:color w:val="000000"/>
+          <w:rFonts w:ascii="Times New Roman" w:hAnsi="Times New Roman" w:eastAsia="Times New Roman" w:cs="Times New Roman"/>
+          <w:b w:val="0"/>
+          <w:i w:val="0"/>
           <w:sz w:val="28"/>
         </w:rPr>
         <w:t>10</w:t>
@@ -1351,7 +1366,7 @@
     <w:p>
       <w:pPr>
         <w:tabs>
-          <w:tab w:pos="9071" w:val="right" w:leader="dot"/>
+          <w:tab w:pos="9354" w:val="right" w:leader="dot"/>
         </w:tabs>
         <w:spacing w:lineRule="auto" w:line="360" w:after="0" w:before="0"/>
         <w:ind w:firstLine="0" w:left="0"/>
@@ -1359,59 +1374,30 @@
       </w:pPr>
       <w:r>
         <w:rPr>
-          <w:rFonts w:ascii="Times New Roman" w:hAnsi="Times New Roman" w:eastAsia="Times New Roman"/>
-          <w:b w:val="0"/>
-          <w:i w:val="0"/>
-          <w:color w:val="000000"/>
+          <w:rFonts w:ascii="Times New Roman" w:hAnsi="Times New Roman" w:eastAsia="Times New Roman" w:cs="Times New Roman"/>
+          <w:b w:val="0"/>
+          <w:i w:val="0"/>
           <w:sz w:val="28"/>
         </w:rPr>
         <w:t>ЗАКЛЮЧЕНИЕ</w:t>
       </w:r>
       <w:r>
+        <w:rPr>
+          <w:rFonts w:ascii="Times New Roman" w:hAnsi="Times New Roman" w:eastAsia="Times New Roman" w:cs="Times New Roman"/>
+          <w:b w:val="0"/>
+          <w:i w:val="0"/>
+          <w:sz w:val="28"/>
+        </w:rPr>
         <w:tab/>
       </w:r>
       <w:r>
         <w:rPr>
-          <w:rFonts w:ascii="Times New Roman" w:hAnsi="Times New Roman" w:eastAsia="Times New Roman"/>
-          <w:b w:val="0"/>
-          <w:i w:val="0"/>
-          <w:color w:val="000000"/>
+          <w:rFonts w:ascii="Times New Roman" w:hAnsi="Times New Roman" w:eastAsia="Times New Roman" w:cs="Times New Roman"/>
+          <w:b w:val="0"/>
+          <w:i w:val="0"/>
           <w:sz w:val="28"/>
         </w:rPr>
         <w:t>11</w:t>
-      </w:r>
-    </w:p>
-    <w:p>
-      <w:pPr>
-        <w:tabs>
-          <w:tab w:pos="9071" w:val="right" w:leader="dot"/>
-        </w:tabs>
-        <w:spacing w:lineRule="auto" w:line="360" w:after="0" w:before="0"/>
-        <w:ind w:firstLine="0" w:left="0"/>
-        <w:jc w:val="left"/>
-      </w:pPr>
-      <w:r>
-        <w:rPr>
-          <w:rFonts w:ascii="Times New Roman" w:hAnsi="Times New Roman" w:eastAsia="Times New Roman"/>
-          <w:b w:val="0"/>
-          <w:i w:val="0"/>
-          <w:color w:val="000000"/>
-          <w:sz w:val="28"/>
-        </w:rPr>
-        <w:t>СПИСОК ИСПОЛЬЗОВАННЫХ ИСТОЧНИКОВ</w:t>
-      </w:r>
-      <w:r>
-        <w:tab/>
-      </w:r>
-      <w:r>
-        <w:rPr>
-          <w:rFonts w:ascii="Times New Roman" w:hAnsi="Times New Roman" w:eastAsia="Times New Roman"/>
-          <w:b w:val="0"/>
-          <w:i w:val="0"/>
-          <w:color w:val="000000"/>
-          <w:sz w:val="28"/>
-        </w:rPr>
-        <w:t>12</w:t>
       </w:r>
     </w:p>
     <w:p>
@@ -1422,16 +1408,15 @@
     <w:p>
       <w:pPr>
         <w:keepNext/>
-        <w:spacing w:lineRule="auto" w:line="360" w:after="360" w:before="0"/>
+        <w:spacing w:lineRule="auto" w:line="360" w:after="240" w:before="0"/>
         <w:ind w:firstLine="0" w:left="0"/>
         <w:jc w:val="center"/>
       </w:pPr>
       <w:r>
         <w:rPr>
-          <w:rFonts w:ascii="Times New Roman" w:hAnsi="Times New Roman" w:eastAsia="Times New Roman"/>
+          <w:rFonts w:ascii="Times New Roman" w:hAnsi="Times New Roman" w:eastAsia="Times New Roman" w:cs="Times New Roman"/>
           <w:b/>
           <w:i w:val="0"/>
-          <w:color w:val="000000"/>
           <w:sz w:val="28"/>
         </w:rPr>
         <w:t>ВВЕДЕНИЕ</w:t>
@@ -1445,13 +1430,12 @@
       </w:pPr>
       <w:r>
         <w:rPr>
-          <w:rFonts w:ascii="Times New Roman" w:hAnsi="Times New Roman" w:eastAsia="Times New Roman"/>
-          <w:b w:val="0"/>
-          <w:i w:val="0"/>
-          <w:color w:val="000000"/>
-          <w:sz w:val="28"/>
-        </w:rPr>
-        <w:t>Первая лабораторная работа по дисциплине «Разработка и анализ требований» посвящена бизнес-требованиям. Нужно зафиксировать, зачем создаётся система, кому она нужна, какие у неё границы и как измерить успех. Основа — главы 5 и 6 и приложение В книги [1]. Образец таблиц проблемы и позиции продукта — документ Vision [2]. Вариант 1 приложения к пособию [3]: информационная система учета реализации (продажи) товаров со склада.</w:t>
+          <w:rFonts w:ascii="Times New Roman" w:hAnsi="Times New Roman" w:eastAsia="Times New Roman" w:cs="Times New Roman"/>
+          <w:b w:val="0"/>
+          <w:i w:val="0"/>
+          <w:sz w:val="28"/>
+        </w:rPr>
+        <w:t>Первая лабораторная работа по дисциплине «Разработка и анализ требований» посвящена бизнес-требованиям. Нужно зафиксировать, зачем создаётся система, кому она нужна, какие у неё границы и как измерить успех. Предмет работы — информационная система учета реализации товаров со склада.</w:t>
       </w:r>
     </w:p>
     <w:p>
@@ -1462,13 +1446,12 @@
       </w:pPr>
       <w:r>
         <w:rPr>
-          <w:rFonts w:ascii="Times New Roman" w:hAnsi="Times New Roman" w:eastAsia="Times New Roman"/>
-          <w:b w:val="0"/>
-          <w:i w:val="0"/>
-          <w:color w:val="000000"/>
-          <w:sz w:val="28"/>
-        </w:rPr>
-        <w:t>Результат работы — документ о концепции и границах, а не программа и не спецификация требований к ПО. Он задаёт общий образ продукта для следующих работ: пользовательские требования, модель данных, прототип [1], [3].</w:t>
+          <w:rFonts w:ascii="Times New Roman" w:hAnsi="Times New Roman" w:eastAsia="Times New Roman" w:cs="Times New Roman"/>
+          <w:b w:val="0"/>
+          <w:i w:val="0"/>
+          <w:sz w:val="28"/>
+        </w:rPr>
+        <w:t>Результат работы — документ о концепции и границах, а не программа и не спецификация требований к ПО. Он задаёт общий образ продукта для следующих работ: пользовательские требования, модель данных, прототип.</w:t>
       </w:r>
     </w:p>
     <w:p>
@@ -1485,10 +1468,9 @@
       </w:pPr>
       <w:r>
         <w:rPr>
-          <w:rFonts w:ascii="Times New Roman" w:hAnsi="Times New Roman" w:eastAsia="Times New Roman"/>
+          <w:rFonts w:ascii="Times New Roman" w:hAnsi="Times New Roman" w:eastAsia="Times New Roman" w:cs="Times New Roman"/>
           <w:b/>
           <w:i w:val="0"/>
-          <w:color w:val="000000"/>
           <w:sz w:val="28"/>
         </w:rPr>
         <w:t>1 Бизнес-требования</w:t>
@@ -1503,10 +1485,9 @@
       </w:pPr>
       <w:r>
         <w:rPr>
-          <w:rFonts w:ascii="Times New Roman" w:hAnsi="Times New Roman" w:eastAsia="Times New Roman"/>
+          <w:rFonts w:ascii="Times New Roman" w:hAnsi="Times New Roman" w:eastAsia="Times New Roman" w:cs="Times New Roman"/>
           <w:b/>
           <w:i w:val="0"/>
-          <w:color w:val="000000"/>
           <w:sz w:val="28"/>
         </w:rPr>
         <w:t>1.1 Исходные данные и возможность</w:t>
@@ -1520,13 +1501,12 @@
       </w:pPr>
       <w:r>
         <w:rPr>
-          <w:rFonts w:ascii="Times New Roman" w:hAnsi="Times New Roman" w:eastAsia="Times New Roman"/>
-          <w:b w:val="0"/>
-          <w:i w:val="0"/>
-          <w:color w:val="000000"/>
-          <w:sz w:val="28"/>
-        </w:rPr>
-        <w:t>Рассматривается торговая организация со складским запасом. Цикл работы: приёмка от поставщика, хранение, заказ покупателя, резерв, отгрузка, оформление реализации, сверка остатков. Сейчас номенклатура, цены, контрагенты и отгрузки ведутся в электронных таблицах и бумажных накладных. Остаток склада и данные отдела продаж не совпадают: товар, уже обещанный одному покупателю, предлагают другому; сводку продаж за период собирают вручную в конце недели.</w:t>
+          <w:rFonts w:ascii="Times New Roman" w:hAnsi="Times New Roman" w:eastAsia="Times New Roman" w:cs="Times New Roman"/>
+          <w:b w:val="0"/>
+          <w:i w:val="0"/>
+          <w:sz w:val="28"/>
+        </w:rPr>
+        <w:t>Рассматривается торговая организация со складским запасом. Цикл работы: приёмка от поставщика, хранение, заказ покупателя, резерв, отгрузка, оформление реализации, сверка остатков. Сейчас номенклатура, цены, контрагенты и отгрузки ведутся в электронных таблицах и бумажных накладных. Остаток склада и данные отдела продаж не совпадают: товар, уже обещанный одному покупателю, предлагают другому; сводку продаж за период составляют вручную в конце недели.</w:t>
       </w:r>
     </w:p>
     <w:p>
@@ -1537,27 +1517,26 @@
       </w:pPr>
       <w:r>
         <w:rPr>
-          <w:rFonts w:ascii="Times New Roman" w:hAnsi="Times New Roman" w:eastAsia="Times New Roman"/>
-          <w:b w:val="0"/>
-          <w:i w:val="0"/>
-          <w:color w:val="000000"/>
-          <w:sz w:val="28"/>
-        </w:rPr>
-        <w:t>Возможность бизнеса — заменить этот контур одной системой, в которой склад и продажи видят один остаток. Без этого нельзя надёжно обещать срок отгрузки и видеть вклад позиций в выручку. Система внутренняя, не витрина интернет-магазина. Формулировка проблемы по образцу [2] приведена в таблице 1.</w:t>
+          <w:rFonts w:ascii="Times New Roman" w:hAnsi="Times New Roman" w:eastAsia="Times New Roman" w:cs="Times New Roman"/>
+          <w:b w:val="0"/>
+          <w:i w:val="0"/>
+          <w:sz w:val="28"/>
+        </w:rPr>
+        <w:t>Возможность бизнеса — заменить этот контур одной системой, в которой склад и продажи видят один остаток. Без этого нельзя надёжно обещать срок отгрузки и видеть вклад позиций в выручку. Система внутренняя, не витрина интернет-магазина. Формулировка проблемы приведена в таблице 1.</w:t>
       </w:r>
     </w:p>
     <w:p>
       <w:pPr>
-        <w:spacing w:lineRule="auto" w:line="360" w:after="80" w:before="200"/>
+        <w:keepNext/>
+        <w:spacing w:line="240" w:lineRule="auto" w:after="120" w:before="240"/>
         <w:ind w:firstLine="0" w:left="0"/>
         <w:jc w:val="left"/>
       </w:pPr>
       <w:r>
         <w:rPr>
-          <w:rFonts w:ascii="Times New Roman" w:hAnsi="Times New Roman" w:eastAsia="Times New Roman"/>
-          <w:b w:val="0"/>
-          <w:i w:val="0"/>
-          <w:color w:val="000000"/>
+          <w:rFonts w:ascii="Times New Roman" w:hAnsi="Times New Roman" w:eastAsia="Times New Roman" w:cs="Times New Roman"/>
+          <w:b w:val="0"/>
+          <w:i w:val="0"/>
           <w:sz w:val="28"/>
         </w:rPr>
         <w:t>Таблица 1 — Формулировка проблемы</w:t>
@@ -1565,13 +1544,15 @@
     </w:p>
     <w:tbl>
       <w:tblPr>
-        <w:tblW w:type="auto" w:w="0"/>
-        <w:jc w:val="center"/>
+        <w:tblW w:type="dxa" w:w="9354"/>
+        <w:jc w:val="left"/>
+        <w:tblLayout w:type="fixed"/>
         <w:tblLook w:firstColumn="1" w:firstRow="1" w:lastColumn="0" w:lastRow="0" w:noHBand="0" w:noVBand="1" w:val="04A0"/>
+        <w:tblInd w:w="0" w:type="dxa"/>
       </w:tblPr>
       <w:tblGrid>
-        <w:gridCol w:w="4677"/>
-        <w:gridCol w:w="4677"/>
+        <w:gridCol w:w="2267"/>
+        <w:gridCol w:w="7086"/>
       </w:tblGrid>
       <w:tr>
         <w:tc>
@@ -1583,21 +1564,21 @@
               <w:bottom w:val="single" w:sz="4" w:space="0" w:color="000000"/>
               <w:right w:val="single" w:sz="4" w:space="0" w:color="000000"/>
             </w:tcBorders>
-          </w:tcPr>
-          <w:p>
-            <w:pPr>
-              <w:spacing w:lineRule="auto" w:line="360" w:after="0" w:before="0"/>
+            <w:vAlign w:val="top"/>
+          </w:tcPr>
+          <w:p>
+            <w:pPr>
+              <w:spacing w:line="240" w:lineRule="auto" w:after="0" w:before="0"/>
               <w:ind w:firstLine="0" w:left="0"/>
               <w:jc w:val="center"/>
             </w:pPr>
             <w:r/>
             <w:r>
               <w:rPr>
-                <w:rFonts w:ascii="Times New Roman" w:hAnsi="Times New Roman" w:eastAsia="Times New Roman"/>
+                <w:rFonts w:ascii="Times New Roman" w:hAnsi="Times New Roman" w:eastAsia="Times New Roman" w:cs="Times New Roman"/>
                 <w:b/>
                 <w:i w:val="0"/>
-                <w:color w:val="000000"/>
-                <w:sz w:val="24"/>
+                <w:sz w:val="28"/>
               </w:rPr>
               <w:t>Элемент</w:t>
             </w:r>
@@ -1612,21 +1593,21 @@
               <w:bottom w:val="single" w:sz="4" w:space="0" w:color="000000"/>
               <w:right w:val="single" w:sz="4" w:space="0" w:color="000000"/>
             </w:tcBorders>
-          </w:tcPr>
-          <w:p>
-            <w:pPr>
-              <w:spacing w:lineRule="auto" w:line="360" w:after="0" w:before="0"/>
+            <w:vAlign w:val="top"/>
+          </w:tcPr>
+          <w:p>
+            <w:pPr>
+              <w:spacing w:line="240" w:lineRule="auto" w:after="0" w:before="0"/>
               <w:ind w:firstLine="0" w:left="0"/>
               <w:jc w:val="center"/>
             </w:pPr>
             <w:r/>
             <w:r>
               <w:rPr>
-                <w:rFonts w:ascii="Times New Roman" w:hAnsi="Times New Roman" w:eastAsia="Times New Roman"/>
+                <w:rFonts w:ascii="Times New Roman" w:hAnsi="Times New Roman" w:eastAsia="Times New Roman" w:cs="Times New Roman"/>
                 <w:b/>
                 <w:i w:val="0"/>
-                <w:color w:val="000000"/>
-                <w:sz w:val="24"/>
+                <w:sz w:val="28"/>
               </w:rPr>
               <w:t>Описание</w:t>
             </w:r>
@@ -1643,21 +1624,21 @@
               <w:bottom w:val="single" w:sz="4" w:space="0" w:color="000000"/>
               <w:right w:val="single" w:sz="4" w:space="0" w:color="000000"/>
             </w:tcBorders>
-          </w:tcPr>
-          <w:p>
-            <w:pPr>
-              <w:spacing w:lineRule="auto" w:line="360" w:after="0" w:before="0"/>
-              <w:ind w:firstLine="0" w:left="0"/>
-              <w:jc w:val="left"/>
-            </w:pPr>
-            <w:r/>
-            <w:r>
-              <w:rPr>
-                <w:rFonts w:ascii="Times New Roman" w:hAnsi="Times New Roman" w:eastAsia="Times New Roman"/>
-                <w:b w:val="0"/>
-                <w:i w:val="0"/>
-                <w:color w:val="000000"/>
-                <w:sz w:val="24"/>
+            <w:vAlign w:val="top"/>
+          </w:tcPr>
+          <w:p>
+            <w:pPr>
+              <w:spacing w:line="240" w:lineRule="auto" w:after="0" w:before="0"/>
+              <w:ind w:firstLine="0" w:left="0"/>
+              <w:jc w:val="left"/>
+            </w:pPr>
+            <w:r/>
+            <w:r>
+              <w:rPr>
+                <w:rFonts w:ascii="Times New Roman" w:hAnsi="Times New Roman" w:eastAsia="Times New Roman" w:cs="Times New Roman"/>
+                <w:b w:val="0"/>
+                <w:i w:val="0"/>
+                <w:sz w:val="28"/>
               </w:rPr>
               <w:t>Проблема</w:t>
             </w:r>
@@ -1672,21 +1653,21 @@
               <w:bottom w:val="single" w:sz="4" w:space="0" w:color="000000"/>
               <w:right w:val="single" w:sz="4" w:space="0" w:color="000000"/>
             </w:tcBorders>
-          </w:tcPr>
-          <w:p>
-            <w:pPr>
-              <w:spacing w:lineRule="auto" w:line="360" w:after="0" w:before="0"/>
-              <w:ind w:firstLine="0" w:left="0"/>
-              <w:jc w:val="left"/>
-            </w:pPr>
-            <w:r/>
-            <w:r>
-              <w:rPr>
-                <w:rFonts w:ascii="Times New Roman" w:hAnsi="Times New Roman" w:eastAsia="Times New Roman"/>
-                <w:b w:val="0"/>
-                <w:i w:val="0"/>
-                <w:color w:val="000000"/>
-                <w:sz w:val="24"/>
+            <w:vAlign w:val="top"/>
+          </w:tcPr>
+          <w:p>
+            <w:pPr>
+              <w:spacing w:line="240" w:lineRule="auto" w:after="0" w:before="0"/>
+              <w:ind w:firstLine="0" w:left="0"/>
+              <w:jc w:val="left"/>
+            </w:pPr>
+            <w:r/>
+            <w:r>
+              <w:rPr>
+                <w:rFonts w:ascii="Times New Roman" w:hAnsi="Times New Roman" w:eastAsia="Times New Roman" w:cs="Times New Roman"/>
+                <w:b w:val="0"/>
+                <w:i w:val="0"/>
+                <w:sz w:val="28"/>
               </w:rPr>
               <w:t>Разрозненный учёт остатков и продаж: данные склада и отдела продаж не совпадают.</w:t>
             </w:r>
@@ -1703,21 +1684,21 @@
               <w:bottom w:val="single" w:sz="4" w:space="0" w:color="000000"/>
               <w:right w:val="single" w:sz="4" w:space="0" w:color="000000"/>
             </w:tcBorders>
-          </w:tcPr>
-          <w:p>
-            <w:pPr>
-              <w:spacing w:lineRule="auto" w:line="360" w:after="0" w:before="0"/>
-              <w:ind w:firstLine="0" w:left="0"/>
-              <w:jc w:val="left"/>
-            </w:pPr>
-            <w:r/>
-            <w:r>
-              <w:rPr>
-                <w:rFonts w:ascii="Times New Roman" w:hAnsi="Times New Roman" w:eastAsia="Times New Roman"/>
-                <w:b w:val="0"/>
-                <w:i w:val="0"/>
-                <w:color w:val="000000"/>
-                <w:sz w:val="24"/>
+            <w:vAlign w:val="top"/>
+          </w:tcPr>
+          <w:p>
+            <w:pPr>
+              <w:spacing w:line="240" w:lineRule="auto" w:after="0" w:before="0"/>
+              <w:ind w:firstLine="0" w:left="0"/>
+              <w:jc w:val="left"/>
+            </w:pPr>
+            <w:r/>
+            <w:r>
+              <w:rPr>
+                <w:rFonts w:ascii="Times New Roman" w:hAnsi="Times New Roman" w:eastAsia="Times New Roman" w:cs="Times New Roman"/>
+                <w:b w:val="0"/>
+                <w:i w:val="0"/>
+                <w:sz w:val="28"/>
               </w:rPr>
               <w:t>Затрагивает</w:t>
             </w:r>
@@ -1732,21 +1713,21 @@
               <w:bottom w:val="single" w:sz="4" w:space="0" w:color="000000"/>
               <w:right w:val="single" w:sz="4" w:space="0" w:color="000000"/>
             </w:tcBorders>
-          </w:tcPr>
-          <w:p>
-            <w:pPr>
-              <w:spacing w:lineRule="auto" w:line="360" w:after="0" w:before="0"/>
-              <w:ind w:firstLine="0" w:left="0"/>
-              <w:jc w:val="left"/>
-            </w:pPr>
-            <w:r/>
-            <w:r>
-              <w:rPr>
-                <w:rFonts w:ascii="Times New Roman" w:hAnsi="Times New Roman" w:eastAsia="Times New Roman"/>
-                <w:b w:val="0"/>
-                <w:i w:val="0"/>
-                <w:color w:val="000000"/>
-                <w:sz w:val="24"/>
+            <w:vAlign w:val="top"/>
+          </w:tcPr>
+          <w:p>
+            <w:pPr>
+              <w:spacing w:line="240" w:lineRule="auto" w:after="0" w:before="0"/>
+              <w:ind w:firstLine="0" w:left="0"/>
+              <w:jc w:val="left"/>
+            </w:pPr>
+            <w:r/>
+            <w:r>
+              <w:rPr>
+                <w:rFonts w:ascii="Times New Roman" w:hAnsi="Times New Roman" w:eastAsia="Times New Roman" w:cs="Times New Roman"/>
+                <w:b w:val="0"/>
+                <w:i w:val="0"/>
+                <w:sz w:val="28"/>
               </w:rPr>
               <w:t>Отдел продаж, склад, бухгалтерию, руководство.</w:t>
             </w:r>
@@ -1763,21 +1744,21 @@
               <w:bottom w:val="single" w:sz="4" w:space="0" w:color="000000"/>
               <w:right w:val="single" w:sz="4" w:space="0" w:color="000000"/>
             </w:tcBorders>
-          </w:tcPr>
-          <w:p>
-            <w:pPr>
-              <w:spacing w:lineRule="auto" w:line="360" w:after="0" w:before="0"/>
-              <w:ind w:firstLine="0" w:left="0"/>
-              <w:jc w:val="left"/>
-            </w:pPr>
-            <w:r/>
-            <w:r>
-              <w:rPr>
-                <w:rFonts w:ascii="Times New Roman" w:hAnsi="Times New Roman" w:eastAsia="Times New Roman"/>
-                <w:b w:val="0"/>
-                <w:i w:val="0"/>
-                <w:color w:val="000000"/>
-                <w:sz w:val="24"/>
+            <w:vAlign w:val="top"/>
+          </w:tcPr>
+          <w:p>
+            <w:pPr>
+              <w:spacing w:line="240" w:lineRule="auto" w:after="0" w:before="0"/>
+              <w:ind w:firstLine="0" w:left="0"/>
+              <w:jc w:val="left"/>
+            </w:pPr>
+            <w:r/>
+            <w:r>
+              <w:rPr>
+                <w:rFonts w:ascii="Times New Roman" w:hAnsi="Times New Roman" w:eastAsia="Times New Roman" w:cs="Times New Roman"/>
+                <w:b w:val="0"/>
+                <w:i w:val="0"/>
+                <w:sz w:val="28"/>
               </w:rPr>
               <w:t>Последствие</w:t>
             </w:r>
@@ -1792,21 +1773,21 @@
               <w:bottom w:val="single" w:sz="4" w:space="0" w:color="000000"/>
               <w:right w:val="single" w:sz="4" w:space="0" w:color="000000"/>
             </w:tcBorders>
-          </w:tcPr>
-          <w:p>
-            <w:pPr>
-              <w:spacing w:lineRule="auto" w:line="360" w:after="0" w:before="0"/>
-              <w:ind w:firstLine="0" w:left="0"/>
-              <w:jc w:val="left"/>
-            </w:pPr>
-            <w:r/>
-            <w:r>
-              <w:rPr>
-                <w:rFonts w:ascii="Times New Roman" w:hAnsi="Times New Roman" w:eastAsia="Times New Roman"/>
-                <w:b w:val="0"/>
-                <w:i w:val="0"/>
-                <w:color w:val="000000"/>
-                <w:sz w:val="24"/>
+            <w:vAlign w:val="top"/>
+          </w:tcPr>
+          <w:p>
+            <w:pPr>
+              <w:spacing w:line="240" w:lineRule="auto" w:after="0" w:before="0"/>
+              <w:ind w:firstLine="0" w:left="0"/>
+              <w:jc w:val="left"/>
+            </w:pPr>
+            <w:r/>
+            <w:r>
+              <w:rPr>
+                <w:rFonts w:ascii="Times New Roman" w:hAnsi="Times New Roman" w:eastAsia="Times New Roman" w:cs="Times New Roman"/>
+                <w:b w:val="0"/>
+                <w:i w:val="0"/>
+                <w:sz w:val="28"/>
               </w:rPr>
               <w:t>Срывы отгрузки, претензии покупателей, ошибки в выручке.</w:t>
             </w:r>
@@ -1823,21 +1804,21 @@
               <w:bottom w:val="single" w:sz="4" w:space="0" w:color="000000"/>
               <w:right w:val="single" w:sz="4" w:space="0" w:color="000000"/>
             </w:tcBorders>
-          </w:tcPr>
-          <w:p>
-            <w:pPr>
-              <w:spacing w:lineRule="auto" w:line="360" w:after="0" w:before="0"/>
-              <w:ind w:firstLine="0" w:left="0"/>
-              <w:jc w:val="left"/>
-            </w:pPr>
-            <w:r/>
-            <w:r>
-              <w:rPr>
-                <w:rFonts w:ascii="Times New Roman" w:hAnsi="Times New Roman" w:eastAsia="Times New Roman"/>
-                <w:b w:val="0"/>
-                <w:i w:val="0"/>
-                <w:color w:val="000000"/>
-                <w:sz w:val="24"/>
+            <w:vAlign w:val="top"/>
+          </w:tcPr>
+          <w:p>
+            <w:pPr>
+              <w:spacing w:line="240" w:lineRule="auto" w:after="0" w:before="0"/>
+              <w:ind w:firstLine="0" w:left="0"/>
+              <w:jc w:val="left"/>
+            </w:pPr>
+            <w:r/>
+            <w:r>
+              <w:rPr>
+                <w:rFonts w:ascii="Times New Roman" w:hAnsi="Times New Roman" w:eastAsia="Times New Roman" w:cs="Times New Roman"/>
+                <w:b w:val="0"/>
+                <w:i w:val="0"/>
+                <w:sz w:val="28"/>
               </w:rPr>
               <w:t>Успешное решение</w:t>
             </w:r>
@@ -1852,21 +1833,21 @@
               <w:bottom w:val="single" w:sz="4" w:space="0" w:color="000000"/>
               <w:right w:val="single" w:sz="4" w:space="0" w:color="000000"/>
             </w:tcBorders>
-          </w:tcPr>
-          <w:p>
-            <w:pPr>
-              <w:spacing w:lineRule="auto" w:line="360" w:after="0" w:before="0"/>
-              <w:ind w:firstLine="0" w:left="0"/>
-              <w:jc w:val="left"/>
-            </w:pPr>
-            <w:r/>
-            <w:r>
-              <w:rPr>
-                <w:rFonts w:ascii="Times New Roman" w:hAnsi="Times New Roman" w:eastAsia="Times New Roman"/>
-                <w:b w:val="0"/>
-                <w:i w:val="0"/>
-                <w:color w:val="000000"/>
-                <w:sz w:val="24"/>
+            <w:vAlign w:val="top"/>
+          </w:tcPr>
+          <w:p>
+            <w:pPr>
+              <w:spacing w:line="240" w:lineRule="auto" w:after="0" w:before="0"/>
+              <w:ind w:firstLine="0" w:left="0"/>
+              <w:jc w:val="left"/>
+            </w:pPr>
+            <w:r/>
+            <w:r>
+              <w:rPr>
+                <w:rFonts w:ascii="Times New Roman" w:hAnsi="Times New Roman" w:eastAsia="Times New Roman" w:cs="Times New Roman"/>
+                <w:b w:val="0"/>
+                <w:i w:val="0"/>
+                <w:sz w:val="28"/>
               </w:rPr>
               <w:t>Единый остаток и резерв; нельзя отгрузить сверх доступного количества; сводка продаж за период из системы.</w:t>
             </w:r>
@@ -1874,13 +1855,6 @@
         </w:tc>
       </w:tr>
     </w:tbl>
-    <w:p>
-      <w:pPr>
-        <w:spacing w:lineRule="auto" w:line="240" w:after="120" w:before="0"/>
-        <w:ind w:firstLine="0" w:left="0"/>
-        <w:jc w:val="both"/>
-      </w:pPr>
-    </w:p>
     <w:p>
       <w:pPr>
         <w:keepNext/>
@@ -1890,10 +1864,9 @@
       </w:pPr>
       <w:r>
         <w:rPr>
-          <w:rFonts w:ascii="Times New Roman" w:hAnsi="Times New Roman" w:eastAsia="Times New Roman"/>
+          <w:rFonts w:ascii="Times New Roman" w:hAnsi="Times New Roman" w:eastAsia="Times New Roman" w:cs="Times New Roman"/>
           <w:b/>
           <w:i w:val="0"/>
-          <w:color w:val="000000"/>
           <w:sz w:val="28"/>
         </w:rPr>
         <w:t>1.2 Цели и критерии успеха</w:t>
@@ -1907,27 +1880,26 @@
       </w:pPr>
       <w:r>
         <w:rPr>
-          <w:rFonts w:ascii="Times New Roman" w:hAnsi="Times New Roman" w:eastAsia="Times New Roman"/>
-          <w:b w:val="0"/>
-          <w:i w:val="0"/>
-          <w:color w:val="000000"/>
-          <w:sz w:val="28"/>
-        </w:rPr>
-        <w:t>Цели заданы в измеримом виде, как требует глава 5 книги [1] (таблица 2). Формулировки вида «улучшить учёт» не используются.</w:t>
+          <w:rFonts w:ascii="Times New Roman" w:hAnsi="Times New Roman" w:eastAsia="Times New Roman" w:cs="Times New Roman"/>
+          <w:b w:val="0"/>
+          <w:i w:val="0"/>
+          <w:sz w:val="28"/>
+        </w:rPr>
+        <w:t>Цели заданы в измеримом виде (таблица 2). Формулировки вида «улучшить учёт» не используются.</w:t>
       </w:r>
     </w:p>
     <w:p>
       <w:pPr>
-        <w:spacing w:lineRule="auto" w:line="360" w:after="80" w:before="200"/>
+        <w:keepNext/>
+        <w:spacing w:line="240" w:lineRule="auto" w:after="120" w:before="240"/>
         <w:ind w:firstLine="0" w:left="0"/>
         <w:jc w:val="left"/>
       </w:pPr>
       <w:r>
         <w:rPr>
-          <w:rFonts w:ascii="Times New Roman" w:hAnsi="Times New Roman" w:eastAsia="Times New Roman"/>
-          <w:b w:val="0"/>
-          <w:i w:val="0"/>
-          <w:color w:val="000000"/>
+          <w:rFonts w:ascii="Times New Roman" w:hAnsi="Times New Roman" w:eastAsia="Times New Roman" w:cs="Times New Roman"/>
+          <w:b w:val="0"/>
+          <w:i w:val="0"/>
           <w:sz w:val="28"/>
         </w:rPr>
         <w:t>Таблица 2 — Бизнес-цели</w:t>
@@ -1935,13 +1907,15 @@
     </w:p>
     <w:tbl>
       <w:tblPr>
-        <w:tblW w:type="auto" w:w="0"/>
-        <w:jc w:val="center"/>
+        <w:tblW w:type="dxa" w:w="9354"/>
+        <w:jc w:val="left"/>
+        <w:tblLayout w:type="fixed"/>
         <w:tblLook w:firstColumn="1" w:firstRow="1" w:lastColumn="0" w:lastRow="0" w:noHBand="0" w:noVBand="1" w:val="04A0"/>
+        <w:tblInd w:w="0" w:type="dxa"/>
       </w:tblPr>
       <w:tblGrid>
-        <w:gridCol w:w="4677"/>
-        <w:gridCol w:w="4677"/>
+        <w:gridCol w:w="1247"/>
+        <w:gridCol w:w="8107"/>
       </w:tblGrid>
       <w:tr>
         <w:tc>
@@ -1953,21 +1927,21 @@
               <w:bottom w:val="single" w:sz="4" w:space="0" w:color="000000"/>
               <w:right w:val="single" w:sz="4" w:space="0" w:color="000000"/>
             </w:tcBorders>
-          </w:tcPr>
-          <w:p>
-            <w:pPr>
-              <w:spacing w:lineRule="auto" w:line="360" w:after="0" w:before="0"/>
+            <w:vAlign w:val="top"/>
+          </w:tcPr>
+          <w:p>
+            <w:pPr>
+              <w:spacing w:line="240" w:lineRule="auto" w:after="0" w:before="0"/>
               <w:ind w:firstLine="0" w:left="0"/>
               <w:jc w:val="center"/>
             </w:pPr>
             <w:r/>
             <w:r>
               <w:rPr>
-                <w:rFonts w:ascii="Times New Roman" w:hAnsi="Times New Roman" w:eastAsia="Times New Roman"/>
+                <w:rFonts w:ascii="Times New Roman" w:hAnsi="Times New Roman" w:eastAsia="Times New Roman" w:cs="Times New Roman"/>
                 <w:b/>
                 <w:i w:val="0"/>
-                <w:color w:val="000000"/>
-                <w:sz w:val="24"/>
+                <w:sz w:val="28"/>
               </w:rPr>
               <w:t>Код</w:t>
             </w:r>
@@ -1982,21 +1956,21 @@
               <w:bottom w:val="single" w:sz="4" w:space="0" w:color="000000"/>
               <w:right w:val="single" w:sz="4" w:space="0" w:color="000000"/>
             </w:tcBorders>
-          </w:tcPr>
-          <w:p>
-            <w:pPr>
-              <w:spacing w:lineRule="auto" w:line="360" w:after="0" w:before="0"/>
+            <w:vAlign w:val="top"/>
+          </w:tcPr>
+          <w:p>
+            <w:pPr>
+              <w:spacing w:line="240" w:lineRule="auto" w:after="0" w:before="0"/>
               <w:ind w:firstLine="0" w:left="0"/>
               <w:jc w:val="center"/>
             </w:pPr>
             <w:r/>
             <w:r>
               <w:rPr>
-                <w:rFonts w:ascii="Times New Roman" w:hAnsi="Times New Roman" w:eastAsia="Times New Roman"/>
+                <w:rFonts w:ascii="Times New Roman" w:hAnsi="Times New Roman" w:eastAsia="Times New Roman" w:cs="Times New Roman"/>
                 <w:b/>
                 <w:i w:val="0"/>
-                <w:color w:val="000000"/>
-                <w:sz w:val="24"/>
+                <w:sz w:val="28"/>
               </w:rPr>
               <w:t>Цель</w:t>
             </w:r>
@@ -2013,21 +1987,21 @@
               <w:bottom w:val="single" w:sz="4" w:space="0" w:color="000000"/>
               <w:right w:val="single" w:sz="4" w:space="0" w:color="000000"/>
             </w:tcBorders>
-          </w:tcPr>
-          <w:p>
-            <w:pPr>
-              <w:spacing w:lineRule="auto" w:line="360" w:after="0" w:before="0"/>
-              <w:ind w:firstLine="0" w:left="0"/>
-              <w:jc w:val="left"/>
-            </w:pPr>
-            <w:r/>
-            <w:r>
-              <w:rPr>
-                <w:rFonts w:ascii="Times New Roman" w:hAnsi="Times New Roman" w:eastAsia="Times New Roman"/>
-                <w:b w:val="0"/>
-                <w:i w:val="0"/>
-                <w:color w:val="000000"/>
-                <w:sz w:val="24"/>
+            <w:vAlign w:val="top"/>
+          </w:tcPr>
+          <w:p>
+            <w:pPr>
+              <w:spacing w:line="240" w:lineRule="auto" w:after="0" w:before="0"/>
+              <w:ind w:firstLine="0" w:left="0"/>
+              <w:jc w:val="left"/>
+            </w:pPr>
+            <w:r/>
+            <w:r>
+              <w:rPr>
+                <w:rFonts w:ascii="Times New Roman" w:hAnsi="Times New Roman" w:eastAsia="Times New Roman" w:cs="Times New Roman"/>
+                <w:b w:val="0"/>
+                <w:i w:val="0"/>
+                <w:sz w:val="28"/>
               </w:rPr>
               <w:t>БЦ-1</w:t>
             </w:r>
@@ -2042,21 +2016,21 @@
               <w:bottom w:val="single" w:sz="4" w:space="0" w:color="000000"/>
               <w:right w:val="single" w:sz="4" w:space="0" w:color="000000"/>
             </w:tcBorders>
-          </w:tcPr>
-          <w:p>
-            <w:pPr>
-              <w:spacing w:lineRule="auto" w:line="360" w:after="0" w:before="0"/>
-              <w:ind w:firstLine="0" w:left="0"/>
-              <w:jc w:val="left"/>
-            </w:pPr>
-            <w:r/>
-            <w:r>
-              <w:rPr>
-                <w:rFonts w:ascii="Times New Roman" w:hAnsi="Times New Roman" w:eastAsia="Times New Roman"/>
-                <w:b w:val="0"/>
-                <w:i w:val="0"/>
-                <w:color w:val="000000"/>
-                <w:sz w:val="24"/>
+            <w:vAlign w:val="top"/>
+          </w:tcPr>
+          <w:p>
+            <w:pPr>
+              <w:spacing w:line="240" w:lineRule="auto" w:after="0" w:before="0"/>
+              <w:ind w:firstLine="0" w:left="0"/>
+              <w:jc w:val="left"/>
+            </w:pPr>
+            <w:r/>
+            <w:r>
+              <w:rPr>
+                <w:rFonts w:ascii="Times New Roman" w:hAnsi="Times New Roman" w:eastAsia="Times New Roman" w:cs="Times New Roman"/>
+                <w:b w:val="0"/>
+                <w:i w:val="0"/>
+                <w:sz w:val="28"/>
               </w:rPr>
               <w:t>Оформление реализации от заявки до накладной — не более 10 минут в 80 % случаев за три месяца после ввода.</w:t>
             </w:r>
@@ -2073,21 +2047,21 @@
               <w:bottom w:val="single" w:sz="4" w:space="0" w:color="000000"/>
               <w:right w:val="single" w:sz="4" w:space="0" w:color="000000"/>
             </w:tcBorders>
-          </w:tcPr>
-          <w:p>
-            <w:pPr>
-              <w:spacing w:lineRule="auto" w:line="360" w:after="0" w:before="0"/>
-              <w:ind w:firstLine="0" w:left="0"/>
-              <w:jc w:val="left"/>
-            </w:pPr>
-            <w:r/>
-            <w:r>
-              <w:rPr>
-                <w:rFonts w:ascii="Times New Roman" w:hAnsi="Times New Roman" w:eastAsia="Times New Roman"/>
-                <w:b w:val="0"/>
-                <w:i w:val="0"/>
-                <w:color w:val="000000"/>
-                <w:sz w:val="24"/>
+            <w:vAlign w:val="top"/>
+          </w:tcPr>
+          <w:p>
+            <w:pPr>
+              <w:spacing w:line="240" w:lineRule="auto" w:after="0" w:before="0"/>
+              <w:ind w:firstLine="0" w:left="0"/>
+              <w:jc w:val="left"/>
+            </w:pPr>
+            <w:r/>
+            <w:r>
+              <w:rPr>
+                <w:rFonts w:ascii="Times New Roman" w:hAnsi="Times New Roman" w:eastAsia="Times New Roman" w:cs="Times New Roman"/>
+                <w:b w:val="0"/>
+                <w:i w:val="0"/>
+                <w:sz w:val="28"/>
               </w:rPr>
               <w:t>БЦ-2</w:t>
             </w:r>
@@ -2102,21 +2076,21 @@
               <w:bottom w:val="single" w:sz="4" w:space="0" w:color="000000"/>
               <w:right w:val="single" w:sz="4" w:space="0" w:color="000000"/>
             </w:tcBorders>
-          </w:tcPr>
-          <w:p>
-            <w:pPr>
-              <w:spacing w:lineRule="auto" w:line="360" w:after="0" w:before="0"/>
-              <w:ind w:firstLine="0" w:left="0"/>
-              <w:jc w:val="left"/>
-            </w:pPr>
-            <w:r/>
-            <w:r>
-              <w:rPr>
-                <w:rFonts w:ascii="Times New Roman" w:hAnsi="Times New Roman" w:eastAsia="Times New Roman"/>
-                <w:b w:val="0"/>
-                <w:i w:val="0"/>
-                <w:color w:val="000000"/>
-                <w:sz w:val="24"/>
+            <w:vAlign w:val="top"/>
+          </w:tcPr>
+          <w:p>
+            <w:pPr>
+              <w:spacing w:line="240" w:lineRule="auto" w:after="0" w:before="0"/>
+              <w:ind w:firstLine="0" w:left="0"/>
+              <w:jc w:val="left"/>
+            </w:pPr>
+            <w:r/>
+            <w:r>
+              <w:rPr>
+                <w:rFonts w:ascii="Times New Roman" w:hAnsi="Times New Roman" w:eastAsia="Times New Roman" w:cs="Times New Roman"/>
+                <w:b w:val="0"/>
+                <w:i w:val="0"/>
+                <w:sz w:val="28"/>
               </w:rPr>
               <w:t>Расхождения учётного и фактического остатка — не более 3 % позиций к концу первого полугодия.</w:t>
             </w:r>
@@ -2133,21 +2107,21 @@
               <w:bottom w:val="single" w:sz="4" w:space="0" w:color="000000"/>
               <w:right w:val="single" w:sz="4" w:space="0" w:color="000000"/>
             </w:tcBorders>
-          </w:tcPr>
-          <w:p>
-            <w:pPr>
-              <w:spacing w:lineRule="auto" w:line="360" w:after="0" w:before="0"/>
-              <w:ind w:firstLine="0" w:left="0"/>
-              <w:jc w:val="left"/>
-            </w:pPr>
-            <w:r/>
-            <w:r>
-              <w:rPr>
-                <w:rFonts w:ascii="Times New Roman" w:hAnsi="Times New Roman" w:eastAsia="Times New Roman"/>
-                <w:b w:val="0"/>
-                <w:i w:val="0"/>
-                <w:color w:val="000000"/>
-                <w:sz w:val="24"/>
+            <w:vAlign w:val="top"/>
+          </w:tcPr>
+          <w:p>
+            <w:pPr>
+              <w:spacing w:line="240" w:lineRule="auto" w:after="0" w:before="0"/>
+              <w:ind w:firstLine="0" w:left="0"/>
+              <w:jc w:val="left"/>
+            </w:pPr>
+            <w:r/>
+            <w:r>
+              <w:rPr>
+                <w:rFonts w:ascii="Times New Roman" w:hAnsi="Times New Roman" w:eastAsia="Times New Roman" w:cs="Times New Roman"/>
+                <w:b w:val="0"/>
+                <w:i w:val="0"/>
+                <w:sz w:val="28"/>
               </w:rPr>
               <w:t>БЦ-3</w:t>
             </w:r>
@@ -2162,21 +2136,21 @@
               <w:bottom w:val="single" w:sz="4" w:space="0" w:color="000000"/>
               <w:right w:val="single" w:sz="4" w:space="0" w:color="000000"/>
             </w:tcBorders>
-          </w:tcPr>
-          <w:p>
-            <w:pPr>
-              <w:spacing w:lineRule="auto" w:line="360" w:after="0" w:before="0"/>
-              <w:ind w:firstLine="0" w:left="0"/>
-              <w:jc w:val="left"/>
-            </w:pPr>
-            <w:r/>
-            <w:r>
-              <w:rPr>
-                <w:rFonts w:ascii="Times New Roman" w:hAnsi="Times New Roman" w:eastAsia="Times New Roman"/>
-                <w:b w:val="0"/>
-                <w:i w:val="0"/>
-                <w:color w:val="000000"/>
-                <w:sz w:val="24"/>
+            <w:vAlign w:val="top"/>
+          </w:tcPr>
+          <w:p>
+            <w:pPr>
+              <w:spacing w:line="240" w:lineRule="auto" w:after="0" w:before="0"/>
+              <w:ind w:firstLine="0" w:left="0"/>
+              <w:jc w:val="left"/>
+            </w:pPr>
+            <w:r/>
+            <w:r>
+              <w:rPr>
+                <w:rFonts w:ascii="Times New Roman" w:hAnsi="Times New Roman" w:eastAsia="Times New Roman" w:cs="Times New Roman"/>
+                <w:b w:val="0"/>
+                <w:i w:val="0"/>
+                <w:sz w:val="28"/>
               </w:rPr>
               <w:t>Повторная продажа уже зарезервированного товара — не более одного инцидента в месяц.</w:t>
             </w:r>
@@ -2186,23 +2160,15 @@
     </w:tbl>
     <w:p>
       <w:pPr>
-        <w:spacing w:lineRule="auto" w:line="240" w:after="120" w:before="0"/>
-        <w:ind w:firstLine="0" w:left="0"/>
-        <w:jc w:val="both"/>
-      </w:pPr>
-    </w:p>
-    <w:p>
-      <w:pPr>
-        <w:spacing w:lineRule="auto" w:line="360" w:after="0" w:before="0"/>
+        <w:spacing w:lineRule="auto" w:line="360" w:after="0" w:before="120"/>
         <w:ind w:firstLine="709" w:left="0"/>
         <w:jc w:val="both"/>
       </w:pPr>
       <w:r>
         <w:rPr>
-          <w:rFonts w:ascii="Times New Roman" w:hAnsi="Times New Roman" w:eastAsia="Times New Roman"/>
-          <w:b w:val="0"/>
-          <w:i w:val="0"/>
-          <w:color w:val="000000"/>
+          <w:rFonts w:ascii="Times New Roman" w:hAnsi="Times New Roman" w:eastAsia="Times New Roman" w:cs="Times New Roman"/>
+          <w:b w:val="0"/>
+          <w:i w:val="0"/>
           <w:sz w:val="28"/>
         </w:rPr>
         <w:t>Проект считают успешным, если первая версия стала основным контуром учёта на одном складе. БЦ-1 проверяют по выборке оформленных документов, БЦ-2 — по акту инвентаризации, БЦ-3 — по журналу инцидентов отдела продаж. Если сотрудники продолжат параллельные таблицы, БЦ-2 измерить нельзя.</w:t>
@@ -2217,10 +2183,9 @@
       </w:pPr>
       <w:r>
         <w:rPr>
-          <w:rFonts w:ascii="Times New Roman" w:hAnsi="Times New Roman" w:eastAsia="Times New Roman"/>
+          <w:rFonts w:ascii="Times New Roman" w:hAnsi="Times New Roman" w:eastAsia="Times New Roman" w:cs="Times New Roman"/>
           <w:b/>
           <w:i w:val="0"/>
-          <w:color w:val="000000"/>
           <w:sz w:val="28"/>
         </w:rPr>
         <w:t>1.3 Положение о концепции</w:t>
@@ -2234,13 +2199,12 @@
       </w:pPr>
       <w:r>
         <w:rPr>
-          <w:rFonts w:ascii="Times New Roman" w:hAnsi="Times New Roman" w:eastAsia="Times New Roman"/>
-          <w:b w:val="0"/>
-          <w:i w:val="0"/>
-          <w:color w:val="000000"/>
-          <w:sz w:val="28"/>
-        </w:rPr>
-        <w:t>Положение составлено по шаблону ключевых слов, приведённому в главе 5 книги [1]. Для сотрудников склада и отдела продаж, которым нужно оформлять реализацию с контролем остатка, система является информационной системой учёта продаж со склада. Она даёт единый доступ к номенклатуре, доступному остатку, резерву и документам реализации. В отличие от таблиц и бумажных накладных продукт не допускает отгрузки сверх доступного количества и формирует сводку продаж без ручной сборки.</w:t>
+          <w:rFonts w:ascii="Times New Roman" w:hAnsi="Times New Roman" w:eastAsia="Times New Roman" w:cs="Times New Roman"/>
+          <w:b w:val="0"/>
+          <w:i w:val="0"/>
+          <w:sz w:val="28"/>
+        </w:rPr>
+        <w:t>Положение составлено по шаблону ключевых слов. Для сотрудников склада и отдела продаж, которым нужно оформлять реализацию с контролем остатка, система является информационной системой учёта продаж со склада. Она даёт единый доступ к номенклатуре, доступному остатку, резерву и документам реализации. В отличие от таблиц и бумажных накладных продукт не допускает отгрузки сверх доступного количества и формирует сводку продаж из одной базы, без ручного сведения таблиц.</w:t>
       </w:r>
     </w:p>
     <w:p>
@@ -2252,10 +2216,9 @@
       </w:pPr>
       <w:r>
         <w:rPr>
-          <w:rFonts w:ascii="Times New Roman" w:hAnsi="Times New Roman" w:eastAsia="Times New Roman"/>
+          <w:rFonts w:ascii="Times New Roman" w:hAnsi="Times New Roman" w:eastAsia="Times New Roman" w:cs="Times New Roman"/>
           <w:b/>
           <w:i w:val="0"/>
-          <w:color w:val="000000"/>
           <w:sz w:val="28"/>
         </w:rPr>
         <w:t>1.4 Риски, предположения и зависимости</w:t>
@@ -2269,10 +2232,9 @@
       </w:pPr>
       <w:r>
         <w:rPr>
-          <w:rFonts w:ascii="Times New Roman" w:hAnsi="Times New Roman" w:eastAsia="Times New Roman"/>
-          <w:b w:val="0"/>
-          <w:i w:val="0"/>
-          <w:color w:val="000000"/>
+          <w:rFonts w:ascii="Times New Roman" w:hAnsi="Times New Roman" w:eastAsia="Times New Roman" w:cs="Times New Roman"/>
+          <w:b w:val="0"/>
+          <w:i w:val="0"/>
           <w:sz w:val="28"/>
         </w:rPr>
         <w:t>Основные бизнес-риски приведены в таблице 3.</w:t>
@@ -2280,16 +2242,16 @@
     </w:p>
     <w:p>
       <w:pPr>
-        <w:spacing w:lineRule="auto" w:line="360" w:after="80" w:before="200"/>
+        <w:keepNext/>
+        <w:spacing w:line="240" w:lineRule="auto" w:after="120" w:before="240"/>
         <w:ind w:firstLine="0" w:left="0"/>
         <w:jc w:val="left"/>
       </w:pPr>
       <w:r>
         <w:rPr>
-          <w:rFonts w:ascii="Times New Roman" w:hAnsi="Times New Roman" w:eastAsia="Times New Roman"/>
-          <w:b w:val="0"/>
-          <w:i w:val="0"/>
-          <w:color w:val="000000"/>
+          <w:rFonts w:ascii="Times New Roman" w:hAnsi="Times New Roman" w:eastAsia="Times New Roman" w:cs="Times New Roman"/>
+          <w:b w:val="0"/>
+          <w:i w:val="0"/>
           <w:sz w:val="28"/>
         </w:rPr>
         <w:t>Таблица 3 — Бизнес-риски</w:t>
@@ -2297,39 +2259,41 @@
     </w:p>
     <w:tbl>
       <w:tblPr>
-        <w:tblW w:type="auto" w:w="0"/>
-        <w:jc w:val="center"/>
+        <w:tblW w:type="dxa" w:w="9354"/>
+        <w:jc w:val="left"/>
+        <w:tblLayout w:type="fixed"/>
         <w:tblLook w:firstColumn="1" w:firstRow="1" w:lastColumn="0" w:lastRow="0" w:noHBand="0" w:noVBand="1" w:val="04A0"/>
+        <w:tblInd w:w="0" w:type="dxa"/>
       </w:tblPr>
       <w:tblGrid>
-        <w:gridCol w:w="4677"/>
-        <w:gridCol w:w="4677"/>
+        <w:gridCol w:w="3968"/>
+        <w:gridCol w:w="5385"/>
       </w:tblGrid>
       <w:tr>
         <w:tc>
           <w:tcPr>
-            <w:tcW w:type="dxa" w:w="4252"/>
-            <w:tcBorders>
-              <w:top w:val="single" w:sz="4" w:space="0" w:color="000000"/>
-              <w:left w:val="single" w:sz="4" w:space="0" w:color="000000"/>
-              <w:bottom w:val="single" w:sz="4" w:space="0" w:color="000000"/>
-              <w:right w:val="single" w:sz="4" w:space="0" w:color="000000"/>
-            </w:tcBorders>
-          </w:tcPr>
-          <w:p>
-            <w:pPr>
-              <w:spacing w:lineRule="auto" w:line="360" w:after="0" w:before="0"/>
+            <w:tcW w:type="dxa" w:w="3969"/>
+            <w:tcBorders>
+              <w:top w:val="single" w:sz="4" w:space="0" w:color="000000"/>
+              <w:left w:val="single" w:sz="4" w:space="0" w:color="000000"/>
+              <w:bottom w:val="single" w:sz="4" w:space="0" w:color="000000"/>
+              <w:right w:val="single" w:sz="4" w:space="0" w:color="000000"/>
+            </w:tcBorders>
+            <w:vAlign w:val="top"/>
+          </w:tcPr>
+          <w:p>
+            <w:pPr>
+              <w:spacing w:line="240" w:lineRule="auto" w:after="0" w:before="0"/>
               <w:ind w:firstLine="0" w:left="0"/>
               <w:jc w:val="center"/>
             </w:pPr>
             <w:r/>
             <w:r>
               <w:rPr>
-                <w:rFonts w:ascii="Times New Roman" w:hAnsi="Times New Roman" w:eastAsia="Times New Roman"/>
+                <w:rFonts w:ascii="Times New Roman" w:hAnsi="Times New Roman" w:eastAsia="Times New Roman" w:cs="Times New Roman"/>
                 <w:b/>
                 <w:i w:val="0"/>
-                <w:color w:val="000000"/>
-                <w:sz w:val="24"/>
+                <w:sz w:val="28"/>
               </w:rPr>
               <w:t>Риск</w:t>
             </w:r>
@@ -2337,28 +2301,28 @@
         </w:tc>
         <w:tc>
           <w:tcPr>
-            <w:tcW w:type="dxa" w:w="5102"/>
-            <w:tcBorders>
-              <w:top w:val="single" w:sz="4" w:space="0" w:color="000000"/>
-              <w:left w:val="single" w:sz="4" w:space="0" w:color="000000"/>
-              <w:bottom w:val="single" w:sz="4" w:space="0" w:color="000000"/>
-              <w:right w:val="single" w:sz="4" w:space="0" w:color="000000"/>
-            </w:tcBorders>
-          </w:tcPr>
-          <w:p>
-            <w:pPr>
-              <w:spacing w:lineRule="auto" w:line="360" w:after="0" w:before="0"/>
+            <w:tcW w:type="dxa" w:w="5386"/>
+            <w:tcBorders>
+              <w:top w:val="single" w:sz="4" w:space="0" w:color="000000"/>
+              <w:left w:val="single" w:sz="4" w:space="0" w:color="000000"/>
+              <w:bottom w:val="single" w:sz="4" w:space="0" w:color="000000"/>
+              <w:right w:val="single" w:sz="4" w:space="0" w:color="000000"/>
+            </w:tcBorders>
+            <w:vAlign w:val="top"/>
+          </w:tcPr>
+          <w:p>
+            <w:pPr>
+              <w:spacing w:line="240" w:lineRule="auto" w:after="0" w:before="0"/>
               <w:ind w:firstLine="0" w:left="0"/>
               <w:jc w:val="center"/>
             </w:pPr>
             <w:r/>
             <w:r>
               <w:rPr>
-                <w:rFonts w:ascii="Times New Roman" w:hAnsi="Times New Roman" w:eastAsia="Times New Roman"/>
+                <w:rFonts w:ascii="Times New Roman" w:hAnsi="Times New Roman" w:eastAsia="Times New Roman" w:cs="Times New Roman"/>
                 <w:b/>
                 <w:i w:val="0"/>
-                <w:color w:val="000000"/>
-                <w:sz w:val="24"/>
+                <w:sz w:val="28"/>
               </w:rPr>
               <w:t>Реагирование</w:t>
             </w:r>
@@ -2368,28 +2332,28 @@
       <w:tr>
         <w:tc>
           <w:tcPr>
-            <w:tcW w:type="dxa" w:w="4252"/>
-            <w:tcBorders>
-              <w:top w:val="single" w:sz="4" w:space="0" w:color="000000"/>
-              <w:left w:val="single" w:sz="4" w:space="0" w:color="000000"/>
-              <w:bottom w:val="single" w:sz="4" w:space="0" w:color="000000"/>
-              <w:right w:val="single" w:sz="4" w:space="0" w:color="000000"/>
-            </w:tcBorders>
-          </w:tcPr>
-          <w:p>
-            <w:pPr>
-              <w:spacing w:lineRule="auto" w:line="360" w:after="0" w:before="0"/>
-              <w:ind w:firstLine="0" w:left="0"/>
-              <w:jc w:val="left"/>
-            </w:pPr>
-            <w:r/>
-            <w:r>
-              <w:rPr>
-                <w:rFonts w:ascii="Times New Roman" w:hAnsi="Times New Roman" w:eastAsia="Times New Roman"/>
-                <w:b w:val="0"/>
-                <w:i w:val="0"/>
-                <w:color w:val="000000"/>
-                <w:sz w:val="24"/>
+            <w:tcW w:type="dxa" w:w="3969"/>
+            <w:tcBorders>
+              <w:top w:val="single" w:sz="4" w:space="0" w:color="000000"/>
+              <w:left w:val="single" w:sz="4" w:space="0" w:color="000000"/>
+              <w:bottom w:val="single" w:sz="4" w:space="0" w:color="000000"/>
+              <w:right w:val="single" w:sz="4" w:space="0" w:color="000000"/>
+            </w:tcBorders>
+            <w:vAlign w:val="top"/>
+          </w:tcPr>
+          <w:p>
+            <w:pPr>
+              <w:spacing w:line="240" w:lineRule="auto" w:after="0" w:before="0"/>
+              <w:ind w:firstLine="0" w:left="0"/>
+              <w:jc w:val="left"/>
+            </w:pPr>
+            <w:r/>
+            <w:r>
+              <w:rPr>
+                <w:rFonts w:ascii="Times New Roman" w:hAnsi="Times New Roman" w:eastAsia="Times New Roman" w:cs="Times New Roman"/>
+                <w:b w:val="0"/>
+                <w:i w:val="0"/>
+                <w:sz w:val="28"/>
               </w:rPr>
               <w:t>Параллельный учёт в таблицах</w:t>
             </w:r>
@@ -2397,28 +2361,28 @@
         </w:tc>
         <w:tc>
           <w:tcPr>
-            <w:tcW w:type="dxa" w:w="5102"/>
-            <w:tcBorders>
-              <w:top w:val="single" w:sz="4" w:space="0" w:color="000000"/>
-              <w:left w:val="single" w:sz="4" w:space="0" w:color="000000"/>
-              <w:bottom w:val="single" w:sz="4" w:space="0" w:color="000000"/>
-              <w:right w:val="single" w:sz="4" w:space="0" w:color="000000"/>
-            </w:tcBorders>
-          </w:tcPr>
-          <w:p>
-            <w:pPr>
-              <w:spacing w:lineRule="auto" w:line="360" w:after="0" w:before="0"/>
-              <w:ind w:firstLine="0" w:left="0"/>
-              <w:jc w:val="left"/>
-            </w:pPr>
-            <w:r/>
-            <w:r>
-              <w:rPr>
-                <w:rFonts w:ascii="Times New Roman" w:hAnsi="Times New Roman" w:eastAsia="Times New Roman"/>
-                <w:b w:val="0"/>
-                <w:i w:val="0"/>
-                <w:color w:val="000000"/>
-                <w:sz w:val="24"/>
+            <w:tcW w:type="dxa" w:w="5386"/>
+            <w:tcBorders>
+              <w:top w:val="single" w:sz="4" w:space="0" w:color="000000"/>
+              <w:left w:val="single" w:sz="4" w:space="0" w:color="000000"/>
+              <w:bottom w:val="single" w:sz="4" w:space="0" w:color="000000"/>
+              <w:right w:val="single" w:sz="4" w:space="0" w:color="000000"/>
+            </w:tcBorders>
+            <w:vAlign w:val="top"/>
+          </w:tcPr>
+          <w:p>
+            <w:pPr>
+              <w:spacing w:line="240" w:lineRule="auto" w:after="0" w:before="0"/>
+              <w:ind w:firstLine="0" w:left="0"/>
+              <w:jc w:val="left"/>
+            </w:pPr>
+            <w:r/>
+            <w:r>
+              <w:rPr>
+                <w:rFonts w:ascii="Times New Roman" w:hAnsi="Times New Roman" w:eastAsia="Times New Roman" w:cs="Times New Roman"/>
+                <w:b w:val="0"/>
+                <w:i w:val="0"/>
+                <w:sz w:val="28"/>
               </w:rPr>
               <w:t>Отгрузка только по документу в системе; назначить владельца данных</w:t>
             </w:r>
@@ -2428,28 +2392,28 @@
       <w:tr>
         <w:tc>
           <w:tcPr>
-            <w:tcW w:type="dxa" w:w="4252"/>
-            <w:tcBorders>
-              <w:top w:val="single" w:sz="4" w:space="0" w:color="000000"/>
-              <w:left w:val="single" w:sz="4" w:space="0" w:color="000000"/>
-              <w:bottom w:val="single" w:sz="4" w:space="0" w:color="000000"/>
-              <w:right w:val="single" w:sz="4" w:space="0" w:color="000000"/>
-            </w:tcBorders>
-          </w:tcPr>
-          <w:p>
-            <w:pPr>
-              <w:spacing w:lineRule="auto" w:line="360" w:after="0" w:before="0"/>
-              <w:ind w:firstLine="0" w:left="0"/>
-              <w:jc w:val="left"/>
-            </w:pPr>
-            <w:r/>
-            <w:r>
-              <w:rPr>
-                <w:rFonts w:ascii="Times New Roman" w:hAnsi="Times New Roman" w:eastAsia="Times New Roman"/>
-                <w:b w:val="0"/>
-                <w:i w:val="0"/>
-                <w:color w:val="000000"/>
-                <w:sz w:val="24"/>
+            <w:tcW w:type="dxa" w:w="3969"/>
+            <w:tcBorders>
+              <w:top w:val="single" w:sz="4" w:space="0" w:color="000000"/>
+              <w:left w:val="single" w:sz="4" w:space="0" w:color="000000"/>
+              <w:bottom w:val="single" w:sz="4" w:space="0" w:color="000000"/>
+              <w:right w:val="single" w:sz="4" w:space="0" w:color="000000"/>
+            </w:tcBorders>
+            <w:vAlign w:val="top"/>
+          </w:tcPr>
+          <w:p>
+            <w:pPr>
+              <w:spacing w:line="240" w:lineRule="auto" w:after="0" w:before="0"/>
+              <w:ind w:firstLine="0" w:left="0"/>
+              <w:jc w:val="left"/>
+            </w:pPr>
+            <w:r/>
+            <w:r>
+              <w:rPr>
+                <w:rFonts w:ascii="Times New Roman" w:hAnsi="Times New Roman" w:eastAsia="Times New Roman" w:cs="Times New Roman"/>
+                <w:b w:val="0"/>
+                <w:i w:val="0"/>
+                <w:sz w:val="28"/>
               </w:rPr>
               <w:t>Неполные начальные остатки</w:t>
             </w:r>
@@ -2457,28 +2421,28 @@
         </w:tc>
         <w:tc>
           <w:tcPr>
-            <w:tcW w:type="dxa" w:w="5102"/>
-            <w:tcBorders>
-              <w:top w:val="single" w:sz="4" w:space="0" w:color="000000"/>
-              <w:left w:val="single" w:sz="4" w:space="0" w:color="000000"/>
-              <w:bottom w:val="single" w:sz="4" w:space="0" w:color="000000"/>
-              <w:right w:val="single" w:sz="4" w:space="0" w:color="000000"/>
-            </w:tcBorders>
-          </w:tcPr>
-          <w:p>
-            <w:pPr>
-              <w:spacing w:lineRule="auto" w:line="360" w:after="0" w:before="0"/>
-              <w:ind w:firstLine="0" w:left="0"/>
-              <w:jc w:val="left"/>
-            </w:pPr>
-            <w:r/>
-            <w:r>
-              <w:rPr>
-                <w:rFonts w:ascii="Times New Roman" w:hAnsi="Times New Roman" w:eastAsia="Times New Roman"/>
-                <w:b w:val="0"/>
-                <w:i w:val="0"/>
-                <w:color w:val="000000"/>
-                <w:sz w:val="24"/>
+            <w:tcW w:type="dxa" w:w="5386"/>
+            <w:tcBorders>
+              <w:top w:val="single" w:sz="4" w:space="0" w:color="000000"/>
+              <w:left w:val="single" w:sz="4" w:space="0" w:color="000000"/>
+              <w:bottom w:val="single" w:sz="4" w:space="0" w:color="000000"/>
+              <w:right w:val="single" w:sz="4" w:space="0" w:color="000000"/>
+            </w:tcBorders>
+            <w:vAlign w:val="top"/>
+          </w:tcPr>
+          <w:p>
+            <w:pPr>
+              <w:spacing w:line="240" w:lineRule="auto" w:after="0" w:before="0"/>
+              <w:ind w:firstLine="0" w:left="0"/>
+              <w:jc w:val="left"/>
+            </w:pPr>
+            <w:r/>
+            <w:r>
+              <w:rPr>
+                <w:rFonts w:ascii="Times New Roman" w:hAnsi="Times New Roman" w:eastAsia="Times New Roman" w:cs="Times New Roman"/>
+                <w:b w:val="0"/>
+                <w:i w:val="0"/>
+                <w:sz w:val="28"/>
               </w:rPr>
               <w:t>Инвентаризация перед опытной эксплуатацией</w:t>
             </w:r>
@@ -2488,28 +2452,28 @@
       <w:tr>
         <w:tc>
           <w:tcPr>
-            <w:tcW w:type="dxa" w:w="4252"/>
-            <w:tcBorders>
-              <w:top w:val="single" w:sz="4" w:space="0" w:color="000000"/>
-              <w:left w:val="single" w:sz="4" w:space="0" w:color="000000"/>
-              <w:bottom w:val="single" w:sz="4" w:space="0" w:color="000000"/>
-              <w:right w:val="single" w:sz="4" w:space="0" w:color="000000"/>
-            </w:tcBorders>
-          </w:tcPr>
-          <w:p>
-            <w:pPr>
-              <w:spacing w:lineRule="auto" w:line="360" w:after="0" w:before="0"/>
-              <w:ind w:firstLine="0" w:left="0"/>
-              <w:jc w:val="left"/>
-            </w:pPr>
-            <w:r/>
-            <w:r>
-              <w:rPr>
-                <w:rFonts w:ascii="Times New Roman" w:hAnsi="Times New Roman" w:eastAsia="Times New Roman"/>
-                <w:b w:val="0"/>
-                <w:i w:val="0"/>
-                <w:color w:val="000000"/>
-                <w:sz w:val="24"/>
+            <w:tcW w:type="dxa" w:w="3969"/>
+            <w:tcBorders>
+              <w:top w:val="single" w:sz="4" w:space="0" w:color="000000"/>
+              <w:left w:val="single" w:sz="4" w:space="0" w:color="000000"/>
+              <w:bottom w:val="single" w:sz="4" w:space="0" w:color="000000"/>
+              <w:right w:val="single" w:sz="4" w:space="0" w:color="000000"/>
+            </w:tcBorders>
+            <w:vAlign w:val="top"/>
+          </w:tcPr>
+          <w:p>
+            <w:pPr>
+              <w:spacing w:line="240" w:lineRule="auto" w:after="0" w:before="0"/>
+              <w:ind w:firstLine="0" w:left="0"/>
+              <w:jc w:val="left"/>
+            </w:pPr>
+            <w:r/>
+            <w:r>
+              <w:rPr>
+                <w:rFonts w:ascii="Times New Roman" w:hAnsi="Times New Roman" w:eastAsia="Times New Roman" w:cs="Times New Roman"/>
+                <w:b w:val="0"/>
+                <w:i w:val="0"/>
+                <w:sz w:val="28"/>
               </w:rPr>
               <w:t>Расширение границ (магазин, WMS, производство)</w:t>
             </w:r>
@@ -2517,30 +2481,30 @@
         </w:tc>
         <w:tc>
           <w:tcPr>
-            <w:tcW w:type="dxa" w:w="5102"/>
-            <w:tcBorders>
-              <w:top w:val="single" w:sz="4" w:space="0" w:color="000000"/>
-              <w:left w:val="single" w:sz="4" w:space="0" w:color="000000"/>
-              <w:bottom w:val="single" w:sz="4" w:space="0" w:color="000000"/>
-              <w:right w:val="single" w:sz="4" w:space="0" w:color="000000"/>
-            </w:tcBorders>
-          </w:tcPr>
-          <w:p>
-            <w:pPr>
-              <w:spacing w:lineRule="auto" w:line="360" w:after="0" w:before="0"/>
-              <w:ind w:firstLine="0" w:left="0"/>
-              <w:jc w:val="left"/>
-            </w:pPr>
-            <w:r/>
-            <w:r>
-              <w:rPr>
-                <w:rFonts w:ascii="Times New Roman" w:hAnsi="Times New Roman" w:eastAsia="Times New Roman"/>
-                <w:b w:val="0"/>
-                <w:i w:val="0"/>
-                <w:color w:val="000000"/>
-                <w:sz w:val="24"/>
-              </w:rPr>
-              <w:t>Фиксировать исключения в разделе 3.3; лишнее откладывать на выпуск 2</w:t>
+            <w:tcW w:type="dxa" w:w="5386"/>
+            <w:tcBorders>
+              <w:top w:val="single" w:sz="4" w:space="0" w:color="000000"/>
+              <w:left w:val="single" w:sz="4" w:space="0" w:color="000000"/>
+              <w:bottom w:val="single" w:sz="4" w:space="0" w:color="000000"/>
+              <w:right w:val="single" w:sz="4" w:space="0" w:color="000000"/>
+            </w:tcBorders>
+            <w:vAlign w:val="top"/>
+          </w:tcPr>
+          <w:p>
+            <w:pPr>
+              <w:spacing w:line="240" w:lineRule="auto" w:after="0" w:before="0"/>
+              <w:ind w:firstLine="0" w:left="0"/>
+              <w:jc w:val="left"/>
+            </w:pPr>
+            <w:r/>
+            <w:r>
+              <w:rPr>
+                <w:rFonts w:ascii="Times New Roman" w:hAnsi="Times New Roman" w:eastAsia="Times New Roman" w:cs="Times New Roman"/>
+                <w:b w:val="0"/>
+                <w:i w:val="0"/>
+                <w:sz w:val="28"/>
+              </w:rPr>
+              <w:t>Фиксировать исключения в подразделе 3.2; лишнее откладывать на выпуск 2</w:t>
             </w:r>
           </w:p>
         </w:tc>
@@ -2548,23 +2512,15 @@
     </w:tbl>
     <w:p>
       <w:pPr>
-        <w:spacing w:lineRule="auto" w:line="240" w:after="120" w:before="0"/>
-        <w:ind w:firstLine="0" w:left="0"/>
-        <w:jc w:val="both"/>
-      </w:pPr>
-    </w:p>
-    <w:p>
-      <w:pPr>
-        <w:spacing w:lineRule="auto" w:line="360" w:after="0" w:before="0"/>
+        <w:spacing w:lineRule="auto" w:line="360" w:after="0" w:before="120"/>
         <w:ind w:firstLine="709" w:left="0"/>
         <w:jc w:val="both"/>
       </w:pPr>
       <w:r>
         <w:rPr>
-          <w:rFonts w:ascii="Times New Roman" w:hAnsi="Times New Roman" w:eastAsia="Times New Roman"/>
-          <w:b w:val="0"/>
-          <w:i w:val="0"/>
-          <w:color w:val="000000"/>
+          <w:rFonts w:ascii="Times New Roman" w:hAnsi="Times New Roman" w:eastAsia="Times New Roman" w:cs="Times New Roman"/>
+          <w:b w:val="0"/>
+          <w:i w:val="0"/>
           <w:sz w:val="28"/>
         </w:rPr>
         <w:t>Предположения: один основной склад; номенклатура — тысячи позиций, не миллионы; цены берутся из прайса организации, без сложной скидочной машины; работа во внутренней сети в рабочие дни. Зависимости: согласованные справочники номенклатуры и контрагентов к запуску; сервер СУБД во внутренней сети; бухгалтерия принимает печать накладной из системы или выгрузку реквизитов. Если складов несколько, в первую версию это не включают — это изменение границ.</w:t>
@@ -2584,10 +2540,9 @@
       </w:pPr>
       <w:r>
         <w:rPr>
-          <w:rFonts w:ascii="Times New Roman" w:hAnsi="Times New Roman" w:eastAsia="Times New Roman"/>
+          <w:rFonts w:ascii="Times New Roman" w:hAnsi="Times New Roman" w:eastAsia="Times New Roman" w:cs="Times New Roman"/>
           <w:b/>
           <w:i w:val="0"/>
-          <w:color w:val="000000"/>
           <w:sz w:val="28"/>
         </w:rPr>
         <w:t>2 Заинтересованные лица и пользователи</w:t>
@@ -2601,13 +2556,12 @@
       </w:pPr>
       <w:r>
         <w:rPr>
-          <w:rFonts w:ascii="Times New Roman" w:hAnsi="Times New Roman" w:eastAsia="Times New Roman"/>
-          <w:b w:val="0"/>
-          <w:i w:val="0"/>
-          <w:color w:val="000000"/>
-          <w:sz w:val="28"/>
-        </w:rPr>
-        <w:t>Глава 6 книги [1] требует не считать «пользователя» одной группой. Заказчик и владелец бизнес-требований — руководитель организации: он утверждает цели и разрешает споры о границах. Покупатель — косвенный участник: в интерфейс не входит, получает отгрузку через менеджера.</w:t>
+          <w:rFonts w:ascii="Times New Roman" w:hAnsi="Times New Roman" w:eastAsia="Times New Roman" w:cs="Times New Roman"/>
+          <w:b w:val="0"/>
+          <w:i w:val="0"/>
+          <w:sz w:val="28"/>
+        </w:rPr>
+        <w:t>Пользователя нельзя считать одной группой. Заказчик и владелец бизнес-требований — руководитель организации: он утверждает цели и разрешает споры о границах. Покупатель — косвенный участник: в интерфейс не входит, получает отгрузку через менеджера.</w:t>
       </w:r>
     </w:p>
     <w:p>
@@ -2618,27 +2572,26 @@
       </w:pPr>
       <w:r>
         <w:rPr>
-          <w:rFonts w:ascii="Times New Roman" w:hAnsi="Times New Roman" w:eastAsia="Times New Roman"/>
-          <w:b w:val="0"/>
-          <w:i w:val="0"/>
-          <w:color w:val="000000"/>
-          <w:sz w:val="28"/>
-        </w:rPr>
-        <w:t>Классы пользователей различаются задачами и правами (таблица 4). Привилегированные классы — менеджер по продажам и кладовщик: без их представителей нельзя закрыть БЦ-1 и БЦ-3. Для каждого из них назначается сторонник продукта, который передаёт и согласовывает пользовательские требования после утверждения этого документа [1].</w:t>
+          <w:rFonts w:ascii="Times New Roman" w:hAnsi="Times New Roman" w:eastAsia="Times New Roman" w:cs="Times New Roman"/>
+          <w:b w:val="0"/>
+          <w:i w:val="0"/>
+          <w:sz w:val="28"/>
+        </w:rPr>
+        <w:t>Классы пользователей различаются задачами и правами (таблица 4). Привилегированные классы — менеджер по продажам и кладовщик: без их представителей нельзя закрыть БЦ-1 и БЦ-3. Для каждого из них назначается сторонник продукта, который передаёт и согласовывает пользовательские требования после утверждения этого документа.</w:t>
       </w:r>
     </w:p>
     <w:p>
       <w:pPr>
-        <w:spacing w:lineRule="auto" w:line="360" w:after="80" w:before="200"/>
+        <w:keepNext/>
+        <w:spacing w:line="240" w:lineRule="auto" w:after="120" w:before="240"/>
         <w:ind w:firstLine="0" w:left="0"/>
         <w:jc w:val="left"/>
       </w:pPr>
       <w:r>
         <w:rPr>
-          <w:rFonts w:ascii="Times New Roman" w:hAnsi="Times New Roman" w:eastAsia="Times New Roman"/>
-          <w:b w:val="0"/>
-          <w:i w:val="0"/>
-          <w:color w:val="000000"/>
+          <w:rFonts w:ascii="Times New Roman" w:hAnsi="Times New Roman" w:eastAsia="Times New Roman" w:cs="Times New Roman"/>
+          <w:b w:val="0"/>
+          <w:i w:val="0"/>
           <w:sz w:val="28"/>
         </w:rPr>
         <w:t>Таблица 4 — Заинтересованные лица и классы пользователей</w:t>
@@ -2646,40 +2599,42 @@
     </w:p>
     <w:tbl>
       <w:tblPr>
-        <w:tblW w:type="auto" w:w="0"/>
-        <w:jc w:val="center"/>
+        <w:tblW w:type="dxa" w:w="9354"/>
+        <w:jc w:val="left"/>
+        <w:tblLayout w:type="fixed"/>
         <w:tblLook w:firstColumn="1" w:firstRow="1" w:lastColumn="0" w:lastRow="0" w:noHBand="0" w:noVBand="1" w:val="04A0"/>
+        <w:tblInd w:w="0" w:type="dxa"/>
       </w:tblPr>
       <w:tblGrid>
-        <w:gridCol w:w="3118"/>
-        <w:gridCol w:w="3118"/>
-        <w:gridCol w:w="3118"/>
+        <w:gridCol w:w="2551"/>
+        <w:gridCol w:w="1814"/>
+        <w:gridCol w:w="4988"/>
       </w:tblGrid>
       <w:tr>
         <w:tc>
           <w:tcPr>
-            <w:tcW w:type="dxa" w:w="2494"/>
-            <w:tcBorders>
-              <w:top w:val="single" w:sz="4" w:space="0" w:color="000000"/>
-              <w:left w:val="single" w:sz="4" w:space="0" w:color="000000"/>
-              <w:bottom w:val="single" w:sz="4" w:space="0" w:color="000000"/>
-              <w:right w:val="single" w:sz="4" w:space="0" w:color="000000"/>
-            </w:tcBorders>
-          </w:tcPr>
-          <w:p>
-            <w:pPr>
-              <w:spacing w:lineRule="auto" w:line="360" w:after="0" w:before="0"/>
+            <w:tcW w:type="dxa" w:w="2551"/>
+            <w:tcBorders>
+              <w:top w:val="single" w:sz="4" w:space="0" w:color="000000"/>
+              <w:left w:val="single" w:sz="4" w:space="0" w:color="000000"/>
+              <w:bottom w:val="single" w:sz="4" w:space="0" w:color="000000"/>
+              <w:right w:val="single" w:sz="4" w:space="0" w:color="000000"/>
+            </w:tcBorders>
+            <w:vAlign w:val="top"/>
+          </w:tcPr>
+          <w:p>
+            <w:pPr>
+              <w:spacing w:line="240" w:lineRule="auto" w:after="0" w:before="0"/>
               <w:ind w:firstLine="0" w:left="0"/>
               <w:jc w:val="center"/>
             </w:pPr>
             <w:r/>
             <w:r>
               <w:rPr>
-                <w:rFonts w:ascii="Times New Roman" w:hAnsi="Times New Roman" w:eastAsia="Times New Roman"/>
+                <w:rFonts w:ascii="Times New Roman" w:hAnsi="Times New Roman" w:eastAsia="Times New Roman" w:cs="Times New Roman"/>
                 <w:b/>
                 <w:i w:val="0"/>
-                <w:color w:val="000000"/>
-                <w:sz w:val="24"/>
+                <w:sz w:val="28"/>
               </w:rPr>
               <w:t>Роль</w:t>
             </w:r>
@@ -2694,21 +2649,21 @@
               <w:bottom w:val="single" w:sz="4" w:space="0" w:color="000000"/>
               <w:right w:val="single" w:sz="4" w:space="0" w:color="000000"/>
             </w:tcBorders>
-          </w:tcPr>
-          <w:p>
-            <w:pPr>
-              <w:spacing w:lineRule="auto" w:line="360" w:after="0" w:before="0"/>
+            <w:vAlign w:val="top"/>
+          </w:tcPr>
+          <w:p>
+            <w:pPr>
+              <w:spacing w:line="240" w:lineRule="auto" w:after="0" w:before="0"/>
               <w:ind w:firstLine="0" w:left="0"/>
               <w:jc w:val="center"/>
             </w:pPr>
             <w:r/>
             <w:r>
               <w:rPr>
-                <w:rFonts w:ascii="Times New Roman" w:hAnsi="Times New Roman" w:eastAsia="Times New Roman"/>
+                <w:rFonts w:ascii="Times New Roman" w:hAnsi="Times New Roman" w:eastAsia="Times New Roman" w:cs="Times New Roman"/>
                 <w:b/>
                 <w:i w:val="0"/>
-                <w:color w:val="000000"/>
-                <w:sz w:val="24"/>
+                <w:sz w:val="28"/>
               </w:rPr>
               <w:t>Тип</w:t>
             </w:r>
@@ -2716,28 +2671,28 @@
         </w:tc>
         <w:tc>
           <w:tcPr>
-            <w:tcW w:type="dxa" w:w="5046"/>
-            <w:tcBorders>
-              <w:top w:val="single" w:sz="4" w:space="0" w:color="000000"/>
-              <w:left w:val="single" w:sz="4" w:space="0" w:color="000000"/>
-              <w:bottom w:val="single" w:sz="4" w:space="0" w:color="000000"/>
-              <w:right w:val="single" w:sz="4" w:space="0" w:color="000000"/>
-            </w:tcBorders>
-          </w:tcPr>
-          <w:p>
-            <w:pPr>
-              <w:spacing w:lineRule="auto" w:line="360" w:after="0" w:before="0"/>
+            <w:tcW w:type="dxa" w:w="4989"/>
+            <w:tcBorders>
+              <w:top w:val="single" w:sz="4" w:space="0" w:color="000000"/>
+              <w:left w:val="single" w:sz="4" w:space="0" w:color="000000"/>
+              <w:bottom w:val="single" w:sz="4" w:space="0" w:color="000000"/>
+              <w:right w:val="single" w:sz="4" w:space="0" w:color="000000"/>
+            </w:tcBorders>
+            <w:vAlign w:val="top"/>
+          </w:tcPr>
+          <w:p>
+            <w:pPr>
+              <w:spacing w:line="240" w:lineRule="auto" w:after="0" w:before="0"/>
               <w:ind w:firstLine="0" w:left="0"/>
               <w:jc w:val="center"/>
             </w:pPr>
             <w:r/>
             <w:r>
               <w:rPr>
-                <w:rFonts w:ascii="Times New Roman" w:hAnsi="Times New Roman" w:eastAsia="Times New Roman"/>
+                <w:rFonts w:ascii="Times New Roman" w:hAnsi="Times New Roman" w:eastAsia="Times New Roman" w:cs="Times New Roman"/>
                 <w:b/>
                 <w:i w:val="0"/>
-                <w:color w:val="000000"/>
-                <w:sz w:val="24"/>
+                <w:sz w:val="28"/>
               </w:rPr>
               <w:t>Задачи и права</w:t>
             </w:r>
@@ -2747,28 +2702,28 @@
       <w:tr>
         <w:tc>
           <w:tcPr>
-            <w:tcW w:type="dxa" w:w="2494"/>
-            <w:tcBorders>
-              <w:top w:val="single" w:sz="4" w:space="0" w:color="000000"/>
-              <w:left w:val="single" w:sz="4" w:space="0" w:color="000000"/>
-              <w:bottom w:val="single" w:sz="4" w:space="0" w:color="000000"/>
-              <w:right w:val="single" w:sz="4" w:space="0" w:color="000000"/>
-            </w:tcBorders>
-          </w:tcPr>
-          <w:p>
-            <w:pPr>
-              <w:spacing w:lineRule="auto" w:line="360" w:after="0" w:before="0"/>
-              <w:ind w:firstLine="0" w:left="0"/>
-              <w:jc w:val="left"/>
-            </w:pPr>
-            <w:r/>
-            <w:r>
-              <w:rPr>
-                <w:rFonts w:ascii="Times New Roman" w:hAnsi="Times New Roman" w:eastAsia="Times New Roman"/>
-                <w:b w:val="0"/>
-                <w:i w:val="0"/>
-                <w:color w:val="000000"/>
-                <w:sz w:val="24"/>
+            <w:tcW w:type="dxa" w:w="2551"/>
+            <w:tcBorders>
+              <w:top w:val="single" w:sz="4" w:space="0" w:color="000000"/>
+              <w:left w:val="single" w:sz="4" w:space="0" w:color="000000"/>
+              <w:bottom w:val="single" w:sz="4" w:space="0" w:color="000000"/>
+              <w:right w:val="single" w:sz="4" w:space="0" w:color="000000"/>
+            </w:tcBorders>
+            <w:vAlign w:val="top"/>
+          </w:tcPr>
+          <w:p>
+            <w:pPr>
+              <w:spacing w:line="240" w:lineRule="auto" w:after="0" w:before="0"/>
+              <w:ind w:firstLine="0" w:left="0"/>
+              <w:jc w:val="left"/>
+            </w:pPr>
+            <w:r/>
+            <w:r>
+              <w:rPr>
+                <w:rFonts w:ascii="Times New Roman" w:hAnsi="Times New Roman" w:eastAsia="Times New Roman" w:cs="Times New Roman"/>
+                <w:b w:val="0"/>
+                <w:i w:val="0"/>
+                <w:sz w:val="28"/>
               </w:rPr>
               <w:t>Руководитель</w:t>
             </w:r>
@@ -2783,21 +2738,21 @@
               <w:bottom w:val="single" w:sz="4" w:space="0" w:color="000000"/>
               <w:right w:val="single" w:sz="4" w:space="0" w:color="000000"/>
             </w:tcBorders>
-          </w:tcPr>
-          <w:p>
-            <w:pPr>
-              <w:spacing w:lineRule="auto" w:line="360" w:after="0" w:before="0"/>
-              <w:ind w:firstLine="0" w:left="0"/>
-              <w:jc w:val="left"/>
-            </w:pPr>
-            <w:r/>
-            <w:r>
-              <w:rPr>
-                <w:rFonts w:ascii="Times New Roman" w:hAnsi="Times New Roman" w:eastAsia="Times New Roman"/>
-                <w:b w:val="0"/>
-                <w:i w:val="0"/>
-                <w:color w:val="000000"/>
-                <w:sz w:val="24"/>
+            <w:vAlign w:val="top"/>
+          </w:tcPr>
+          <w:p>
+            <w:pPr>
+              <w:spacing w:line="240" w:lineRule="auto" w:after="0" w:before="0"/>
+              <w:ind w:firstLine="0" w:left="0"/>
+              <w:jc w:val="left"/>
+            </w:pPr>
+            <w:r/>
+            <w:r>
+              <w:rPr>
+                <w:rFonts w:ascii="Times New Roman" w:hAnsi="Times New Roman" w:eastAsia="Times New Roman" w:cs="Times New Roman"/>
+                <w:b w:val="0"/>
+                <w:i w:val="0"/>
+                <w:sz w:val="28"/>
               </w:rPr>
               <w:t>Заказчик</w:t>
             </w:r>
@@ -2805,28 +2760,28 @@
         </w:tc>
         <w:tc>
           <w:tcPr>
-            <w:tcW w:type="dxa" w:w="5046"/>
-            <w:tcBorders>
-              <w:top w:val="single" w:sz="4" w:space="0" w:color="000000"/>
-              <w:left w:val="single" w:sz="4" w:space="0" w:color="000000"/>
-              <w:bottom w:val="single" w:sz="4" w:space="0" w:color="000000"/>
-              <w:right w:val="single" w:sz="4" w:space="0" w:color="000000"/>
-            </w:tcBorders>
-          </w:tcPr>
-          <w:p>
-            <w:pPr>
-              <w:spacing w:lineRule="auto" w:line="360" w:after="0" w:before="0"/>
-              <w:ind w:firstLine="0" w:left="0"/>
-              <w:jc w:val="left"/>
-            </w:pPr>
-            <w:r/>
-            <w:r>
-              <w:rPr>
-                <w:rFonts w:ascii="Times New Roman" w:hAnsi="Times New Roman" w:eastAsia="Times New Roman"/>
-                <w:b w:val="0"/>
-                <w:i w:val="0"/>
-                <w:color w:val="000000"/>
-                <w:sz w:val="24"/>
+            <w:tcW w:type="dxa" w:w="4989"/>
+            <w:tcBorders>
+              <w:top w:val="single" w:sz="4" w:space="0" w:color="000000"/>
+              <w:left w:val="single" w:sz="4" w:space="0" w:color="000000"/>
+              <w:bottom w:val="single" w:sz="4" w:space="0" w:color="000000"/>
+              <w:right w:val="single" w:sz="4" w:space="0" w:color="000000"/>
+            </w:tcBorders>
+            <w:vAlign w:val="top"/>
+          </w:tcPr>
+          <w:p>
+            <w:pPr>
+              <w:spacing w:line="240" w:lineRule="auto" w:after="0" w:before="0"/>
+              <w:ind w:firstLine="0" w:left="0"/>
+              <w:jc w:val="left"/>
+            </w:pPr>
+            <w:r/>
+            <w:r>
+              <w:rPr>
+                <w:rFonts w:ascii="Times New Roman" w:hAnsi="Times New Roman" w:eastAsia="Times New Roman" w:cs="Times New Roman"/>
+                <w:b w:val="0"/>
+                <w:i w:val="0"/>
+                <w:sz w:val="28"/>
               </w:rPr>
               <w:t>Утверждает цели и границы; смотрит сводки</w:t>
             </w:r>
@@ -2836,28 +2791,28 @@
       <w:tr>
         <w:tc>
           <w:tcPr>
-            <w:tcW w:type="dxa" w:w="2494"/>
-            <w:tcBorders>
-              <w:top w:val="single" w:sz="4" w:space="0" w:color="000000"/>
-              <w:left w:val="single" w:sz="4" w:space="0" w:color="000000"/>
-              <w:bottom w:val="single" w:sz="4" w:space="0" w:color="000000"/>
-              <w:right w:val="single" w:sz="4" w:space="0" w:color="000000"/>
-            </w:tcBorders>
-          </w:tcPr>
-          <w:p>
-            <w:pPr>
-              <w:spacing w:lineRule="auto" w:line="360" w:after="0" w:before="0"/>
-              <w:ind w:firstLine="0" w:left="0"/>
-              <w:jc w:val="left"/>
-            </w:pPr>
-            <w:r/>
-            <w:r>
-              <w:rPr>
-                <w:rFonts w:ascii="Times New Roman" w:hAnsi="Times New Roman" w:eastAsia="Times New Roman"/>
-                <w:b w:val="0"/>
-                <w:i w:val="0"/>
-                <w:color w:val="000000"/>
-                <w:sz w:val="24"/>
+            <w:tcW w:type="dxa" w:w="2551"/>
+            <w:tcBorders>
+              <w:top w:val="single" w:sz="4" w:space="0" w:color="000000"/>
+              <w:left w:val="single" w:sz="4" w:space="0" w:color="000000"/>
+              <w:bottom w:val="single" w:sz="4" w:space="0" w:color="000000"/>
+              <w:right w:val="single" w:sz="4" w:space="0" w:color="000000"/>
+            </w:tcBorders>
+            <w:vAlign w:val="top"/>
+          </w:tcPr>
+          <w:p>
+            <w:pPr>
+              <w:spacing w:line="240" w:lineRule="auto" w:after="0" w:before="0"/>
+              <w:ind w:firstLine="0" w:left="0"/>
+              <w:jc w:val="left"/>
+            </w:pPr>
+            <w:r/>
+            <w:r>
+              <w:rPr>
+                <w:rFonts w:ascii="Times New Roman" w:hAnsi="Times New Roman" w:eastAsia="Times New Roman" w:cs="Times New Roman"/>
+                <w:b w:val="0"/>
+                <w:i w:val="0"/>
+                <w:sz w:val="28"/>
               </w:rPr>
               <w:t>Менеджер по продажам</w:t>
             </w:r>
@@ -2872,21 +2827,21 @@
               <w:bottom w:val="single" w:sz="4" w:space="0" w:color="000000"/>
               <w:right w:val="single" w:sz="4" w:space="0" w:color="000000"/>
             </w:tcBorders>
-          </w:tcPr>
-          <w:p>
-            <w:pPr>
-              <w:spacing w:lineRule="auto" w:line="360" w:after="0" w:before="0"/>
-              <w:ind w:firstLine="0" w:left="0"/>
-              <w:jc w:val="left"/>
-            </w:pPr>
-            <w:r/>
-            <w:r>
-              <w:rPr>
-                <w:rFonts w:ascii="Times New Roman" w:hAnsi="Times New Roman" w:eastAsia="Times New Roman"/>
-                <w:b w:val="0"/>
-                <w:i w:val="0"/>
-                <w:color w:val="000000"/>
-                <w:sz w:val="24"/>
+            <w:vAlign w:val="top"/>
+          </w:tcPr>
+          <w:p>
+            <w:pPr>
+              <w:spacing w:line="240" w:lineRule="auto" w:after="0" w:before="0"/>
+              <w:ind w:firstLine="0" w:left="0"/>
+              <w:jc w:val="left"/>
+            </w:pPr>
+            <w:r/>
+            <w:r>
+              <w:rPr>
+                <w:rFonts w:ascii="Times New Roman" w:hAnsi="Times New Roman" w:eastAsia="Times New Roman" w:cs="Times New Roman"/>
+                <w:b w:val="0"/>
+                <w:i w:val="0"/>
+                <w:sz w:val="28"/>
               </w:rPr>
               <w:t>Пользователь</w:t>
             </w:r>
@@ -2894,28 +2849,28 @@
         </w:tc>
         <w:tc>
           <w:tcPr>
-            <w:tcW w:type="dxa" w:w="5046"/>
-            <w:tcBorders>
-              <w:top w:val="single" w:sz="4" w:space="0" w:color="000000"/>
-              <w:left w:val="single" w:sz="4" w:space="0" w:color="000000"/>
-              <w:bottom w:val="single" w:sz="4" w:space="0" w:color="000000"/>
-              <w:right w:val="single" w:sz="4" w:space="0" w:color="000000"/>
-            </w:tcBorders>
-          </w:tcPr>
-          <w:p>
-            <w:pPr>
-              <w:spacing w:lineRule="auto" w:line="360" w:after="0" w:before="0"/>
-              <w:ind w:firstLine="0" w:left="0"/>
-              <w:jc w:val="left"/>
-            </w:pPr>
-            <w:r/>
-            <w:r>
-              <w:rPr>
-                <w:rFonts w:ascii="Times New Roman" w:hAnsi="Times New Roman" w:eastAsia="Times New Roman"/>
-                <w:b w:val="0"/>
-                <w:i w:val="0"/>
-                <w:color w:val="000000"/>
-                <w:sz w:val="24"/>
+            <w:tcW w:type="dxa" w:w="4989"/>
+            <w:tcBorders>
+              <w:top w:val="single" w:sz="4" w:space="0" w:color="000000"/>
+              <w:left w:val="single" w:sz="4" w:space="0" w:color="000000"/>
+              <w:bottom w:val="single" w:sz="4" w:space="0" w:color="000000"/>
+              <w:right w:val="single" w:sz="4" w:space="0" w:color="000000"/>
+            </w:tcBorders>
+            <w:vAlign w:val="top"/>
+          </w:tcPr>
+          <w:p>
+            <w:pPr>
+              <w:spacing w:line="240" w:lineRule="auto" w:after="0" w:before="0"/>
+              <w:ind w:firstLine="0" w:left="0"/>
+              <w:jc w:val="left"/>
+            </w:pPr>
+            <w:r/>
+            <w:r>
+              <w:rPr>
+                <w:rFonts w:ascii="Times New Roman" w:hAnsi="Times New Roman" w:eastAsia="Times New Roman" w:cs="Times New Roman"/>
+                <w:b w:val="0"/>
+                <w:i w:val="0"/>
+                <w:sz w:val="28"/>
               </w:rPr>
               <w:t>Заказ, резерв, реализация; остаток вручную не правит</w:t>
             </w:r>
@@ -2925,28 +2880,28 @@
       <w:tr>
         <w:tc>
           <w:tcPr>
-            <w:tcW w:type="dxa" w:w="2494"/>
-            <w:tcBorders>
-              <w:top w:val="single" w:sz="4" w:space="0" w:color="000000"/>
-              <w:left w:val="single" w:sz="4" w:space="0" w:color="000000"/>
-              <w:bottom w:val="single" w:sz="4" w:space="0" w:color="000000"/>
-              <w:right w:val="single" w:sz="4" w:space="0" w:color="000000"/>
-            </w:tcBorders>
-          </w:tcPr>
-          <w:p>
-            <w:pPr>
-              <w:spacing w:lineRule="auto" w:line="360" w:after="0" w:before="0"/>
-              <w:ind w:firstLine="0" w:left="0"/>
-              <w:jc w:val="left"/>
-            </w:pPr>
-            <w:r/>
-            <w:r>
-              <w:rPr>
-                <w:rFonts w:ascii="Times New Roman" w:hAnsi="Times New Roman" w:eastAsia="Times New Roman"/>
-                <w:b w:val="0"/>
-                <w:i w:val="0"/>
-                <w:color w:val="000000"/>
-                <w:sz w:val="24"/>
+            <w:tcW w:type="dxa" w:w="2551"/>
+            <w:tcBorders>
+              <w:top w:val="single" w:sz="4" w:space="0" w:color="000000"/>
+              <w:left w:val="single" w:sz="4" w:space="0" w:color="000000"/>
+              <w:bottom w:val="single" w:sz="4" w:space="0" w:color="000000"/>
+              <w:right w:val="single" w:sz="4" w:space="0" w:color="000000"/>
+            </w:tcBorders>
+            <w:vAlign w:val="top"/>
+          </w:tcPr>
+          <w:p>
+            <w:pPr>
+              <w:spacing w:line="240" w:lineRule="auto" w:after="0" w:before="0"/>
+              <w:ind w:firstLine="0" w:left="0"/>
+              <w:jc w:val="left"/>
+            </w:pPr>
+            <w:r/>
+            <w:r>
+              <w:rPr>
+                <w:rFonts w:ascii="Times New Roman" w:hAnsi="Times New Roman" w:eastAsia="Times New Roman" w:cs="Times New Roman"/>
+                <w:b w:val="0"/>
+                <w:i w:val="0"/>
+                <w:sz w:val="28"/>
               </w:rPr>
               <w:t>Кладовщик</w:t>
             </w:r>
@@ -2961,21 +2916,21 @@
               <w:bottom w:val="single" w:sz="4" w:space="0" w:color="000000"/>
               <w:right w:val="single" w:sz="4" w:space="0" w:color="000000"/>
             </w:tcBorders>
-          </w:tcPr>
-          <w:p>
-            <w:pPr>
-              <w:spacing w:lineRule="auto" w:line="360" w:after="0" w:before="0"/>
-              <w:ind w:firstLine="0" w:left="0"/>
-              <w:jc w:val="left"/>
-            </w:pPr>
-            <w:r/>
-            <w:r>
-              <w:rPr>
-                <w:rFonts w:ascii="Times New Roman" w:hAnsi="Times New Roman" w:eastAsia="Times New Roman"/>
-                <w:b w:val="0"/>
-                <w:i w:val="0"/>
-                <w:color w:val="000000"/>
-                <w:sz w:val="24"/>
+            <w:vAlign w:val="top"/>
+          </w:tcPr>
+          <w:p>
+            <w:pPr>
+              <w:spacing w:line="240" w:lineRule="auto" w:after="0" w:before="0"/>
+              <w:ind w:firstLine="0" w:left="0"/>
+              <w:jc w:val="left"/>
+            </w:pPr>
+            <w:r/>
+            <w:r>
+              <w:rPr>
+                <w:rFonts w:ascii="Times New Roman" w:hAnsi="Times New Roman" w:eastAsia="Times New Roman" w:cs="Times New Roman"/>
+                <w:b w:val="0"/>
+                <w:i w:val="0"/>
+                <w:sz w:val="28"/>
               </w:rPr>
               <w:t>Пользователь</w:t>
             </w:r>
@@ -2983,28 +2938,28 @@
         </w:tc>
         <w:tc>
           <w:tcPr>
-            <w:tcW w:type="dxa" w:w="5046"/>
-            <w:tcBorders>
-              <w:top w:val="single" w:sz="4" w:space="0" w:color="000000"/>
-              <w:left w:val="single" w:sz="4" w:space="0" w:color="000000"/>
-              <w:bottom w:val="single" w:sz="4" w:space="0" w:color="000000"/>
-              <w:right w:val="single" w:sz="4" w:space="0" w:color="000000"/>
-            </w:tcBorders>
-          </w:tcPr>
-          <w:p>
-            <w:pPr>
-              <w:spacing w:lineRule="auto" w:line="360" w:after="0" w:before="0"/>
-              <w:ind w:firstLine="0" w:left="0"/>
-              <w:jc w:val="left"/>
-            </w:pPr>
-            <w:r/>
-            <w:r>
-              <w:rPr>
-                <w:rFonts w:ascii="Times New Roman" w:hAnsi="Times New Roman" w:eastAsia="Times New Roman"/>
-                <w:b w:val="0"/>
-                <w:i w:val="0"/>
-                <w:color w:val="000000"/>
-                <w:sz w:val="24"/>
+            <w:tcW w:type="dxa" w:w="4989"/>
+            <w:tcBorders>
+              <w:top w:val="single" w:sz="4" w:space="0" w:color="000000"/>
+              <w:left w:val="single" w:sz="4" w:space="0" w:color="000000"/>
+              <w:bottom w:val="single" w:sz="4" w:space="0" w:color="000000"/>
+              <w:right w:val="single" w:sz="4" w:space="0" w:color="000000"/>
+            </w:tcBorders>
+            <w:vAlign w:val="top"/>
+          </w:tcPr>
+          <w:p>
+            <w:pPr>
+              <w:spacing w:line="240" w:lineRule="auto" w:after="0" w:before="0"/>
+              <w:ind w:firstLine="0" w:left="0"/>
+              <w:jc w:val="left"/>
+            </w:pPr>
+            <w:r/>
+            <w:r>
+              <w:rPr>
+                <w:rFonts w:ascii="Times New Roman" w:hAnsi="Times New Roman" w:eastAsia="Times New Roman" w:cs="Times New Roman"/>
+                <w:b w:val="0"/>
+                <w:i w:val="0"/>
+                <w:sz w:val="28"/>
               </w:rPr>
               <w:t>Приход и отгрузка по резерву; цены не меняет</w:t>
             </w:r>
@@ -3014,28 +2969,28 @@
       <w:tr>
         <w:tc>
           <w:tcPr>
-            <w:tcW w:type="dxa" w:w="2494"/>
-            <w:tcBorders>
-              <w:top w:val="single" w:sz="4" w:space="0" w:color="000000"/>
-              <w:left w:val="single" w:sz="4" w:space="0" w:color="000000"/>
-              <w:bottom w:val="single" w:sz="4" w:space="0" w:color="000000"/>
-              <w:right w:val="single" w:sz="4" w:space="0" w:color="000000"/>
-            </w:tcBorders>
-          </w:tcPr>
-          <w:p>
-            <w:pPr>
-              <w:spacing w:lineRule="auto" w:line="360" w:after="0" w:before="0"/>
-              <w:ind w:firstLine="0" w:left="0"/>
-              <w:jc w:val="left"/>
-            </w:pPr>
-            <w:r/>
-            <w:r>
-              <w:rPr>
-                <w:rFonts w:ascii="Times New Roman" w:hAnsi="Times New Roman" w:eastAsia="Times New Roman"/>
-                <w:b w:val="0"/>
-                <w:i w:val="0"/>
-                <w:color w:val="000000"/>
-                <w:sz w:val="24"/>
+            <w:tcW w:type="dxa" w:w="2551"/>
+            <w:tcBorders>
+              <w:top w:val="single" w:sz="4" w:space="0" w:color="000000"/>
+              <w:left w:val="single" w:sz="4" w:space="0" w:color="000000"/>
+              <w:bottom w:val="single" w:sz="4" w:space="0" w:color="000000"/>
+              <w:right w:val="single" w:sz="4" w:space="0" w:color="000000"/>
+            </w:tcBorders>
+            <w:vAlign w:val="top"/>
+          </w:tcPr>
+          <w:p>
+            <w:pPr>
+              <w:spacing w:line="240" w:lineRule="auto" w:after="0" w:before="0"/>
+              <w:ind w:firstLine="0" w:left="0"/>
+              <w:jc w:val="left"/>
+            </w:pPr>
+            <w:r/>
+            <w:r>
+              <w:rPr>
+                <w:rFonts w:ascii="Times New Roman" w:hAnsi="Times New Roman" w:eastAsia="Times New Roman" w:cs="Times New Roman"/>
+                <w:b w:val="0"/>
+                <w:i w:val="0"/>
+                <w:sz w:val="28"/>
               </w:rPr>
               <w:t>Заведующий складом</w:t>
             </w:r>
@@ -3050,21 +3005,21 @@
               <w:bottom w:val="single" w:sz="4" w:space="0" w:color="000000"/>
               <w:right w:val="single" w:sz="4" w:space="0" w:color="000000"/>
             </w:tcBorders>
-          </w:tcPr>
-          <w:p>
-            <w:pPr>
-              <w:spacing w:lineRule="auto" w:line="360" w:after="0" w:before="0"/>
-              <w:ind w:firstLine="0" w:left="0"/>
-              <w:jc w:val="left"/>
-            </w:pPr>
-            <w:r/>
-            <w:r>
-              <w:rPr>
-                <w:rFonts w:ascii="Times New Roman" w:hAnsi="Times New Roman" w:eastAsia="Times New Roman"/>
-                <w:b w:val="0"/>
-                <w:i w:val="0"/>
-                <w:color w:val="000000"/>
-                <w:sz w:val="24"/>
+            <w:vAlign w:val="top"/>
+          </w:tcPr>
+          <w:p>
+            <w:pPr>
+              <w:spacing w:line="240" w:lineRule="auto" w:after="0" w:before="0"/>
+              <w:ind w:firstLine="0" w:left="0"/>
+              <w:jc w:val="left"/>
+            </w:pPr>
+            <w:r/>
+            <w:r>
+              <w:rPr>
+                <w:rFonts w:ascii="Times New Roman" w:hAnsi="Times New Roman" w:eastAsia="Times New Roman" w:cs="Times New Roman"/>
+                <w:b w:val="0"/>
+                <w:i w:val="0"/>
+                <w:sz w:val="28"/>
               </w:rPr>
               <w:t>Пользователь</w:t>
             </w:r>
@@ -3072,28 +3027,28 @@
         </w:tc>
         <w:tc>
           <w:tcPr>
-            <w:tcW w:type="dxa" w:w="5046"/>
-            <w:tcBorders>
-              <w:top w:val="single" w:sz="4" w:space="0" w:color="000000"/>
-              <w:left w:val="single" w:sz="4" w:space="0" w:color="000000"/>
-              <w:bottom w:val="single" w:sz="4" w:space="0" w:color="000000"/>
-              <w:right w:val="single" w:sz="4" w:space="0" w:color="000000"/>
-            </w:tcBorders>
-          </w:tcPr>
-          <w:p>
-            <w:pPr>
-              <w:spacing w:lineRule="auto" w:line="360" w:after="0" w:before="0"/>
-              <w:ind w:firstLine="0" w:left="0"/>
-              <w:jc w:val="left"/>
-            </w:pPr>
-            <w:r/>
-            <w:r>
-              <w:rPr>
-                <w:rFonts w:ascii="Times New Roman" w:hAnsi="Times New Roman" w:eastAsia="Times New Roman"/>
-                <w:b w:val="0"/>
-                <w:i w:val="0"/>
-                <w:color w:val="000000"/>
-                <w:sz w:val="24"/>
+            <w:tcW w:type="dxa" w:w="4989"/>
+            <w:tcBorders>
+              <w:top w:val="single" w:sz="4" w:space="0" w:color="000000"/>
+              <w:left w:val="single" w:sz="4" w:space="0" w:color="000000"/>
+              <w:bottom w:val="single" w:sz="4" w:space="0" w:color="000000"/>
+              <w:right w:val="single" w:sz="4" w:space="0" w:color="000000"/>
+            </w:tcBorders>
+            <w:vAlign w:val="top"/>
+          </w:tcPr>
+          <w:p>
+            <w:pPr>
+              <w:spacing w:line="240" w:lineRule="auto" w:after="0" w:before="0"/>
+              <w:ind w:firstLine="0" w:left="0"/>
+              <w:jc w:val="left"/>
+            </w:pPr>
+            <w:r/>
+            <w:r>
+              <w:rPr>
+                <w:rFonts w:ascii="Times New Roman" w:hAnsi="Times New Roman" w:eastAsia="Times New Roman" w:cs="Times New Roman"/>
+                <w:b w:val="0"/>
+                <w:i w:val="0"/>
+                <w:sz w:val="28"/>
               </w:rPr>
               <w:t>Инвентаризация и корректировка остатка по акту</w:t>
             </w:r>
@@ -3103,28 +3058,28 @@
       <w:tr>
         <w:tc>
           <w:tcPr>
-            <w:tcW w:type="dxa" w:w="2494"/>
-            <w:tcBorders>
-              <w:top w:val="single" w:sz="4" w:space="0" w:color="000000"/>
-              <w:left w:val="single" w:sz="4" w:space="0" w:color="000000"/>
-              <w:bottom w:val="single" w:sz="4" w:space="0" w:color="000000"/>
-              <w:right w:val="single" w:sz="4" w:space="0" w:color="000000"/>
-            </w:tcBorders>
-          </w:tcPr>
-          <w:p>
-            <w:pPr>
-              <w:spacing w:lineRule="auto" w:line="360" w:after="0" w:before="0"/>
-              <w:ind w:firstLine="0" w:left="0"/>
-              <w:jc w:val="left"/>
-            </w:pPr>
-            <w:r/>
-            <w:r>
-              <w:rPr>
-                <w:rFonts w:ascii="Times New Roman" w:hAnsi="Times New Roman" w:eastAsia="Times New Roman"/>
-                <w:b w:val="0"/>
-                <w:i w:val="0"/>
-                <w:color w:val="000000"/>
-                <w:sz w:val="24"/>
+            <w:tcW w:type="dxa" w:w="2551"/>
+            <w:tcBorders>
+              <w:top w:val="single" w:sz="4" w:space="0" w:color="000000"/>
+              <w:left w:val="single" w:sz="4" w:space="0" w:color="000000"/>
+              <w:bottom w:val="single" w:sz="4" w:space="0" w:color="000000"/>
+              <w:right w:val="single" w:sz="4" w:space="0" w:color="000000"/>
+            </w:tcBorders>
+            <w:vAlign w:val="top"/>
+          </w:tcPr>
+          <w:p>
+            <w:pPr>
+              <w:spacing w:line="240" w:lineRule="auto" w:after="0" w:before="0"/>
+              <w:ind w:firstLine="0" w:left="0"/>
+              <w:jc w:val="left"/>
+            </w:pPr>
+            <w:r/>
+            <w:r>
+              <w:rPr>
+                <w:rFonts w:ascii="Times New Roman" w:hAnsi="Times New Roman" w:eastAsia="Times New Roman" w:cs="Times New Roman"/>
+                <w:b w:val="0"/>
+                <w:i w:val="0"/>
+                <w:sz w:val="28"/>
               </w:rPr>
               <w:t>Бухгалтер</w:t>
             </w:r>
@@ -3139,21 +3094,21 @@
               <w:bottom w:val="single" w:sz="4" w:space="0" w:color="000000"/>
               <w:right w:val="single" w:sz="4" w:space="0" w:color="000000"/>
             </w:tcBorders>
-          </w:tcPr>
-          <w:p>
-            <w:pPr>
-              <w:spacing w:lineRule="auto" w:line="360" w:after="0" w:before="0"/>
-              <w:ind w:firstLine="0" w:left="0"/>
-              <w:jc w:val="left"/>
-            </w:pPr>
-            <w:r/>
-            <w:r>
-              <w:rPr>
-                <w:rFonts w:ascii="Times New Roman" w:hAnsi="Times New Roman" w:eastAsia="Times New Roman"/>
-                <w:b w:val="0"/>
-                <w:i w:val="0"/>
-                <w:color w:val="000000"/>
-                <w:sz w:val="24"/>
+            <w:vAlign w:val="top"/>
+          </w:tcPr>
+          <w:p>
+            <w:pPr>
+              <w:spacing w:line="240" w:lineRule="auto" w:after="0" w:before="0"/>
+              <w:ind w:firstLine="0" w:left="0"/>
+              <w:jc w:val="left"/>
+            </w:pPr>
+            <w:r/>
+            <w:r>
+              <w:rPr>
+                <w:rFonts w:ascii="Times New Roman" w:hAnsi="Times New Roman" w:eastAsia="Times New Roman" w:cs="Times New Roman"/>
+                <w:b w:val="0"/>
+                <w:i w:val="0"/>
+                <w:sz w:val="28"/>
               </w:rPr>
               <w:t>Пользователь</w:t>
             </w:r>
@@ -3161,28 +3116,28 @@
         </w:tc>
         <w:tc>
           <w:tcPr>
-            <w:tcW w:type="dxa" w:w="5046"/>
-            <w:tcBorders>
-              <w:top w:val="single" w:sz="4" w:space="0" w:color="000000"/>
-              <w:left w:val="single" w:sz="4" w:space="0" w:color="000000"/>
-              <w:bottom w:val="single" w:sz="4" w:space="0" w:color="000000"/>
-              <w:right w:val="single" w:sz="4" w:space="0" w:color="000000"/>
-            </w:tcBorders>
-          </w:tcPr>
-          <w:p>
-            <w:pPr>
-              <w:spacing w:lineRule="auto" w:line="360" w:after="0" w:before="0"/>
-              <w:ind w:firstLine="0" w:left="0"/>
-              <w:jc w:val="left"/>
-            </w:pPr>
-            <w:r/>
-            <w:r>
-              <w:rPr>
-                <w:rFonts w:ascii="Times New Roman" w:hAnsi="Times New Roman" w:eastAsia="Times New Roman"/>
-                <w:b w:val="0"/>
-                <w:i w:val="0"/>
-                <w:color w:val="000000"/>
-                <w:sz w:val="24"/>
+            <w:tcW w:type="dxa" w:w="4989"/>
+            <w:tcBorders>
+              <w:top w:val="single" w:sz="4" w:space="0" w:color="000000"/>
+              <w:left w:val="single" w:sz="4" w:space="0" w:color="000000"/>
+              <w:bottom w:val="single" w:sz="4" w:space="0" w:color="000000"/>
+              <w:right w:val="single" w:sz="4" w:space="0" w:color="000000"/>
+            </w:tcBorders>
+            <w:vAlign w:val="top"/>
+          </w:tcPr>
+          <w:p>
+            <w:pPr>
+              <w:spacing w:line="240" w:lineRule="auto" w:after="0" w:before="0"/>
+              <w:ind w:firstLine="0" w:left="0"/>
+              <w:jc w:val="left"/>
+            </w:pPr>
+            <w:r/>
+            <w:r>
+              <w:rPr>
+                <w:rFonts w:ascii="Times New Roman" w:hAnsi="Times New Roman" w:eastAsia="Times New Roman" w:cs="Times New Roman"/>
+                <w:b w:val="0"/>
+                <w:i w:val="0"/>
+                <w:sz w:val="28"/>
               </w:rPr>
               <w:t>Печать и сверка документов реализации</w:t>
             </w:r>
@@ -3192,28 +3147,28 @@
       <w:tr>
         <w:tc>
           <w:tcPr>
-            <w:tcW w:type="dxa" w:w="2494"/>
-            <w:tcBorders>
-              <w:top w:val="single" w:sz="4" w:space="0" w:color="000000"/>
-              <w:left w:val="single" w:sz="4" w:space="0" w:color="000000"/>
-              <w:bottom w:val="single" w:sz="4" w:space="0" w:color="000000"/>
-              <w:right w:val="single" w:sz="4" w:space="0" w:color="000000"/>
-            </w:tcBorders>
-          </w:tcPr>
-          <w:p>
-            <w:pPr>
-              <w:spacing w:lineRule="auto" w:line="360" w:after="0" w:before="0"/>
-              <w:ind w:firstLine="0" w:left="0"/>
-              <w:jc w:val="left"/>
-            </w:pPr>
-            <w:r/>
-            <w:r>
-              <w:rPr>
-                <w:rFonts w:ascii="Times New Roman" w:hAnsi="Times New Roman" w:eastAsia="Times New Roman"/>
-                <w:b w:val="0"/>
-                <w:i w:val="0"/>
-                <w:color w:val="000000"/>
-                <w:sz w:val="24"/>
+            <w:tcW w:type="dxa" w:w="2551"/>
+            <w:tcBorders>
+              <w:top w:val="single" w:sz="4" w:space="0" w:color="000000"/>
+              <w:left w:val="single" w:sz="4" w:space="0" w:color="000000"/>
+              <w:bottom w:val="single" w:sz="4" w:space="0" w:color="000000"/>
+              <w:right w:val="single" w:sz="4" w:space="0" w:color="000000"/>
+            </w:tcBorders>
+            <w:vAlign w:val="top"/>
+          </w:tcPr>
+          <w:p>
+            <w:pPr>
+              <w:spacing w:line="240" w:lineRule="auto" w:after="0" w:before="0"/>
+              <w:ind w:firstLine="0" w:left="0"/>
+              <w:jc w:val="left"/>
+            </w:pPr>
+            <w:r/>
+            <w:r>
+              <w:rPr>
+                <w:rFonts w:ascii="Times New Roman" w:hAnsi="Times New Roman" w:eastAsia="Times New Roman" w:cs="Times New Roman"/>
+                <w:b w:val="0"/>
+                <w:i w:val="0"/>
+                <w:sz w:val="28"/>
               </w:rPr>
               <w:t>Администратор</w:t>
             </w:r>
@@ -3228,21 +3183,21 @@
               <w:bottom w:val="single" w:sz="4" w:space="0" w:color="000000"/>
               <w:right w:val="single" w:sz="4" w:space="0" w:color="000000"/>
             </w:tcBorders>
-          </w:tcPr>
-          <w:p>
-            <w:pPr>
-              <w:spacing w:lineRule="auto" w:line="360" w:after="0" w:before="0"/>
-              <w:ind w:firstLine="0" w:left="0"/>
-              <w:jc w:val="left"/>
-            </w:pPr>
-            <w:r/>
-            <w:r>
-              <w:rPr>
-                <w:rFonts w:ascii="Times New Roman" w:hAnsi="Times New Roman" w:eastAsia="Times New Roman"/>
-                <w:b w:val="0"/>
-                <w:i w:val="0"/>
-                <w:color w:val="000000"/>
-                <w:sz w:val="24"/>
+            <w:vAlign w:val="top"/>
+          </w:tcPr>
+          <w:p>
+            <w:pPr>
+              <w:spacing w:line="240" w:lineRule="auto" w:after="0" w:before="0"/>
+              <w:ind w:firstLine="0" w:left="0"/>
+              <w:jc w:val="left"/>
+            </w:pPr>
+            <w:r/>
+            <w:r>
+              <w:rPr>
+                <w:rFonts w:ascii="Times New Roman" w:hAnsi="Times New Roman" w:eastAsia="Times New Roman" w:cs="Times New Roman"/>
+                <w:b w:val="0"/>
+                <w:i w:val="0"/>
+                <w:sz w:val="28"/>
               </w:rPr>
               <w:t>Пользователь</w:t>
             </w:r>
@@ -3250,28 +3205,28 @@
         </w:tc>
         <w:tc>
           <w:tcPr>
-            <w:tcW w:type="dxa" w:w="5046"/>
-            <w:tcBorders>
-              <w:top w:val="single" w:sz="4" w:space="0" w:color="000000"/>
-              <w:left w:val="single" w:sz="4" w:space="0" w:color="000000"/>
-              <w:bottom w:val="single" w:sz="4" w:space="0" w:color="000000"/>
-              <w:right w:val="single" w:sz="4" w:space="0" w:color="000000"/>
-            </w:tcBorders>
-          </w:tcPr>
-          <w:p>
-            <w:pPr>
-              <w:spacing w:lineRule="auto" w:line="360" w:after="0" w:before="0"/>
-              <w:ind w:firstLine="0" w:left="0"/>
-              <w:jc w:val="left"/>
-            </w:pPr>
-            <w:r/>
-            <w:r>
-              <w:rPr>
-                <w:rFonts w:ascii="Times New Roman" w:hAnsi="Times New Roman" w:eastAsia="Times New Roman"/>
-                <w:b w:val="0"/>
-                <w:i w:val="0"/>
-                <w:color w:val="000000"/>
-                <w:sz w:val="24"/>
+            <w:tcW w:type="dxa" w:w="4989"/>
+            <w:tcBorders>
+              <w:top w:val="single" w:sz="4" w:space="0" w:color="000000"/>
+              <w:left w:val="single" w:sz="4" w:space="0" w:color="000000"/>
+              <w:bottom w:val="single" w:sz="4" w:space="0" w:color="000000"/>
+              <w:right w:val="single" w:sz="4" w:space="0" w:color="000000"/>
+            </w:tcBorders>
+            <w:vAlign w:val="top"/>
+          </w:tcPr>
+          <w:p>
+            <w:pPr>
+              <w:spacing w:line="240" w:lineRule="auto" w:after="0" w:before="0"/>
+              <w:ind w:firstLine="0" w:left="0"/>
+              <w:jc w:val="left"/>
+            </w:pPr>
+            <w:r/>
+            <w:r>
+              <w:rPr>
+                <w:rFonts w:ascii="Times New Roman" w:hAnsi="Times New Roman" w:eastAsia="Times New Roman" w:cs="Times New Roman"/>
+                <w:b w:val="0"/>
+                <w:i w:val="0"/>
+                <w:sz w:val="28"/>
               </w:rPr>
               <w:t>Учётные записи, справочники, резервные копии</w:t>
             </w:r>
@@ -3279,13 +3234,6 @@
         </w:tc>
       </w:tr>
     </w:tbl>
-    <w:p>
-      <w:pPr>
-        <w:spacing w:lineRule="auto" w:line="240" w:after="120" w:before="0"/>
-        <w:ind w:firstLine="0" w:left="0"/>
-        <w:jc w:val="both"/>
-      </w:pPr>
-    </w:p>
     <w:p>
       <w:r>
         <w:br w:type="page"/>
@@ -3300,10 +3248,9 @@
       </w:pPr>
       <w:r>
         <w:rPr>
-          <w:rFonts w:ascii="Times New Roman" w:hAnsi="Times New Roman" w:eastAsia="Times New Roman"/>
+          <w:rFonts w:ascii="Times New Roman" w:hAnsi="Times New Roman" w:eastAsia="Times New Roman" w:cs="Times New Roman"/>
           <w:b/>
           <w:i w:val="0"/>
-          <w:color w:val="000000"/>
           <w:sz w:val="28"/>
         </w:rPr>
         <w:t>3 Рамки проекта</w:t>
@@ -3318,10 +3265,9 @@
       </w:pPr>
       <w:r>
         <w:rPr>
-          <w:rFonts w:ascii="Times New Roman" w:hAnsi="Times New Roman" w:eastAsia="Times New Roman"/>
+          <w:rFonts w:ascii="Times New Roman" w:hAnsi="Times New Roman" w:eastAsia="Times New Roman" w:cs="Times New Roman"/>
           <w:b/>
           <w:i w:val="0"/>
-          <w:color w:val="000000"/>
           <w:sz w:val="28"/>
         </w:rPr>
         <w:t>3.1 Основные функции</w:t>
@@ -3335,27 +3281,26 @@
       </w:pPr>
       <w:r>
         <w:rPr>
-          <w:rFonts w:ascii="Times New Roman" w:hAnsi="Times New Roman" w:eastAsia="Times New Roman"/>
-          <w:b w:val="0"/>
-          <w:i w:val="0"/>
-          <w:color w:val="000000"/>
-          <w:sz w:val="28"/>
-        </w:rPr>
-        <w:t>Функции пронумерованы как FEATn по образцу [2], чтобы на них ссылаться в следующих работах (таблица 5).</w:t>
+          <w:rFonts w:ascii="Times New Roman" w:hAnsi="Times New Roman" w:eastAsia="Times New Roman" w:cs="Times New Roman"/>
+          <w:b w:val="0"/>
+          <w:i w:val="0"/>
+          <w:sz w:val="28"/>
+        </w:rPr>
+        <w:t>Функции пронумерованы, чтобы на них ссылаться в следующих работах (таблица 5).</w:t>
       </w:r>
     </w:p>
     <w:p>
       <w:pPr>
-        <w:spacing w:lineRule="auto" w:line="360" w:after="80" w:before="200"/>
+        <w:keepNext/>
+        <w:spacing w:line="240" w:lineRule="auto" w:after="120" w:before="240"/>
         <w:ind w:firstLine="0" w:left="0"/>
         <w:jc w:val="left"/>
       </w:pPr>
       <w:r>
         <w:rPr>
-          <w:rFonts w:ascii="Times New Roman" w:hAnsi="Times New Roman" w:eastAsia="Times New Roman"/>
-          <w:b w:val="0"/>
-          <w:i w:val="0"/>
-          <w:color w:val="000000"/>
+          <w:rFonts w:ascii="Times New Roman" w:hAnsi="Times New Roman" w:eastAsia="Times New Roman" w:cs="Times New Roman"/>
+          <w:b w:val="0"/>
+          <w:i w:val="0"/>
           <w:sz w:val="28"/>
         </w:rPr>
         <w:t>Таблица 5 — Функции системы</w:t>
@@ -3363,40 +3308,42 @@
     </w:p>
     <w:tbl>
       <w:tblPr>
-        <w:tblW w:type="auto" w:w="0"/>
-        <w:jc w:val="center"/>
+        <w:tblW w:type="dxa" w:w="9354"/>
+        <w:jc w:val="left"/>
+        <w:tblLayout w:type="fixed"/>
         <w:tblLook w:firstColumn="1" w:firstRow="1" w:lastColumn="0" w:lastRow="0" w:noHBand="0" w:noVBand="1" w:val="04A0"/>
+        <w:tblInd w:w="0" w:type="dxa"/>
       </w:tblPr>
       <w:tblGrid>
-        <w:gridCol w:w="3118"/>
-        <w:gridCol w:w="3118"/>
-        <w:gridCol w:w="3118"/>
+        <w:gridCol w:w="1360"/>
+        <w:gridCol w:w="6406"/>
+        <w:gridCol w:w="1587"/>
       </w:tblGrid>
       <w:tr>
         <w:tc>
           <w:tcPr>
-            <w:tcW w:type="dxa" w:w="1247"/>
-            <w:tcBorders>
-              <w:top w:val="single" w:sz="4" w:space="0" w:color="000000"/>
-              <w:left w:val="single" w:sz="4" w:space="0" w:color="000000"/>
-              <w:bottom w:val="single" w:sz="4" w:space="0" w:color="000000"/>
-              <w:right w:val="single" w:sz="4" w:space="0" w:color="000000"/>
-            </w:tcBorders>
-          </w:tcPr>
-          <w:p>
-            <w:pPr>
-              <w:spacing w:lineRule="auto" w:line="360" w:after="0" w:before="0"/>
+            <w:tcW w:type="dxa" w:w="1361"/>
+            <w:tcBorders>
+              <w:top w:val="single" w:sz="4" w:space="0" w:color="000000"/>
+              <w:left w:val="single" w:sz="4" w:space="0" w:color="000000"/>
+              <w:bottom w:val="single" w:sz="4" w:space="0" w:color="000000"/>
+              <w:right w:val="single" w:sz="4" w:space="0" w:color="000000"/>
+            </w:tcBorders>
+            <w:vAlign w:val="top"/>
+          </w:tcPr>
+          <w:p>
+            <w:pPr>
+              <w:spacing w:line="240" w:lineRule="auto" w:after="0" w:before="0"/>
               <w:ind w:firstLine="0" w:left="0"/>
               <w:jc w:val="center"/>
             </w:pPr>
             <w:r/>
             <w:r>
               <w:rPr>
-                <w:rFonts w:ascii="Times New Roman" w:hAnsi="Times New Roman" w:eastAsia="Times New Roman"/>
+                <w:rFonts w:ascii="Times New Roman" w:hAnsi="Times New Roman" w:eastAsia="Times New Roman" w:cs="Times New Roman"/>
                 <w:b/>
                 <w:i w:val="0"/>
-                <w:color w:val="000000"/>
-                <w:sz w:val="24"/>
+                <w:sz w:val="28"/>
               </w:rPr>
               <w:t>Код</w:t>
             </w:r>
@@ -3404,28 +3351,28 @@
         </w:tc>
         <w:tc>
           <w:tcPr>
-            <w:tcW w:type="dxa" w:w="6520"/>
-            <w:tcBorders>
-              <w:top w:val="single" w:sz="4" w:space="0" w:color="000000"/>
-              <w:left w:val="single" w:sz="4" w:space="0" w:color="000000"/>
-              <w:bottom w:val="single" w:sz="4" w:space="0" w:color="000000"/>
-              <w:right w:val="single" w:sz="4" w:space="0" w:color="000000"/>
-            </w:tcBorders>
-          </w:tcPr>
-          <w:p>
-            <w:pPr>
-              <w:spacing w:lineRule="auto" w:line="360" w:after="0" w:before="0"/>
+            <w:tcW w:type="dxa" w:w="6406"/>
+            <w:tcBorders>
+              <w:top w:val="single" w:sz="4" w:space="0" w:color="000000"/>
+              <w:left w:val="single" w:sz="4" w:space="0" w:color="000000"/>
+              <w:bottom w:val="single" w:sz="4" w:space="0" w:color="000000"/>
+              <w:right w:val="single" w:sz="4" w:space="0" w:color="000000"/>
+            </w:tcBorders>
+            <w:vAlign w:val="top"/>
+          </w:tcPr>
+          <w:p>
+            <w:pPr>
+              <w:spacing w:line="240" w:lineRule="auto" w:after="0" w:before="0"/>
               <w:ind w:firstLine="0" w:left="0"/>
               <w:jc w:val="center"/>
             </w:pPr>
             <w:r/>
             <w:r>
               <w:rPr>
-                <w:rFonts w:ascii="Times New Roman" w:hAnsi="Times New Roman" w:eastAsia="Times New Roman"/>
+                <w:rFonts w:ascii="Times New Roman" w:hAnsi="Times New Roman" w:eastAsia="Times New Roman" w:cs="Times New Roman"/>
                 <w:b/>
                 <w:i w:val="0"/>
-                <w:color w:val="000000"/>
-                <w:sz w:val="24"/>
+                <w:sz w:val="28"/>
               </w:rPr>
               <w:t>Функция</w:t>
             </w:r>
@@ -3440,21 +3387,21 @@
               <w:bottom w:val="single" w:sz="4" w:space="0" w:color="000000"/>
               <w:right w:val="single" w:sz="4" w:space="0" w:color="000000"/>
             </w:tcBorders>
-          </w:tcPr>
-          <w:p>
-            <w:pPr>
-              <w:spacing w:lineRule="auto" w:line="360" w:after="0" w:before="0"/>
+            <w:vAlign w:val="top"/>
+          </w:tcPr>
+          <w:p>
+            <w:pPr>
+              <w:spacing w:line="240" w:lineRule="auto" w:after="0" w:before="0"/>
               <w:ind w:firstLine="0" w:left="0"/>
               <w:jc w:val="center"/>
             </w:pPr>
             <w:r/>
             <w:r>
               <w:rPr>
-                <w:rFonts w:ascii="Times New Roman" w:hAnsi="Times New Roman" w:eastAsia="Times New Roman"/>
+                <w:rFonts w:ascii="Times New Roman" w:hAnsi="Times New Roman" w:eastAsia="Times New Roman" w:cs="Times New Roman"/>
                 <w:b/>
                 <w:i w:val="0"/>
-                <w:color w:val="000000"/>
-                <w:sz w:val="24"/>
+                <w:sz w:val="28"/>
               </w:rPr>
               <w:t>Версия</w:t>
             </w:r>
@@ -3464,28 +3411,28 @@
       <w:tr>
         <w:tc>
           <w:tcPr>
-            <w:tcW w:type="dxa" w:w="1247"/>
-            <w:tcBorders>
-              <w:top w:val="single" w:sz="4" w:space="0" w:color="000000"/>
-              <w:left w:val="single" w:sz="4" w:space="0" w:color="000000"/>
-              <w:bottom w:val="single" w:sz="4" w:space="0" w:color="000000"/>
-              <w:right w:val="single" w:sz="4" w:space="0" w:color="000000"/>
-            </w:tcBorders>
-          </w:tcPr>
-          <w:p>
-            <w:pPr>
-              <w:spacing w:lineRule="auto" w:line="360" w:after="0" w:before="0"/>
-              <w:ind w:firstLine="0" w:left="0"/>
-              <w:jc w:val="left"/>
-            </w:pPr>
-            <w:r/>
-            <w:r>
-              <w:rPr>
-                <w:rFonts w:ascii="Times New Roman" w:hAnsi="Times New Roman" w:eastAsia="Times New Roman"/>
-                <w:b w:val="0"/>
-                <w:i w:val="0"/>
-                <w:color w:val="000000"/>
-                <w:sz w:val="24"/>
+            <w:tcW w:type="dxa" w:w="1361"/>
+            <w:tcBorders>
+              <w:top w:val="single" w:sz="4" w:space="0" w:color="000000"/>
+              <w:left w:val="single" w:sz="4" w:space="0" w:color="000000"/>
+              <w:bottom w:val="single" w:sz="4" w:space="0" w:color="000000"/>
+              <w:right w:val="single" w:sz="4" w:space="0" w:color="000000"/>
+            </w:tcBorders>
+            <w:vAlign w:val="top"/>
+          </w:tcPr>
+          <w:p>
+            <w:pPr>
+              <w:spacing w:line="240" w:lineRule="auto" w:after="0" w:before="0"/>
+              <w:ind w:firstLine="0" w:left="0"/>
+              <w:jc w:val="left"/>
+            </w:pPr>
+            <w:r/>
+            <w:r>
+              <w:rPr>
+                <w:rFonts w:ascii="Times New Roman" w:hAnsi="Times New Roman" w:eastAsia="Times New Roman" w:cs="Times New Roman"/>
+                <w:b w:val="0"/>
+                <w:i w:val="0"/>
+                <w:sz w:val="28"/>
               </w:rPr>
               <w:t>FEAT1</w:t>
             </w:r>
@@ -3493,28 +3440,28 @@
         </w:tc>
         <w:tc>
           <w:tcPr>
-            <w:tcW w:type="dxa" w:w="6520"/>
-            <w:tcBorders>
-              <w:top w:val="single" w:sz="4" w:space="0" w:color="000000"/>
-              <w:left w:val="single" w:sz="4" w:space="0" w:color="000000"/>
-              <w:bottom w:val="single" w:sz="4" w:space="0" w:color="000000"/>
-              <w:right w:val="single" w:sz="4" w:space="0" w:color="000000"/>
-            </w:tcBorders>
-          </w:tcPr>
-          <w:p>
-            <w:pPr>
-              <w:spacing w:lineRule="auto" w:line="360" w:after="0" w:before="0"/>
-              <w:ind w:firstLine="0" w:left="0"/>
-              <w:jc w:val="left"/>
-            </w:pPr>
-            <w:r/>
-            <w:r>
-              <w:rPr>
-                <w:rFonts w:ascii="Times New Roman" w:hAnsi="Times New Roman" w:eastAsia="Times New Roman"/>
-                <w:b w:val="0"/>
-                <w:i w:val="0"/>
-                <w:color w:val="000000"/>
-                <w:sz w:val="24"/>
+            <w:tcW w:type="dxa" w:w="6406"/>
+            <w:tcBorders>
+              <w:top w:val="single" w:sz="4" w:space="0" w:color="000000"/>
+              <w:left w:val="single" w:sz="4" w:space="0" w:color="000000"/>
+              <w:bottom w:val="single" w:sz="4" w:space="0" w:color="000000"/>
+              <w:right w:val="single" w:sz="4" w:space="0" w:color="000000"/>
+            </w:tcBorders>
+            <w:vAlign w:val="top"/>
+          </w:tcPr>
+          <w:p>
+            <w:pPr>
+              <w:spacing w:line="240" w:lineRule="auto" w:after="0" w:before="0"/>
+              <w:ind w:firstLine="0" w:left="0"/>
+              <w:jc w:val="left"/>
+            </w:pPr>
+            <w:r/>
+            <w:r>
+              <w:rPr>
+                <w:rFonts w:ascii="Times New Roman" w:hAnsi="Times New Roman" w:eastAsia="Times New Roman" w:cs="Times New Roman"/>
+                <w:b w:val="0"/>
+                <w:i w:val="0"/>
+                <w:sz w:val="28"/>
               </w:rPr>
               <w:t>Справочник номенклатуры</w:t>
             </w:r>
@@ -3529,21 +3476,21 @@
               <w:bottom w:val="single" w:sz="4" w:space="0" w:color="000000"/>
               <w:right w:val="single" w:sz="4" w:space="0" w:color="000000"/>
             </w:tcBorders>
-          </w:tcPr>
-          <w:p>
-            <w:pPr>
-              <w:spacing w:lineRule="auto" w:line="360" w:after="0" w:before="0"/>
-              <w:ind w:firstLine="0" w:left="0"/>
-              <w:jc w:val="left"/>
-            </w:pPr>
-            <w:r/>
-            <w:r>
-              <w:rPr>
-                <w:rFonts w:ascii="Times New Roman" w:hAnsi="Times New Roman" w:eastAsia="Times New Roman"/>
-                <w:b w:val="0"/>
-                <w:i w:val="0"/>
-                <w:color w:val="000000"/>
-                <w:sz w:val="24"/>
+            <w:vAlign w:val="top"/>
+          </w:tcPr>
+          <w:p>
+            <w:pPr>
+              <w:spacing w:line="240" w:lineRule="auto" w:after="0" w:before="0"/>
+              <w:ind w:firstLine="0" w:left="0"/>
+              <w:jc w:val="left"/>
+            </w:pPr>
+            <w:r/>
+            <w:r>
+              <w:rPr>
+                <w:rFonts w:ascii="Times New Roman" w:hAnsi="Times New Roman" w:eastAsia="Times New Roman" w:cs="Times New Roman"/>
+                <w:b w:val="0"/>
+                <w:i w:val="0"/>
+                <w:sz w:val="28"/>
               </w:rPr>
               <w:t>1</w:t>
             </w:r>
@@ -3553,28 +3500,28 @@
       <w:tr>
         <w:tc>
           <w:tcPr>
-            <w:tcW w:type="dxa" w:w="1247"/>
-            <w:tcBorders>
-              <w:top w:val="single" w:sz="4" w:space="0" w:color="000000"/>
-              <w:left w:val="single" w:sz="4" w:space="0" w:color="000000"/>
-              <w:bottom w:val="single" w:sz="4" w:space="0" w:color="000000"/>
-              <w:right w:val="single" w:sz="4" w:space="0" w:color="000000"/>
-            </w:tcBorders>
-          </w:tcPr>
-          <w:p>
-            <w:pPr>
-              <w:spacing w:lineRule="auto" w:line="360" w:after="0" w:before="0"/>
-              <w:ind w:firstLine="0" w:left="0"/>
-              <w:jc w:val="left"/>
-            </w:pPr>
-            <w:r/>
-            <w:r>
-              <w:rPr>
-                <w:rFonts w:ascii="Times New Roman" w:hAnsi="Times New Roman" w:eastAsia="Times New Roman"/>
-                <w:b w:val="0"/>
-                <w:i w:val="0"/>
-                <w:color w:val="000000"/>
-                <w:sz w:val="24"/>
+            <w:tcW w:type="dxa" w:w="1361"/>
+            <w:tcBorders>
+              <w:top w:val="single" w:sz="4" w:space="0" w:color="000000"/>
+              <w:left w:val="single" w:sz="4" w:space="0" w:color="000000"/>
+              <w:bottom w:val="single" w:sz="4" w:space="0" w:color="000000"/>
+              <w:right w:val="single" w:sz="4" w:space="0" w:color="000000"/>
+            </w:tcBorders>
+            <w:vAlign w:val="top"/>
+          </w:tcPr>
+          <w:p>
+            <w:pPr>
+              <w:spacing w:line="240" w:lineRule="auto" w:after="0" w:before="0"/>
+              <w:ind w:firstLine="0" w:left="0"/>
+              <w:jc w:val="left"/>
+            </w:pPr>
+            <w:r/>
+            <w:r>
+              <w:rPr>
+                <w:rFonts w:ascii="Times New Roman" w:hAnsi="Times New Roman" w:eastAsia="Times New Roman" w:cs="Times New Roman"/>
+                <w:b w:val="0"/>
+                <w:i w:val="0"/>
+                <w:sz w:val="28"/>
               </w:rPr>
               <w:t>FEAT2</w:t>
             </w:r>
@@ -3582,28 +3529,28 @@
         </w:tc>
         <w:tc>
           <w:tcPr>
-            <w:tcW w:type="dxa" w:w="6520"/>
-            <w:tcBorders>
-              <w:top w:val="single" w:sz="4" w:space="0" w:color="000000"/>
-              <w:left w:val="single" w:sz="4" w:space="0" w:color="000000"/>
-              <w:bottom w:val="single" w:sz="4" w:space="0" w:color="000000"/>
-              <w:right w:val="single" w:sz="4" w:space="0" w:color="000000"/>
-            </w:tcBorders>
-          </w:tcPr>
-          <w:p>
-            <w:pPr>
-              <w:spacing w:lineRule="auto" w:line="360" w:after="0" w:before="0"/>
-              <w:ind w:firstLine="0" w:left="0"/>
-              <w:jc w:val="left"/>
-            </w:pPr>
-            <w:r/>
-            <w:r>
-              <w:rPr>
-                <w:rFonts w:ascii="Times New Roman" w:hAnsi="Times New Roman" w:eastAsia="Times New Roman"/>
-                <w:b w:val="0"/>
-                <w:i w:val="0"/>
-                <w:color w:val="000000"/>
-                <w:sz w:val="24"/>
+            <w:tcW w:type="dxa" w:w="6406"/>
+            <w:tcBorders>
+              <w:top w:val="single" w:sz="4" w:space="0" w:color="000000"/>
+              <w:left w:val="single" w:sz="4" w:space="0" w:color="000000"/>
+              <w:bottom w:val="single" w:sz="4" w:space="0" w:color="000000"/>
+              <w:right w:val="single" w:sz="4" w:space="0" w:color="000000"/>
+            </w:tcBorders>
+            <w:vAlign w:val="top"/>
+          </w:tcPr>
+          <w:p>
+            <w:pPr>
+              <w:spacing w:line="240" w:lineRule="auto" w:after="0" w:before="0"/>
+              <w:ind w:firstLine="0" w:left="0"/>
+              <w:jc w:val="left"/>
+            </w:pPr>
+            <w:r/>
+            <w:r>
+              <w:rPr>
+                <w:rFonts w:ascii="Times New Roman" w:hAnsi="Times New Roman" w:eastAsia="Times New Roman" w:cs="Times New Roman"/>
+                <w:b w:val="0"/>
+                <w:i w:val="0"/>
+                <w:sz w:val="28"/>
               </w:rPr>
               <w:t>Справочник покупателей</w:t>
             </w:r>
@@ -3618,21 +3565,21 @@
               <w:bottom w:val="single" w:sz="4" w:space="0" w:color="000000"/>
               <w:right w:val="single" w:sz="4" w:space="0" w:color="000000"/>
             </w:tcBorders>
-          </w:tcPr>
-          <w:p>
-            <w:pPr>
-              <w:spacing w:lineRule="auto" w:line="360" w:after="0" w:before="0"/>
-              <w:ind w:firstLine="0" w:left="0"/>
-              <w:jc w:val="left"/>
-            </w:pPr>
-            <w:r/>
-            <w:r>
-              <w:rPr>
-                <w:rFonts w:ascii="Times New Roman" w:hAnsi="Times New Roman" w:eastAsia="Times New Roman"/>
-                <w:b w:val="0"/>
-                <w:i w:val="0"/>
-                <w:color w:val="000000"/>
-                <w:sz w:val="24"/>
+            <w:vAlign w:val="top"/>
+          </w:tcPr>
+          <w:p>
+            <w:pPr>
+              <w:spacing w:line="240" w:lineRule="auto" w:after="0" w:before="0"/>
+              <w:ind w:firstLine="0" w:left="0"/>
+              <w:jc w:val="left"/>
+            </w:pPr>
+            <w:r/>
+            <w:r>
+              <w:rPr>
+                <w:rFonts w:ascii="Times New Roman" w:hAnsi="Times New Roman" w:eastAsia="Times New Roman" w:cs="Times New Roman"/>
+                <w:b w:val="0"/>
+                <w:i w:val="0"/>
+                <w:sz w:val="28"/>
               </w:rPr>
               <w:t>1</w:t>
             </w:r>
@@ -3642,28 +3589,28 @@
       <w:tr>
         <w:tc>
           <w:tcPr>
-            <w:tcW w:type="dxa" w:w="1247"/>
-            <w:tcBorders>
-              <w:top w:val="single" w:sz="4" w:space="0" w:color="000000"/>
-              <w:left w:val="single" w:sz="4" w:space="0" w:color="000000"/>
-              <w:bottom w:val="single" w:sz="4" w:space="0" w:color="000000"/>
-              <w:right w:val="single" w:sz="4" w:space="0" w:color="000000"/>
-            </w:tcBorders>
-          </w:tcPr>
-          <w:p>
-            <w:pPr>
-              <w:spacing w:lineRule="auto" w:line="360" w:after="0" w:before="0"/>
-              <w:ind w:firstLine="0" w:left="0"/>
-              <w:jc w:val="left"/>
-            </w:pPr>
-            <w:r/>
-            <w:r>
-              <w:rPr>
-                <w:rFonts w:ascii="Times New Roman" w:hAnsi="Times New Roman" w:eastAsia="Times New Roman"/>
-                <w:b w:val="0"/>
-                <w:i w:val="0"/>
-                <w:color w:val="000000"/>
-                <w:sz w:val="24"/>
+            <w:tcW w:type="dxa" w:w="1361"/>
+            <w:tcBorders>
+              <w:top w:val="single" w:sz="4" w:space="0" w:color="000000"/>
+              <w:left w:val="single" w:sz="4" w:space="0" w:color="000000"/>
+              <w:bottom w:val="single" w:sz="4" w:space="0" w:color="000000"/>
+              <w:right w:val="single" w:sz="4" w:space="0" w:color="000000"/>
+            </w:tcBorders>
+            <w:vAlign w:val="top"/>
+          </w:tcPr>
+          <w:p>
+            <w:pPr>
+              <w:spacing w:line="240" w:lineRule="auto" w:after="0" w:before="0"/>
+              <w:ind w:firstLine="0" w:left="0"/>
+              <w:jc w:val="left"/>
+            </w:pPr>
+            <w:r/>
+            <w:r>
+              <w:rPr>
+                <w:rFonts w:ascii="Times New Roman" w:hAnsi="Times New Roman" w:eastAsia="Times New Roman" w:cs="Times New Roman"/>
+                <w:b w:val="0"/>
+                <w:i w:val="0"/>
+                <w:sz w:val="28"/>
               </w:rPr>
               <w:t>FEAT3</w:t>
             </w:r>
@@ -3671,28 +3618,28 @@
         </w:tc>
         <w:tc>
           <w:tcPr>
-            <w:tcW w:type="dxa" w:w="6520"/>
-            <w:tcBorders>
-              <w:top w:val="single" w:sz="4" w:space="0" w:color="000000"/>
-              <w:left w:val="single" w:sz="4" w:space="0" w:color="000000"/>
-              <w:bottom w:val="single" w:sz="4" w:space="0" w:color="000000"/>
-              <w:right w:val="single" w:sz="4" w:space="0" w:color="000000"/>
-            </w:tcBorders>
-          </w:tcPr>
-          <w:p>
-            <w:pPr>
-              <w:spacing w:lineRule="auto" w:line="360" w:after="0" w:before="0"/>
-              <w:ind w:firstLine="0" w:left="0"/>
-              <w:jc w:val="left"/>
-            </w:pPr>
-            <w:r/>
-            <w:r>
-              <w:rPr>
-                <w:rFonts w:ascii="Times New Roman" w:hAnsi="Times New Roman" w:eastAsia="Times New Roman"/>
-                <w:b w:val="0"/>
-                <w:i w:val="0"/>
-                <w:color w:val="000000"/>
-                <w:sz w:val="24"/>
+            <w:tcW w:type="dxa" w:w="6406"/>
+            <w:tcBorders>
+              <w:top w:val="single" w:sz="4" w:space="0" w:color="000000"/>
+              <w:left w:val="single" w:sz="4" w:space="0" w:color="000000"/>
+              <w:bottom w:val="single" w:sz="4" w:space="0" w:color="000000"/>
+              <w:right w:val="single" w:sz="4" w:space="0" w:color="000000"/>
+            </w:tcBorders>
+            <w:vAlign w:val="top"/>
+          </w:tcPr>
+          <w:p>
+            <w:pPr>
+              <w:spacing w:line="240" w:lineRule="auto" w:after="0" w:before="0"/>
+              <w:ind w:firstLine="0" w:left="0"/>
+              <w:jc w:val="left"/>
+            </w:pPr>
+            <w:r/>
+            <w:r>
+              <w:rPr>
+                <w:rFonts w:ascii="Times New Roman" w:hAnsi="Times New Roman" w:eastAsia="Times New Roman" w:cs="Times New Roman"/>
+                <w:b w:val="0"/>
+                <w:i w:val="0"/>
+                <w:sz w:val="28"/>
               </w:rPr>
               <w:t>Приход на склад</w:t>
             </w:r>
@@ -3707,21 +3654,21 @@
               <w:bottom w:val="single" w:sz="4" w:space="0" w:color="000000"/>
               <w:right w:val="single" w:sz="4" w:space="0" w:color="000000"/>
             </w:tcBorders>
-          </w:tcPr>
-          <w:p>
-            <w:pPr>
-              <w:spacing w:lineRule="auto" w:line="360" w:after="0" w:before="0"/>
-              <w:ind w:firstLine="0" w:left="0"/>
-              <w:jc w:val="left"/>
-            </w:pPr>
-            <w:r/>
-            <w:r>
-              <w:rPr>
-                <w:rFonts w:ascii="Times New Roman" w:hAnsi="Times New Roman" w:eastAsia="Times New Roman"/>
-                <w:b w:val="0"/>
-                <w:i w:val="0"/>
-                <w:color w:val="000000"/>
-                <w:sz w:val="24"/>
+            <w:vAlign w:val="top"/>
+          </w:tcPr>
+          <w:p>
+            <w:pPr>
+              <w:spacing w:line="240" w:lineRule="auto" w:after="0" w:before="0"/>
+              <w:ind w:firstLine="0" w:left="0"/>
+              <w:jc w:val="left"/>
+            </w:pPr>
+            <w:r/>
+            <w:r>
+              <w:rPr>
+                <w:rFonts w:ascii="Times New Roman" w:hAnsi="Times New Roman" w:eastAsia="Times New Roman" w:cs="Times New Roman"/>
+                <w:b w:val="0"/>
+                <w:i w:val="0"/>
+                <w:sz w:val="28"/>
               </w:rPr>
               <w:t>1</w:t>
             </w:r>
@@ -3731,28 +3678,28 @@
       <w:tr>
         <w:tc>
           <w:tcPr>
-            <w:tcW w:type="dxa" w:w="1247"/>
-            <w:tcBorders>
-              <w:top w:val="single" w:sz="4" w:space="0" w:color="000000"/>
-              <w:left w:val="single" w:sz="4" w:space="0" w:color="000000"/>
-              <w:bottom w:val="single" w:sz="4" w:space="0" w:color="000000"/>
-              <w:right w:val="single" w:sz="4" w:space="0" w:color="000000"/>
-            </w:tcBorders>
-          </w:tcPr>
-          <w:p>
-            <w:pPr>
-              <w:spacing w:lineRule="auto" w:line="360" w:after="0" w:before="0"/>
-              <w:ind w:firstLine="0" w:left="0"/>
-              <w:jc w:val="left"/>
-            </w:pPr>
-            <w:r/>
-            <w:r>
-              <w:rPr>
-                <w:rFonts w:ascii="Times New Roman" w:hAnsi="Times New Roman" w:eastAsia="Times New Roman"/>
-                <w:b w:val="0"/>
-                <w:i w:val="0"/>
-                <w:color w:val="000000"/>
-                <w:sz w:val="24"/>
+            <w:tcW w:type="dxa" w:w="1361"/>
+            <w:tcBorders>
+              <w:top w:val="single" w:sz="4" w:space="0" w:color="000000"/>
+              <w:left w:val="single" w:sz="4" w:space="0" w:color="000000"/>
+              <w:bottom w:val="single" w:sz="4" w:space="0" w:color="000000"/>
+              <w:right w:val="single" w:sz="4" w:space="0" w:color="000000"/>
+            </w:tcBorders>
+            <w:vAlign w:val="top"/>
+          </w:tcPr>
+          <w:p>
+            <w:pPr>
+              <w:spacing w:line="240" w:lineRule="auto" w:after="0" w:before="0"/>
+              <w:ind w:firstLine="0" w:left="0"/>
+              <w:jc w:val="left"/>
+            </w:pPr>
+            <w:r/>
+            <w:r>
+              <w:rPr>
+                <w:rFonts w:ascii="Times New Roman" w:hAnsi="Times New Roman" w:eastAsia="Times New Roman" w:cs="Times New Roman"/>
+                <w:b w:val="0"/>
+                <w:i w:val="0"/>
+                <w:sz w:val="28"/>
               </w:rPr>
               <w:t>FEAT4</w:t>
             </w:r>
@@ -3760,28 +3707,28 @@
         </w:tc>
         <w:tc>
           <w:tcPr>
-            <w:tcW w:type="dxa" w:w="6520"/>
-            <w:tcBorders>
-              <w:top w:val="single" w:sz="4" w:space="0" w:color="000000"/>
-              <w:left w:val="single" w:sz="4" w:space="0" w:color="000000"/>
-              <w:bottom w:val="single" w:sz="4" w:space="0" w:color="000000"/>
-              <w:right w:val="single" w:sz="4" w:space="0" w:color="000000"/>
-            </w:tcBorders>
-          </w:tcPr>
-          <w:p>
-            <w:pPr>
-              <w:spacing w:lineRule="auto" w:line="360" w:after="0" w:before="0"/>
-              <w:ind w:firstLine="0" w:left="0"/>
-              <w:jc w:val="left"/>
-            </w:pPr>
-            <w:r/>
-            <w:r>
-              <w:rPr>
-                <w:rFonts w:ascii="Times New Roman" w:hAnsi="Times New Roman" w:eastAsia="Times New Roman"/>
-                <w:b w:val="0"/>
-                <w:i w:val="0"/>
-                <w:color w:val="000000"/>
-                <w:sz w:val="24"/>
+            <w:tcW w:type="dxa" w:w="6406"/>
+            <w:tcBorders>
+              <w:top w:val="single" w:sz="4" w:space="0" w:color="000000"/>
+              <w:left w:val="single" w:sz="4" w:space="0" w:color="000000"/>
+              <w:bottom w:val="single" w:sz="4" w:space="0" w:color="000000"/>
+              <w:right w:val="single" w:sz="4" w:space="0" w:color="000000"/>
+            </w:tcBorders>
+            <w:vAlign w:val="top"/>
+          </w:tcPr>
+          <w:p>
+            <w:pPr>
+              <w:spacing w:line="240" w:lineRule="auto" w:after="0" w:before="0"/>
+              <w:ind w:firstLine="0" w:left="0"/>
+              <w:jc w:val="left"/>
+            </w:pPr>
+            <w:r/>
+            <w:r>
+              <w:rPr>
+                <w:rFonts w:ascii="Times New Roman" w:hAnsi="Times New Roman" w:eastAsia="Times New Roman" w:cs="Times New Roman"/>
+                <w:b w:val="0"/>
+                <w:i w:val="0"/>
+                <w:sz w:val="28"/>
               </w:rPr>
               <w:t>Доступный и зарезервированный остаток</w:t>
             </w:r>
@@ -3796,21 +3743,21 @@
               <w:bottom w:val="single" w:sz="4" w:space="0" w:color="000000"/>
               <w:right w:val="single" w:sz="4" w:space="0" w:color="000000"/>
             </w:tcBorders>
-          </w:tcPr>
-          <w:p>
-            <w:pPr>
-              <w:spacing w:lineRule="auto" w:line="360" w:after="0" w:before="0"/>
-              <w:ind w:firstLine="0" w:left="0"/>
-              <w:jc w:val="left"/>
-            </w:pPr>
-            <w:r/>
-            <w:r>
-              <w:rPr>
-                <w:rFonts w:ascii="Times New Roman" w:hAnsi="Times New Roman" w:eastAsia="Times New Roman"/>
-                <w:b w:val="0"/>
-                <w:i w:val="0"/>
-                <w:color w:val="000000"/>
-                <w:sz w:val="24"/>
+            <w:vAlign w:val="top"/>
+          </w:tcPr>
+          <w:p>
+            <w:pPr>
+              <w:spacing w:line="240" w:lineRule="auto" w:after="0" w:before="0"/>
+              <w:ind w:firstLine="0" w:left="0"/>
+              <w:jc w:val="left"/>
+            </w:pPr>
+            <w:r/>
+            <w:r>
+              <w:rPr>
+                <w:rFonts w:ascii="Times New Roman" w:hAnsi="Times New Roman" w:eastAsia="Times New Roman" w:cs="Times New Roman"/>
+                <w:b w:val="0"/>
+                <w:i w:val="0"/>
+                <w:sz w:val="28"/>
               </w:rPr>
               <w:t>1</w:t>
             </w:r>
@@ -3820,28 +3767,28 @@
       <w:tr>
         <w:tc>
           <w:tcPr>
-            <w:tcW w:type="dxa" w:w="1247"/>
-            <w:tcBorders>
-              <w:top w:val="single" w:sz="4" w:space="0" w:color="000000"/>
-              <w:left w:val="single" w:sz="4" w:space="0" w:color="000000"/>
-              <w:bottom w:val="single" w:sz="4" w:space="0" w:color="000000"/>
-              <w:right w:val="single" w:sz="4" w:space="0" w:color="000000"/>
-            </w:tcBorders>
-          </w:tcPr>
-          <w:p>
-            <w:pPr>
-              <w:spacing w:lineRule="auto" w:line="360" w:after="0" w:before="0"/>
-              <w:ind w:firstLine="0" w:left="0"/>
-              <w:jc w:val="left"/>
-            </w:pPr>
-            <w:r/>
-            <w:r>
-              <w:rPr>
-                <w:rFonts w:ascii="Times New Roman" w:hAnsi="Times New Roman" w:eastAsia="Times New Roman"/>
-                <w:b w:val="0"/>
-                <w:i w:val="0"/>
-                <w:color w:val="000000"/>
-                <w:sz w:val="24"/>
+            <w:tcW w:type="dxa" w:w="1361"/>
+            <w:tcBorders>
+              <w:top w:val="single" w:sz="4" w:space="0" w:color="000000"/>
+              <w:left w:val="single" w:sz="4" w:space="0" w:color="000000"/>
+              <w:bottom w:val="single" w:sz="4" w:space="0" w:color="000000"/>
+              <w:right w:val="single" w:sz="4" w:space="0" w:color="000000"/>
+            </w:tcBorders>
+            <w:vAlign w:val="top"/>
+          </w:tcPr>
+          <w:p>
+            <w:pPr>
+              <w:spacing w:line="240" w:lineRule="auto" w:after="0" w:before="0"/>
+              <w:ind w:firstLine="0" w:left="0"/>
+              <w:jc w:val="left"/>
+            </w:pPr>
+            <w:r/>
+            <w:r>
+              <w:rPr>
+                <w:rFonts w:ascii="Times New Roman" w:hAnsi="Times New Roman" w:eastAsia="Times New Roman" w:cs="Times New Roman"/>
+                <w:b w:val="0"/>
+                <w:i w:val="0"/>
+                <w:sz w:val="28"/>
               </w:rPr>
               <w:t>FEAT5</w:t>
             </w:r>
@@ -3849,28 +3796,28 @@
         </w:tc>
         <w:tc>
           <w:tcPr>
-            <w:tcW w:type="dxa" w:w="6520"/>
-            <w:tcBorders>
-              <w:top w:val="single" w:sz="4" w:space="0" w:color="000000"/>
-              <w:left w:val="single" w:sz="4" w:space="0" w:color="000000"/>
-              <w:bottom w:val="single" w:sz="4" w:space="0" w:color="000000"/>
-              <w:right w:val="single" w:sz="4" w:space="0" w:color="000000"/>
-            </w:tcBorders>
-          </w:tcPr>
-          <w:p>
-            <w:pPr>
-              <w:spacing w:lineRule="auto" w:line="360" w:after="0" w:before="0"/>
-              <w:ind w:firstLine="0" w:left="0"/>
-              <w:jc w:val="left"/>
-            </w:pPr>
-            <w:r/>
-            <w:r>
-              <w:rPr>
-                <w:rFonts w:ascii="Times New Roman" w:hAnsi="Times New Roman" w:eastAsia="Times New Roman"/>
-                <w:b w:val="0"/>
-                <w:i w:val="0"/>
-                <w:color w:val="000000"/>
-                <w:sz w:val="24"/>
+            <w:tcW w:type="dxa" w:w="6406"/>
+            <w:tcBorders>
+              <w:top w:val="single" w:sz="4" w:space="0" w:color="000000"/>
+              <w:left w:val="single" w:sz="4" w:space="0" w:color="000000"/>
+              <w:bottom w:val="single" w:sz="4" w:space="0" w:color="000000"/>
+              <w:right w:val="single" w:sz="4" w:space="0" w:color="000000"/>
+            </w:tcBorders>
+            <w:vAlign w:val="top"/>
+          </w:tcPr>
+          <w:p>
+            <w:pPr>
+              <w:spacing w:line="240" w:lineRule="auto" w:after="0" w:before="0"/>
+              <w:ind w:firstLine="0" w:left="0"/>
+              <w:jc w:val="left"/>
+            </w:pPr>
+            <w:r/>
+            <w:r>
+              <w:rPr>
+                <w:rFonts w:ascii="Times New Roman" w:hAnsi="Times New Roman" w:eastAsia="Times New Roman" w:cs="Times New Roman"/>
+                <w:b w:val="0"/>
+                <w:i w:val="0"/>
+                <w:sz w:val="28"/>
               </w:rPr>
               <w:t>Заказ покупателя и резерв</w:t>
             </w:r>
@@ -3885,21 +3832,21 @@
               <w:bottom w:val="single" w:sz="4" w:space="0" w:color="000000"/>
               <w:right w:val="single" w:sz="4" w:space="0" w:color="000000"/>
             </w:tcBorders>
-          </w:tcPr>
-          <w:p>
-            <w:pPr>
-              <w:spacing w:lineRule="auto" w:line="360" w:after="0" w:before="0"/>
-              <w:ind w:firstLine="0" w:left="0"/>
-              <w:jc w:val="left"/>
-            </w:pPr>
-            <w:r/>
-            <w:r>
-              <w:rPr>
-                <w:rFonts w:ascii="Times New Roman" w:hAnsi="Times New Roman" w:eastAsia="Times New Roman"/>
-                <w:b w:val="0"/>
-                <w:i w:val="0"/>
-                <w:color w:val="000000"/>
-                <w:sz w:val="24"/>
+            <w:vAlign w:val="top"/>
+          </w:tcPr>
+          <w:p>
+            <w:pPr>
+              <w:spacing w:line="240" w:lineRule="auto" w:after="0" w:before="0"/>
+              <w:ind w:firstLine="0" w:left="0"/>
+              <w:jc w:val="left"/>
+            </w:pPr>
+            <w:r/>
+            <w:r>
+              <w:rPr>
+                <w:rFonts w:ascii="Times New Roman" w:hAnsi="Times New Roman" w:eastAsia="Times New Roman" w:cs="Times New Roman"/>
+                <w:b w:val="0"/>
+                <w:i w:val="0"/>
+                <w:sz w:val="28"/>
               </w:rPr>
               <w:t>1</w:t>
             </w:r>
@@ -3909,28 +3856,28 @@
       <w:tr>
         <w:tc>
           <w:tcPr>
-            <w:tcW w:type="dxa" w:w="1247"/>
-            <w:tcBorders>
-              <w:top w:val="single" w:sz="4" w:space="0" w:color="000000"/>
-              <w:left w:val="single" w:sz="4" w:space="0" w:color="000000"/>
-              <w:bottom w:val="single" w:sz="4" w:space="0" w:color="000000"/>
-              <w:right w:val="single" w:sz="4" w:space="0" w:color="000000"/>
-            </w:tcBorders>
-          </w:tcPr>
-          <w:p>
-            <w:pPr>
-              <w:spacing w:lineRule="auto" w:line="360" w:after="0" w:before="0"/>
-              <w:ind w:firstLine="0" w:left="0"/>
-              <w:jc w:val="left"/>
-            </w:pPr>
-            <w:r/>
-            <w:r>
-              <w:rPr>
-                <w:rFonts w:ascii="Times New Roman" w:hAnsi="Times New Roman" w:eastAsia="Times New Roman"/>
-                <w:b w:val="0"/>
-                <w:i w:val="0"/>
-                <w:color w:val="000000"/>
-                <w:sz w:val="24"/>
+            <w:tcW w:type="dxa" w:w="1361"/>
+            <w:tcBorders>
+              <w:top w:val="single" w:sz="4" w:space="0" w:color="000000"/>
+              <w:left w:val="single" w:sz="4" w:space="0" w:color="000000"/>
+              <w:bottom w:val="single" w:sz="4" w:space="0" w:color="000000"/>
+              <w:right w:val="single" w:sz="4" w:space="0" w:color="000000"/>
+            </w:tcBorders>
+            <w:vAlign w:val="top"/>
+          </w:tcPr>
+          <w:p>
+            <w:pPr>
+              <w:spacing w:line="240" w:lineRule="auto" w:after="0" w:before="0"/>
+              <w:ind w:firstLine="0" w:left="0"/>
+              <w:jc w:val="left"/>
+            </w:pPr>
+            <w:r/>
+            <w:r>
+              <w:rPr>
+                <w:rFonts w:ascii="Times New Roman" w:hAnsi="Times New Roman" w:eastAsia="Times New Roman" w:cs="Times New Roman"/>
+                <w:b w:val="0"/>
+                <w:i w:val="0"/>
+                <w:sz w:val="28"/>
               </w:rPr>
               <w:t>FEAT6</w:t>
             </w:r>
@@ -3938,28 +3885,28 @@
         </w:tc>
         <w:tc>
           <w:tcPr>
-            <w:tcW w:type="dxa" w:w="6520"/>
-            <w:tcBorders>
-              <w:top w:val="single" w:sz="4" w:space="0" w:color="000000"/>
-              <w:left w:val="single" w:sz="4" w:space="0" w:color="000000"/>
-              <w:bottom w:val="single" w:sz="4" w:space="0" w:color="000000"/>
-              <w:right w:val="single" w:sz="4" w:space="0" w:color="000000"/>
-            </w:tcBorders>
-          </w:tcPr>
-          <w:p>
-            <w:pPr>
-              <w:spacing w:lineRule="auto" w:line="360" w:after="0" w:before="0"/>
-              <w:ind w:firstLine="0" w:left="0"/>
-              <w:jc w:val="left"/>
-            </w:pPr>
-            <w:r/>
-            <w:r>
-              <w:rPr>
-                <w:rFonts w:ascii="Times New Roman" w:hAnsi="Times New Roman" w:eastAsia="Times New Roman"/>
-                <w:b w:val="0"/>
-                <w:i w:val="0"/>
-                <w:color w:val="000000"/>
-                <w:sz w:val="24"/>
+            <w:tcW w:type="dxa" w:w="6406"/>
+            <w:tcBorders>
+              <w:top w:val="single" w:sz="4" w:space="0" w:color="000000"/>
+              <w:left w:val="single" w:sz="4" w:space="0" w:color="000000"/>
+              <w:bottom w:val="single" w:sz="4" w:space="0" w:color="000000"/>
+              <w:right w:val="single" w:sz="4" w:space="0" w:color="000000"/>
+            </w:tcBorders>
+            <w:vAlign w:val="top"/>
+          </w:tcPr>
+          <w:p>
+            <w:pPr>
+              <w:spacing w:line="240" w:lineRule="auto" w:after="0" w:before="0"/>
+              <w:ind w:firstLine="0" w:left="0"/>
+              <w:jc w:val="left"/>
+            </w:pPr>
+            <w:r/>
+            <w:r>
+              <w:rPr>
+                <w:rFonts w:ascii="Times New Roman" w:hAnsi="Times New Roman" w:eastAsia="Times New Roman" w:cs="Times New Roman"/>
+                <w:b w:val="0"/>
+                <w:i w:val="0"/>
+                <w:sz w:val="28"/>
               </w:rPr>
               <w:t>Реализация с запретом отгрузки сверх остатка</w:t>
             </w:r>
@@ -3974,21 +3921,21 @@
               <w:bottom w:val="single" w:sz="4" w:space="0" w:color="000000"/>
               <w:right w:val="single" w:sz="4" w:space="0" w:color="000000"/>
             </w:tcBorders>
-          </w:tcPr>
-          <w:p>
-            <w:pPr>
-              <w:spacing w:lineRule="auto" w:line="360" w:after="0" w:before="0"/>
-              <w:ind w:firstLine="0" w:left="0"/>
-              <w:jc w:val="left"/>
-            </w:pPr>
-            <w:r/>
-            <w:r>
-              <w:rPr>
-                <w:rFonts w:ascii="Times New Roman" w:hAnsi="Times New Roman" w:eastAsia="Times New Roman"/>
-                <w:b w:val="0"/>
-                <w:i w:val="0"/>
-                <w:color w:val="000000"/>
-                <w:sz w:val="24"/>
+            <w:vAlign w:val="top"/>
+          </w:tcPr>
+          <w:p>
+            <w:pPr>
+              <w:spacing w:line="240" w:lineRule="auto" w:after="0" w:before="0"/>
+              <w:ind w:firstLine="0" w:left="0"/>
+              <w:jc w:val="left"/>
+            </w:pPr>
+            <w:r/>
+            <w:r>
+              <w:rPr>
+                <w:rFonts w:ascii="Times New Roman" w:hAnsi="Times New Roman" w:eastAsia="Times New Roman" w:cs="Times New Roman"/>
+                <w:b w:val="0"/>
+                <w:i w:val="0"/>
+                <w:sz w:val="28"/>
               </w:rPr>
               <w:t>1</w:t>
             </w:r>
@@ -3998,28 +3945,28 @@
       <w:tr>
         <w:tc>
           <w:tcPr>
-            <w:tcW w:type="dxa" w:w="1247"/>
-            <w:tcBorders>
-              <w:top w:val="single" w:sz="4" w:space="0" w:color="000000"/>
-              <w:left w:val="single" w:sz="4" w:space="0" w:color="000000"/>
-              <w:bottom w:val="single" w:sz="4" w:space="0" w:color="000000"/>
-              <w:right w:val="single" w:sz="4" w:space="0" w:color="000000"/>
-            </w:tcBorders>
-          </w:tcPr>
-          <w:p>
-            <w:pPr>
-              <w:spacing w:lineRule="auto" w:line="360" w:after="0" w:before="0"/>
-              <w:ind w:firstLine="0" w:left="0"/>
-              <w:jc w:val="left"/>
-            </w:pPr>
-            <w:r/>
-            <w:r>
-              <w:rPr>
-                <w:rFonts w:ascii="Times New Roman" w:hAnsi="Times New Roman" w:eastAsia="Times New Roman"/>
-                <w:b w:val="0"/>
-                <w:i w:val="0"/>
-                <w:color w:val="000000"/>
-                <w:sz w:val="24"/>
+            <w:tcW w:type="dxa" w:w="1361"/>
+            <w:tcBorders>
+              <w:top w:val="single" w:sz="4" w:space="0" w:color="000000"/>
+              <w:left w:val="single" w:sz="4" w:space="0" w:color="000000"/>
+              <w:bottom w:val="single" w:sz="4" w:space="0" w:color="000000"/>
+              <w:right w:val="single" w:sz="4" w:space="0" w:color="000000"/>
+            </w:tcBorders>
+            <w:vAlign w:val="top"/>
+          </w:tcPr>
+          <w:p>
+            <w:pPr>
+              <w:spacing w:line="240" w:lineRule="auto" w:after="0" w:before="0"/>
+              <w:ind w:firstLine="0" w:left="0"/>
+              <w:jc w:val="left"/>
+            </w:pPr>
+            <w:r/>
+            <w:r>
+              <w:rPr>
+                <w:rFonts w:ascii="Times New Roman" w:hAnsi="Times New Roman" w:eastAsia="Times New Roman" w:cs="Times New Roman"/>
+                <w:b w:val="0"/>
+                <w:i w:val="0"/>
+                <w:sz w:val="28"/>
               </w:rPr>
               <w:t>FEAT7</w:t>
             </w:r>
@@ -4027,28 +3974,28 @@
         </w:tc>
         <w:tc>
           <w:tcPr>
-            <w:tcW w:type="dxa" w:w="6520"/>
-            <w:tcBorders>
-              <w:top w:val="single" w:sz="4" w:space="0" w:color="000000"/>
-              <w:left w:val="single" w:sz="4" w:space="0" w:color="000000"/>
-              <w:bottom w:val="single" w:sz="4" w:space="0" w:color="000000"/>
-              <w:right w:val="single" w:sz="4" w:space="0" w:color="000000"/>
-            </w:tcBorders>
-          </w:tcPr>
-          <w:p>
-            <w:pPr>
-              <w:spacing w:lineRule="auto" w:line="360" w:after="0" w:before="0"/>
-              <w:ind w:firstLine="0" w:left="0"/>
-              <w:jc w:val="left"/>
-            </w:pPr>
-            <w:r/>
-            <w:r>
-              <w:rPr>
-                <w:rFonts w:ascii="Times New Roman" w:hAnsi="Times New Roman" w:eastAsia="Times New Roman"/>
-                <w:b w:val="0"/>
-                <w:i w:val="0"/>
-                <w:color w:val="000000"/>
-                <w:sz w:val="24"/>
+            <w:tcW w:type="dxa" w:w="6406"/>
+            <w:tcBorders>
+              <w:top w:val="single" w:sz="4" w:space="0" w:color="000000"/>
+              <w:left w:val="single" w:sz="4" w:space="0" w:color="000000"/>
+              <w:bottom w:val="single" w:sz="4" w:space="0" w:color="000000"/>
+              <w:right w:val="single" w:sz="4" w:space="0" w:color="000000"/>
+            </w:tcBorders>
+            <w:vAlign w:val="top"/>
+          </w:tcPr>
+          <w:p>
+            <w:pPr>
+              <w:spacing w:line="240" w:lineRule="auto" w:after="0" w:before="0"/>
+              <w:ind w:firstLine="0" w:left="0"/>
+              <w:jc w:val="left"/>
+            </w:pPr>
+            <w:r/>
+            <w:r>
+              <w:rPr>
+                <w:rFonts w:ascii="Times New Roman" w:hAnsi="Times New Roman" w:eastAsia="Times New Roman" w:cs="Times New Roman"/>
+                <w:b w:val="0"/>
+                <w:i w:val="0"/>
+                <w:sz w:val="28"/>
               </w:rPr>
               <w:t>Печать накладной / счёта</w:t>
             </w:r>
@@ -4063,21 +4010,21 @@
               <w:bottom w:val="single" w:sz="4" w:space="0" w:color="000000"/>
               <w:right w:val="single" w:sz="4" w:space="0" w:color="000000"/>
             </w:tcBorders>
-          </w:tcPr>
-          <w:p>
-            <w:pPr>
-              <w:spacing w:lineRule="auto" w:line="360" w:after="0" w:before="0"/>
-              <w:ind w:firstLine="0" w:left="0"/>
-              <w:jc w:val="left"/>
-            </w:pPr>
-            <w:r/>
-            <w:r>
-              <w:rPr>
-                <w:rFonts w:ascii="Times New Roman" w:hAnsi="Times New Roman" w:eastAsia="Times New Roman"/>
-                <w:b w:val="0"/>
-                <w:i w:val="0"/>
-                <w:color w:val="000000"/>
-                <w:sz w:val="24"/>
+            <w:vAlign w:val="top"/>
+          </w:tcPr>
+          <w:p>
+            <w:pPr>
+              <w:spacing w:line="240" w:lineRule="auto" w:after="0" w:before="0"/>
+              <w:ind w:firstLine="0" w:left="0"/>
+              <w:jc w:val="left"/>
+            </w:pPr>
+            <w:r/>
+            <w:r>
+              <w:rPr>
+                <w:rFonts w:ascii="Times New Roman" w:hAnsi="Times New Roman" w:eastAsia="Times New Roman" w:cs="Times New Roman"/>
+                <w:b w:val="0"/>
+                <w:i w:val="0"/>
+                <w:sz w:val="28"/>
               </w:rPr>
               <w:t>1</w:t>
             </w:r>
@@ -4087,28 +4034,28 @@
       <w:tr>
         <w:tc>
           <w:tcPr>
-            <w:tcW w:type="dxa" w:w="1247"/>
-            <w:tcBorders>
-              <w:top w:val="single" w:sz="4" w:space="0" w:color="000000"/>
-              <w:left w:val="single" w:sz="4" w:space="0" w:color="000000"/>
-              <w:bottom w:val="single" w:sz="4" w:space="0" w:color="000000"/>
-              <w:right w:val="single" w:sz="4" w:space="0" w:color="000000"/>
-            </w:tcBorders>
-          </w:tcPr>
-          <w:p>
-            <w:pPr>
-              <w:spacing w:lineRule="auto" w:line="360" w:after="0" w:before="0"/>
-              <w:ind w:firstLine="0" w:left="0"/>
-              <w:jc w:val="left"/>
-            </w:pPr>
-            <w:r/>
-            <w:r>
-              <w:rPr>
-                <w:rFonts w:ascii="Times New Roman" w:hAnsi="Times New Roman" w:eastAsia="Times New Roman"/>
-                <w:b w:val="0"/>
-                <w:i w:val="0"/>
-                <w:color w:val="000000"/>
-                <w:sz w:val="24"/>
+            <w:tcW w:type="dxa" w:w="1361"/>
+            <w:tcBorders>
+              <w:top w:val="single" w:sz="4" w:space="0" w:color="000000"/>
+              <w:left w:val="single" w:sz="4" w:space="0" w:color="000000"/>
+              <w:bottom w:val="single" w:sz="4" w:space="0" w:color="000000"/>
+              <w:right w:val="single" w:sz="4" w:space="0" w:color="000000"/>
+            </w:tcBorders>
+            <w:vAlign w:val="top"/>
+          </w:tcPr>
+          <w:p>
+            <w:pPr>
+              <w:spacing w:line="240" w:lineRule="auto" w:after="0" w:before="0"/>
+              <w:ind w:firstLine="0" w:left="0"/>
+              <w:jc w:val="left"/>
+            </w:pPr>
+            <w:r/>
+            <w:r>
+              <w:rPr>
+                <w:rFonts w:ascii="Times New Roman" w:hAnsi="Times New Roman" w:eastAsia="Times New Roman" w:cs="Times New Roman"/>
+                <w:b w:val="0"/>
+                <w:i w:val="0"/>
+                <w:sz w:val="28"/>
               </w:rPr>
               <w:t>FEAT8</w:t>
             </w:r>
@@ -4116,28 +4063,28 @@
         </w:tc>
         <w:tc>
           <w:tcPr>
-            <w:tcW w:type="dxa" w:w="6520"/>
-            <w:tcBorders>
-              <w:top w:val="single" w:sz="4" w:space="0" w:color="000000"/>
-              <w:left w:val="single" w:sz="4" w:space="0" w:color="000000"/>
-              <w:bottom w:val="single" w:sz="4" w:space="0" w:color="000000"/>
-              <w:right w:val="single" w:sz="4" w:space="0" w:color="000000"/>
-            </w:tcBorders>
-          </w:tcPr>
-          <w:p>
-            <w:pPr>
-              <w:spacing w:lineRule="auto" w:line="360" w:after="0" w:before="0"/>
-              <w:ind w:firstLine="0" w:left="0"/>
-              <w:jc w:val="left"/>
-            </w:pPr>
-            <w:r/>
-            <w:r>
-              <w:rPr>
-                <w:rFonts w:ascii="Times New Roman" w:hAnsi="Times New Roman" w:eastAsia="Times New Roman"/>
-                <w:b w:val="0"/>
-                <w:i w:val="0"/>
-                <w:color w:val="000000"/>
-                <w:sz w:val="24"/>
+            <w:tcW w:type="dxa" w:w="6406"/>
+            <w:tcBorders>
+              <w:top w:val="single" w:sz="4" w:space="0" w:color="000000"/>
+              <w:left w:val="single" w:sz="4" w:space="0" w:color="000000"/>
+              <w:bottom w:val="single" w:sz="4" w:space="0" w:color="000000"/>
+              <w:right w:val="single" w:sz="4" w:space="0" w:color="000000"/>
+            </w:tcBorders>
+            <w:vAlign w:val="top"/>
+          </w:tcPr>
+          <w:p>
+            <w:pPr>
+              <w:spacing w:line="240" w:lineRule="auto" w:after="0" w:before="0"/>
+              <w:ind w:firstLine="0" w:left="0"/>
+              <w:jc w:val="left"/>
+            </w:pPr>
+            <w:r/>
+            <w:r>
+              <w:rPr>
+                <w:rFonts w:ascii="Times New Roman" w:hAnsi="Times New Roman" w:eastAsia="Times New Roman" w:cs="Times New Roman"/>
+                <w:b w:val="0"/>
+                <w:i w:val="0"/>
+                <w:sz w:val="28"/>
               </w:rPr>
               <w:t>Права по ролям из таблицы 4</w:t>
             </w:r>
@@ -4152,21 +4099,21 @@
               <w:bottom w:val="single" w:sz="4" w:space="0" w:color="000000"/>
               <w:right w:val="single" w:sz="4" w:space="0" w:color="000000"/>
             </w:tcBorders>
-          </w:tcPr>
-          <w:p>
-            <w:pPr>
-              <w:spacing w:lineRule="auto" w:line="360" w:after="0" w:before="0"/>
-              <w:ind w:firstLine="0" w:left="0"/>
-              <w:jc w:val="left"/>
-            </w:pPr>
-            <w:r/>
-            <w:r>
-              <w:rPr>
-                <w:rFonts w:ascii="Times New Roman" w:hAnsi="Times New Roman" w:eastAsia="Times New Roman"/>
-                <w:b w:val="0"/>
-                <w:i w:val="0"/>
-                <w:color w:val="000000"/>
-                <w:sz w:val="24"/>
+            <w:vAlign w:val="top"/>
+          </w:tcPr>
+          <w:p>
+            <w:pPr>
+              <w:spacing w:line="240" w:lineRule="auto" w:after="0" w:before="0"/>
+              <w:ind w:firstLine="0" w:left="0"/>
+              <w:jc w:val="left"/>
+            </w:pPr>
+            <w:r/>
+            <w:r>
+              <w:rPr>
+                <w:rFonts w:ascii="Times New Roman" w:hAnsi="Times New Roman" w:eastAsia="Times New Roman" w:cs="Times New Roman"/>
+                <w:b w:val="0"/>
+                <w:i w:val="0"/>
+                <w:sz w:val="28"/>
               </w:rPr>
               <w:t>1</w:t>
             </w:r>
@@ -4176,28 +4123,28 @@
       <w:tr>
         <w:tc>
           <w:tcPr>
-            <w:tcW w:type="dxa" w:w="1247"/>
-            <w:tcBorders>
-              <w:top w:val="single" w:sz="4" w:space="0" w:color="000000"/>
-              <w:left w:val="single" w:sz="4" w:space="0" w:color="000000"/>
-              <w:bottom w:val="single" w:sz="4" w:space="0" w:color="000000"/>
-              <w:right w:val="single" w:sz="4" w:space="0" w:color="000000"/>
-            </w:tcBorders>
-          </w:tcPr>
-          <w:p>
-            <w:pPr>
-              <w:spacing w:lineRule="auto" w:line="360" w:after="0" w:before="0"/>
-              <w:ind w:firstLine="0" w:left="0"/>
-              <w:jc w:val="left"/>
-            </w:pPr>
-            <w:r/>
-            <w:r>
-              <w:rPr>
-                <w:rFonts w:ascii="Times New Roman" w:hAnsi="Times New Roman" w:eastAsia="Times New Roman"/>
-                <w:b w:val="0"/>
-                <w:i w:val="0"/>
-                <w:color w:val="000000"/>
-                <w:sz w:val="24"/>
+            <w:tcW w:type="dxa" w:w="1361"/>
+            <w:tcBorders>
+              <w:top w:val="single" w:sz="4" w:space="0" w:color="000000"/>
+              <w:left w:val="single" w:sz="4" w:space="0" w:color="000000"/>
+              <w:bottom w:val="single" w:sz="4" w:space="0" w:color="000000"/>
+              <w:right w:val="single" w:sz="4" w:space="0" w:color="000000"/>
+            </w:tcBorders>
+            <w:vAlign w:val="top"/>
+          </w:tcPr>
+          <w:p>
+            <w:pPr>
+              <w:spacing w:line="240" w:lineRule="auto" w:after="0" w:before="0"/>
+              <w:ind w:firstLine="0" w:left="0"/>
+              <w:jc w:val="left"/>
+            </w:pPr>
+            <w:r/>
+            <w:r>
+              <w:rPr>
+                <w:rFonts w:ascii="Times New Roman" w:hAnsi="Times New Roman" w:eastAsia="Times New Roman" w:cs="Times New Roman"/>
+                <w:b w:val="0"/>
+                <w:i w:val="0"/>
+                <w:sz w:val="28"/>
               </w:rPr>
               <w:t>FEAT9</w:t>
             </w:r>
@@ -4205,28 +4152,28 @@
         </w:tc>
         <w:tc>
           <w:tcPr>
-            <w:tcW w:type="dxa" w:w="6520"/>
-            <w:tcBorders>
-              <w:top w:val="single" w:sz="4" w:space="0" w:color="000000"/>
-              <w:left w:val="single" w:sz="4" w:space="0" w:color="000000"/>
-              <w:bottom w:val="single" w:sz="4" w:space="0" w:color="000000"/>
-              <w:right w:val="single" w:sz="4" w:space="0" w:color="000000"/>
-            </w:tcBorders>
-          </w:tcPr>
-          <w:p>
-            <w:pPr>
-              <w:spacing w:lineRule="auto" w:line="360" w:after="0" w:before="0"/>
-              <w:ind w:firstLine="0" w:left="0"/>
-              <w:jc w:val="left"/>
-            </w:pPr>
-            <w:r/>
-            <w:r>
-              <w:rPr>
-                <w:rFonts w:ascii="Times New Roman" w:hAnsi="Times New Roman" w:eastAsia="Times New Roman"/>
-                <w:b w:val="0"/>
-                <w:i w:val="0"/>
-                <w:color w:val="000000"/>
-                <w:sz w:val="24"/>
+            <w:tcW w:type="dxa" w:w="6406"/>
+            <w:tcBorders>
+              <w:top w:val="single" w:sz="4" w:space="0" w:color="000000"/>
+              <w:left w:val="single" w:sz="4" w:space="0" w:color="000000"/>
+              <w:bottom w:val="single" w:sz="4" w:space="0" w:color="000000"/>
+              <w:right w:val="single" w:sz="4" w:space="0" w:color="000000"/>
+            </w:tcBorders>
+            <w:vAlign w:val="top"/>
+          </w:tcPr>
+          <w:p>
+            <w:pPr>
+              <w:spacing w:line="240" w:lineRule="auto" w:after="0" w:before="0"/>
+              <w:ind w:firstLine="0" w:left="0"/>
+              <w:jc w:val="left"/>
+            </w:pPr>
+            <w:r/>
+            <w:r>
+              <w:rPr>
+                <w:rFonts w:ascii="Times New Roman" w:hAnsi="Times New Roman" w:eastAsia="Times New Roman" w:cs="Times New Roman"/>
+                <w:b w:val="0"/>
+                <w:i w:val="0"/>
+                <w:sz w:val="28"/>
               </w:rPr>
               <w:t>Возврат товара</w:t>
             </w:r>
@@ -4241,21 +4188,21 @@
               <w:bottom w:val="single" w:sz="4" w:space="0" w:color="000000"/>
               <w:right w:val="single" w:sz="4" w:space="0" w:color="000000"/>
             </w:tcBorders>
-          </w:tcPr>
-          <w:p>
-            <w:pPr>
-              <w:spacing w:lineRule="auto" w:line="360" w:after="0" w:before="0"/>
-              <w:ind w:firstLine="0" w:left="0"/>
-              <w:jc w:val="left"/>
-            </w:pPr>
-            <w:r/>
-            <w:r>
-              <w:rPr>
-                <w:rFonts w:ascii="Times New Roman" w:hAnsi="Times New Roman" w:eastAsia="Times New Roman"/>
-                <w:b w:val="0"/>
-                <w:i w:val="0"/>
-                <w:color w:val="000000"/>
-                <w:sz w:val="24"/>
+            <w:vAlign w:val="top"/>
+          </w:tcPr>
+          <w:p>
+            <w:pPr>
+              <w:spacing w:line="240" w:lineRule="auto" w:after="0" w:before="0"/>
+              <w:ind w:firstLine="0" w:left="0"/>
+              <w:jc w:val="left"/>
+            </w:pPr>
+            <w:r/>
+            <w:r>
+              <w:rPr>
+                <w:rFonts w:ascii="Times New Roman" w:hAnsi="Times New Roman" w:eastAsia="Times New Roman" w:cs="Times New Roman"/>
+                <w:b w:val="0"/>
+                <w:i w:val="0"/>
+                <w:sz w:val="28"/>
               </w:rPr>
               <w:t>2</w:t>
             </w:r>
@@ -4265,28 +4212,28 @@
       <w:tr>
         <w:tc>
           <w:tcPr>
-            <w:tcW w:type="dxa" w:w="1247"/>
-            <w:tcBorders>
-              <w:top w:val="single" w:sz="4" w:space="0" w:color="000000"/>
-              <w:left w:val="single" w:sz="4" w:space="0" w:color="000000"/>
-              <w:bottom w:val="single" w:sz="4" w:space="0" w:color="000000"/>
-              <w:right w:val="single" w:sz="4" w:space="0" w:color="000000"/>
-            </w:tcBorders>
-          </w:tcPr>
-          <w:p>
-            <w:pPr>
-              <w:spacing w:lineRule="auto" w:line="360" w:after="0" w:before="0"/>
-              <w:ind w:firstLine="0" w:left="0"/>
-              <w:jc w:val="left"/>
-            </w:pPr>
-            <w:r/>
-            <w:r>
-              <w:rPr>
-                <w:rFonts w:ascii="Times New Roman" w:hAnsi="Times New Roman" w:eastAsia="Times New Roman"/>
-                <w:b w:val="0"/>
-                <w:i w:val="0"/>
-                <w:color w:val="000000"/>
-                <w:sz w:val="24"/>
+            <w:tcW w:type="dxa" w:w="1361"/>
+            <w:tcBorders>
+              <w:top w:val="single" w:sz="4" w:space="0" w:color="000000"/>
+              <w:left w:val="single" w:sz="4" w:space="0" w:color="000000"/>
+              <w:bottom w:val="single" w:sz="4" w:space="0" w:color="000000"/>
+              <w:right w:val="single" w:sz="4" w:space="0" w:color="000000"/>
+            </w:tcBorders>
+            <w:vAlign w:val="top"/>
+          </w:tcPr>
+          <w:p>
+            <w:pPr>
+              <w:spacing w:line="240" w:lineRule="auto" w:after="0" w:before="0"/>
+              <w:ind w:firstLine="0" w:left="0"/>
+              <w:jc w:val="left"/>
+            </w:pPr>
+            <w:r/>
+            <w:r>
+              <w:rPr>
+                <w:rFonts w:ascii="Times New Roman" w:hAnsi="Times New Roman" w:eastAsia="Times New Roman" w:cs="Times New Roman"/>
+                <w:b w:val="0"/>
+                <w:i w:val="0"/>
+                <w:sz w:val="28"/>
               </w:rPr>
               <w:t>FEAT10</w:t>
             </w:r>
@@ -4294,28 +4241,28 @@
         </w:tc>
         <w:tc>
           <w:tcPr>
-            <w:tcW w:type="dxa" w:w="6520"/>
-            <w:tcBorders>
-              <w:top w:val="single" w:sz="4" w:space="0" w:color="000000"/>
-              <w:left w:val="single" w:sz="4" w:space="0" w:color="000000"/>
-              <w:bottom w:val="single" w:sz="4" w:space="0" w:color="000000"/>
-              <w:right w:val="single" w:sz="4" w:space="0" w:color="000000"/>
-            </w:tcBorders>
-          </w:tcPr>
-          <w:p>
-            <w:pPr>
-              <w:spacing w:lineRule="auto" w:line="360" w:after="0" w:before="0"/>
-              <w:ind w:firstLine="0" w:left="0"/>
-              <w:jc w:val="left"/>
-            </w:pPr>
-            <w:r/>
-            <w:r>
-              <w:rPr>
-                <w:rFonts w:ascii="Times New Roman" w:hAnsi="Times New Roman" w:eastAsia="Times New Roman"/>
-                <w:b w:val="0"/>
-                <w:i w:val="0"/>
-                <w:color w:val="000000"/>
-                <w:sz w:val="24"/>
+            <w:tcW w:type="dxa" w:w="6406"/>
+            <w:tcBorders>
+              <w:top w:val="single" w:sz="4" w:space="0" w:color="000000"/>
+              <w:left w:val="single" w:sz="4" w:space="0" w:color="000000"/>
+              <w:bottom w:val="single" w:sz="4" w:space="0" w:color="000000"/>
+              <w:right w:val="single" w:sz="4" w:space="0" w:color="000000"/>
+            </w:tcBorders>
+            <w:vAlign w:val="top"/>
+          </w:tcPr>
+          <w:p>
+            <w:pPr>
+              <w:spacing w:line="240" w:lineRule="auto" w:after="0" w:before="0"/>
+              <w:ind w:firstLine="0" w:left="0"/>
+              <w:jc w:val="left"/>
+            </w:pPr>
+            <w:r/>
+            <w:r>
+              <w:rPr>
+                <w:rFonts w:ascii="Times New Roman" w:hAnsi="Times New Roman" w:eastAsia="Times New Roman" w:cs="Times New Roman"/>
+                <w:b w:val="0"/>
+                <w:i w:val="0"/>
+                <w:sz w:val="28"/>
               </w:rPr>
               <w:t>Сводка реализации за период</w:t>
             </w:r>
@@ -4330,21 +4277,21 @@
               <w:bottom w:val="single" w:sz="4" w:space="0" w:color="000000"/>
               <w:right w:val="single" w:sz="4" w:space="0" w:color="000000"/>
             </w:tcBorders>
-          </w:tcPr>
-          <w:p>
-            <w:pPr>
-              <w:spacing w:lineRule="auto" w:line="360" w:after="0" w:before="0"/>
-              <w:ind w:firstLine="0" w:left="0"/>
-              <w:jc w:val="left"/>
-            </w:pPr>
-            <w:r/>
-            <w:r>
-              <w:rPr>
-                <w:rFonts w:ascii="Times New Roman" w:hAnsi="Times New Roman" w:eastAsia="Times New Roman"/>
-                <w:b w:val="0"/>
-                <w:i w:val="0"/>
-                <w:color w:val="000000"/>
-                <w:sz w:val="24"/>
+            <w:vAlign w:val="top"/>
+          </w:tcPr>
+          <w:p>
+            <w:pPr>
+              <w:spacing w:line="240" w:lineRule="auto" w:after="0" w:before="0"/>
+              <w:ind w:firstLine="0" w:left="0"/>
+              <w:jc w:val="left"/>
+            </w:pPr>
+            <w:r/>
+            <w:r>
+              <w:rPr>
+                <w:rFonts w:ascii="Times New Roman" w:hAnsi="Times New Roman" w:eastAsia="Times New Roman" w:cs="Times New Roman"/>
+                <w:b w:val="0"/>
+                <w:i w:val="0"/>
+                <w:sz w:val="28"/>
               </w:rPr>
               <w:t>2</w:t>
             </w:r>
@@ -4354,28 +4301,28 @@
       <w:tr>
         <w:tc>
           <w:tcPr>
-            <w:tcW w:type="dxa" w:w="1247"/>
-            <w:tcBorders>
-              <w:top w:val="single" w:sz="4" w:space="0" w:color="000000"/>
-              <w:left w:val="single" w:sz="4" w:space="0" w:color="000000"/>
-              <w:bottom w:val="single" w:sz="4" w:space="0" w:color="000000"/>
-              <w:right w:val="single" w:sz="4" w:space="0" w:color="000000"/>
-            </w:tcBorders>
-          </w:tcPr>
-          <w:p>
-            <w:pPr>
-              <w:spacing w:lineRule="auto" w:line="360" w:after="0" w:before="0"/>
-              <w:ind w:firstLine="0" w:left="0"/>
-              <w:jc w:val="left"/>
-            </w:pPr>
-            <w:r/>
-            <w:r>
-              <w:rPr>
-                <w:rFonts w:ascii="Times New Roman" w:hAnsi="Times New Roman" w:eastAsia="Times New Roman"/>
-                <w:b w:val="0"/>
-                <w:i w:val="0"/>
-                <w:color w:val="000000"/>
-                <w:sz w:val="24"/>
+            <w:tcW w:type="dxa" w:w="1361"/>
+            <w:tcBorders>
+              <w:top w:val="single" w:sz="4" w:space="0" w:color="000000"/>
+              <w:left w:val="single" w:sz="4" w:space="0" w:color="000000"/>
+              <w:bottom w:val="single" w:sz="4" w:space="0" w:color="000000"/>
+              <w:right w:val="single" w:sz="4" w:space="0" w:color="000000"/>
+            </w:tcBorders>
+            <w:vAlign w:val="top"/>
+          </w:tcPr>
+          <w:p>
+            <w:pPr>
+              <w:spacing w:line="240" w:lineRule="auto" w:after="0" w:before="0"/>
+              <w:ind w:firstLine="0" w:left="0"/>
+              <w:jc w:val="left"/>
+            </w:pPr>
+            <w:r/>
+            <w:r>
+              <w:rPr>
+                <w:rFonts w:ascii="Times New Roman" w:hAnsi="Times New Roman" w:eastAsia="Times New Roman" w:cs="Times New Roman"/>
+                <w:b w:val="0"/>
+                <w:i w:val="0"/>
+                <w:sz w:val="28"/>
               </w:rPr>
               <w:t>FEAT11</w:t>
             </w:r>
@@ -4383,28 +4330,28 @@
         </w:tc>
         <w:tc>
           <w:tcPr>
-            <w:tcW w:type="dxa" w:w="6520"/>
-            <w:tcBorders>
-              <w:top w:val="single" w:sz="4" w:space="0" w:color="000000"/>
-              <w:left w:val="single" w:sz="4" w:space="0" w:color="000000"/>
-              <w:bottom w:val="single" w:sz="4" w:space="0" w:color="000000"/>
-              <w:right w:val="single" w:sz="4" w:space="0" w:color="000000"/>
-            </w:tcBorders>
-          </w:tcPr>
-          <w:p>
-            <w:pPr>
-              <w:spacing w:lineRule="auto" w:line="360" w:after="0" w:before="0"/>
-              <w:ind w:firstLine="0" w:left="0"/>
-              <w:jc w:val="left"/>
-            </w:pPr>
-            <w:r/>
-            <w:r>
-              <w:rPr>
-                <w:rFonts w:ascii="Times New Roman" w:hAnsi="Times New Roman" w:eastAsia="Times New Roman"/>
-                <w:b w:val="0"/>
-                <w:i w:val="0"/>
-                <w:color w:val="000000"/>
-                <w:sz w:val="24"/>
+            <w:tcW w:type="dxa" w:w="6406"/>
+            <w:tcBorders>
+              <w:top w:val="single" w:sz="4" w:space="0" w:color="000000"/>
+              <w:left w:val="single" w:sz="4" w:space="0" w:color="000000"/>
+              <w:bottom w:val="single" w:sz="4" w:space="0" w:color="000000"/>
+              <w:right w:val="single" w:sz="4" w:space="0" w:color="000000"/>
+            </w:tcBorders>
+            <w:vAlign w:val="top"/>
+          </w:tcPr>
+          <w:p>
+            <w:pPr>
+              <w:spacing w:line="240" w:lineRule="auto" w:after="0" w:before="0"/>
+              <w:ind w:firstLine="0" w:left="0"/>
+              <w:jc w:val="left"/>
+            </w:pPr>
+            <w:r/>
+            <w:r>
+              <w:rPr>
+                <w:rFonts w:ascii="Times New Roman" w:hAnsi="Times New Roman" w:eastAsia="Times New Roman" w:cs="Times New Roman"/>
+                <w:b w:val="0"/>
+                <w:i w:val="0"/>
+                <w:sz w:val="28"/>
               </w:rPr>
               <w:t>Инвентаризация по акту</w:t>
             </w:r>
@@ -4419,21 +4366,21 @@
               <w:bottom w:val="single" w:sz="4" w:space="0" w:color="000000"/>
               <w:right w:val="single" w:sz="4" w:space="0" w:color="000000"/>
             </w:tcBorders>
-          </w:tcPr>
-          <w:p>
-            <w:pPr>
-              <w:spacing w:lineRule="auto" w:line="360" w:after="0" w:before="0"/>
-              <w:ind w:firstLine="0" w:left="0"/>
-              <w:jc w:val="left"/>
-            </w:pPr>
-            <w:r/>
-            <w:r>
-              <w:rPr>
-                <w:rFonts w:ascii="Times New Roman" w:hAnsi="Times New Roman" w:eastAsia="Times New Roman"/>
-                <w:b w:val="0"/>
-                <w:i w:val="0"/>
-                <w:color w:val="000000"/>
-                <w:sz w:val="24"/>
+            <w:vAlign w:val="top"/>
+          </w:tcPr>
+          <w:p>
+            <w:pPr>
+              <w:spacing w:line="240" w:lineRule="auto" w:after="0" w:before="0"/>
+              <w:ind w:firstLine="0" w:left="0"/>
+              <w:jc w:val="left"/>
+            </w:pPr>
+            <w:r/>
+            <w:r>
+              <w:rPr>
+                <w:rFonts w:ascii="Times New Roman" w:hAnsi="Times New Roman" w:eastAsia="Times New Roman" w:cs="Times New Roman"/>
+                <w:b w:val="0"/>
+                <w:i w:val="0"/>
+                <w:sz w:val="28"/>
               </w:rPr>
               <w:t>2</w:t>
             </w:r>
@@ -4441,13 +4388,6 @@
         </w:tc>
       </w:tr>
     </w:tbl>
-    <w:p>
-      <w:pPr>
-        <w:spacing w:lineRule="auto" w:line="240" w:after="120" w:before="0"/>
-        <w:ind w:firstLine="0" w:left="0"/>
-        <w:jc w:val="both"/>
-      </w:pPr>
-    </w:p>
     <w:p>
       <w:pPr>
         <w:keepNext/>
@@ -4457,10 +4397,9 @@
       </w:pPr>
       <w:r>
         <w:rPr>
-          <w:rFonts w:ascii="Times New Roman" w:hAnsi="Times New Roman" w:eastAsia="Times New Roman"/>
+          <w:rFonts w:ascii="Times New Roman" w:hAnsi="Times New Roman" w:eastAsia="Times New Roman" w:cs="Times New Roman"/>
           <w:b/>
           <w:i w:val="0"/>
-          <w:color w:val="000000"/>
           <w:sz w:val="28"/>
         </w:rPr>
         <w:t>3.2 Объём версий</w:t>
@@ -4474,10 +4413,9 @@
       </w:pPr>
       <w:r>
         <w:rPr>
-          <w:rFonts w:ascii="Times New Roman" w:hAnsi="Times New Roman" w:eastAsia="Times New Roman"/>
-          <w:b w:val="0"/>
-          <w:i w:val="0"/>
-          <w:color w:val="000000"/>
+          <w:rFonts w:ascii="Times New Roman" w:hAnsi="Times New Roman" w:eastAsia="Times New Roman" w:cs="Times New Roman"/>
+          <w:b w:val="0"/>
+          <w:i w:val="0"/>
           <w:sz w:val="28"/>
         </w:rPr>
         <w:t>Первая версия закрывает БЦ-1 и БЦ-3 на одном складе: FEAT1–FEAT8. Она должна надёжно вести остаток и резерв; документ реализации нельзя провести дважды по тем же строкам заказа. Удобство отдельных форм можно упростить. Во вторую версию откладываются FEAT9–FEAT11, штрихкодирование и, при необходимости, партионный учёт.</w:t>
@@ -4491,13 +4429,12 @@
       </w:pPr>
       <w:r>
         <w:rPr>
-          <w:rFonts w:ascii="Times New Roman" w:hAnsi="Times New Roman" w:eastAsia="Times New Roman"/>
-          <w:b w:val="0"/>
-          <w:i w:val="0"/>
-          <w:color w:val="000000"/>
-          <w:sz w:val="28"/>
-        </w:rPr>
-        <w:t>В границы не входят: интернет-магазин и кабинет покупателя; производство и модуль закупок; регламентированный бухгалтерский учёт (проводки, НДС); адресное хранение и мобильное место кладовщика; несколько складов в первой версии. Исключения записаны, чтобы границы не расползлись [1].</w:t>
+          <w:rFonts w:ascii="Times New Roman" w:hAnsi="Times New Roman" w:eastAsia="Times New Roman" w:cs="Times New Roman"/>
+          <w:b w:val="0"/>
+          <w:i w:val="0"/>
+          <w:sz w:val="28"/>
+        </w:rPr>
+        <w:t>В границы не входят: интернет-магазин и кабинет покупателя; производство и модуль закупок; регламентированный бухгалтерский учёт (проводки, НДС); адресное хранение и мобильное место кладовщика; несколько складов в первой версии. Исключения записаны, чтобы границы не расползлись.</w:t>
       </w:r>
     </w:p>
     <w:p>
@@ -4509,10 +4446,9 @@
       </w:pPr>
       <w:r>
         <w:rPr>
-          <w:rFonts w:ascii="Times New Roman" w:hAnsi="Times New Roman" w:eastAsia="Times New Roman"/>
+          <w:rFonts w:ascii="Times New Roman" w:hAnsi="Times New Roman" w:eastAsia="Times New Roman" w:cs="Times New Roman"/>
           <w:b/>
           <w:i w:val="0"/>
-          <w:color w:val="000000"/>
           <w:sz w:val="28"/>
         </w:rPr>
         <w:t>3.3 Положение о позиции продукта</w:t>
@@ -4526,27 +4462,26 @@
       </w:pPr>
       <w:r>
         <w:rPr>
-          <w:rFonts w:ascii="Times New Roman" w:hAnsi="Times New Roman" w:eastAsia="Times New Roman"/>
-          <w:b w:val="0"/>
-          <w:i w:val="0"/>
-          <w:color w:val="000000"/>
-          <w:sz w:val="28"/>
-        </w:rPr>
-        <w:t>Положение о позиции составлено по шаблону [2] и приведено в таблице 6.</w:t>
+          <w:rFonts w:ascii="Times New Roman" w:hAnsi="Times New Roman" w:eastAsia="Times New Roman" w:cs="Times New Roman"/>
+          <w:b w:val="0"/>
+          <w:i w:val="0"/>
+          <w:sz w:val="28"/>
+        </w:rPr>
+        <w:t>Положение о позиции приведено в таблице 6.</w:t>
       </w:r>
     </w:p>
     <w:p>
       <w:pPr>
-        <w:spacing w:lineRule="auto" w:line="360" w:after="80" w:before="200"/>
+        <w:keepNext/>
+        <w:spacing w:line="240" w:lineRule="auto" w:after="120" w:before="240"/>
         <w:ind w:firstLine="0" w:left="0"/>
         <w:jc w:val="left"/>
       </w:pPr>
       <w:r>
         <w:rPr>
-          <w:rFonts w:ascii="Times New Roman" w:hAnsi="Times New Roman" w:eastAsia="Times New Roman"/>
-          <w:b w:val="0"/>
-          <w:i w:val="0"/>
-          <w:color w:val="000000"/>
+          <w:rFonts w:ascii="Times New Roman" w:hAnsi="Times New Roman" w:eastAsia="Times New Roman" w:cs="Times New Roman"/>
+          <w:b w:val="0"/>
+          <w:i w:val="0"/>
           <w:sz w:val="28"/>
         </w:rPr>
         <w:t>Таблица 6 — Положение о позиции продукта</w:t>
@@ -4554,39 +4489,41 @@
     </w:p>
     <w:tbl>
       <w:tblPr>
-        <w:tblW w:type="auto" w:w="0"/>
-        <w:jc w:val="center"/>
+        <w:tblW w:type="dxa" w:w="9354"/>
+        <w:jc w:val="left"/>
+        <w:tblLayout w:type="fixed"/>
         <w:tblLook w:firstColumn="1" w:firstRow="1" w:lastColumn="0" w:lastRow="0" w:noHBand="0" w:noVBand="1" w:val="04A0"/>
+        <w:tblInd w:w="0" w:type="dxa"/>
       </w:tblPr>
       <w:tblGrid>
-        <w:gridCol w:w="4677"/>
-        <w:gridCol w:w="4677"/>
+        <w:gridCol w:w="2040"/>
+        <w:gridCol w:w="7313"/>
       </w:tblGrid>
       <w:tr>
         <w:tc>
           <w:tcPr>
-            <w:tcW w:type="dxa" w:w="1984"/>
-            <w:tcBorders>
-              <w:top w:val="single" w:sz="4" w:space="0" w:color="000000"/>
-              <w:left w:val="single" w:sz="4" w:space="0" w:color="000000"/>
-              <w:bottom w:val="single" w:sz="4" w:space="0" w:color="000000"/>
-              <w:right w:val="single" w:sz="4" w:space="0" w:color="000000"/>
-            </w:tcBorders>
-          </w:tcPr>
-          <w:p>
-            <w:pPr>
-              <w:spacing w:lineRule="auto" w:line="360" w:after="0" w:before="0"/>
+            <w:tcW w:type="dxa" w:w="2041"/>
+            <w:tcBorders>
+              <w:top w:val="single" w:sz="4" w:space="0" w:color="000000"/>
+              <w:left w:val="single" w:sz="4" w:space="0" w:color="000000"/>
+              <w:bottom w:val="single" w:sz="4" w:space="0" w:color="000000"/>
+              <w:right w:val="single" w:sz="4" w:space="0" w:color="000000"/>
+            </w:tcBorders>
+            <w:vAlign w:val="top"/>
+          </w:tcPr>
+          <w:p>
+            <w:pPr>
+              <w:spacing w:line="240" w:lineRule="auto" w:after="0" w:before="0"/>
               <w:ind w:firstLine="0" w:left="0"/>
               <w:jc w:val="center"/>
             </w:pPr>
             <w:r/>
             <w:r>
               <w:rPr>
-                <w:rFonts w:ascii="Times New Roman" w:hAnsi="Times New Roman" w:eastAsia="Times New Roman"/>
+                <w:rFonts w:ascii="Times New Roman" w:hAnsi="Times New Roman" w:eastAsia="Times New Roman" w:cs="Times New Roman"/>
                 <w:b/>
                 <w:i w:val="0"/>
-                <w:color w:val="000000"/>
-                <w:sz w:val="24"/>
+                <w:sz w:val="28"/>
               </w:rPr>
               <w:t>Элемент</w:t>
             </w:r>
@@ -4594,28 +4531,28 @@
         </w:tc>
         <w:tc>
           <w:tcPr>
-            <w:tcW w:type="dxa" w:w="7370"/>
-            <w:tcBorders>
-              <w:top w:val="single" w:sz="4" w:space="0" w:color="000000"/>
-              <w:left w:val="single" w:sz="4" w:space="0" w:color="000000"/>
-              <w:bottom w:val="single" w:sz="4" w:space="0" w:color="000000"/>
-              <w:right w:val="single" w:sz="4" w:space="0" w:color="000000"/>
-            </w:tcBorders>
-          </w:tcPr>
-          <w:p>
-            <w:pPr>
-              <w:spacing w:lineRule="auto" w:line="360" w:after="0" w:before="0"/>
+            <w:tcW w:type="dxa" w:w="7313"/>
+            <w:tcBorders>
+              <w:top w:val="single" w:sz="4" w:space="0" w:color="000000"/>
+              <w:left w:val="single" w:sz="4" w:space="0" w:color="000000"/>
+              <w:bottom w:val="single" w:sz="4" w:space="0" w:color="000000"/>
+              <w:right w:val="single" w:sz="4" w:space="0" w:color="000000"/>
+            </w:tcBorders>
+            <w:vAlign w:val="top"/>
+          </w:tcPr>
+          <w:p>
+            <w:pPr>
+              <w:spacing w:line="240" w:lineRule="auto" w:after="0" w:before="0"/>
               <w:ind w:firstLine="0" w:left="0"/>
               <w:jc w:val="center"/>
             </w:pPr>
             <w:r/>
             <w:r>
               <w:rPr>
-                <w:rFonts w:ascii="Times New Roman" w:hAnsi="Times New Roman" w:eastAsia="Times New Roman"/>
+                <w:rFonts w:ascii="Times New Roman" w:hAnsi="Times New Roman" w:eastAsia="Times New Roman" w:cs="Times New Roman"/>
                 <w:b/>
                 <w:i w:val="0"/>
-                <w:color w:val="000000"/>
-                <w:sz w:val="24"/>
+                <w:sz w:val="28"/>
               </w:rPr>
               <w:t>Формулировка</w:t>
             </w:r>
@@ -4625,28 +4562,28 @@
       <w:tr>
         <w:tc>
           <w:tcPr>
-            <w:tcW w:type="dxa" w:w="1984"/>
-            <w:tcBorders>
-              <w:top w:val="single" w:sz="4" w:space="0" w:color="000000"/>
-              <w:left w:val="single" w:sz="4" w:space="0" w:color="000000"/>
-              <w:bottom w:val="single" w:sz="4" w:space="0" w:color="000000"/>
-              <w:right w:val="single" w:sz="4" w:space="0" w:color="000000"/>
-            </w:tcBorders>
-          </w:tcPr>
-          <w:p>
-            <w:pPr>
-              <w:spacing w:lineRule="auto" w:line="360" w:after="0" w:before="0"/>
-              <w:ind w:firstLine="0" w:left="0"/>
-              <w:jc w:val="left"/>
-            </w:pPr>
-            <w:r/>
-            <w:r>
-              <w:rPr>
-                <w:rFonts w:ascii="Times New Roman" w:hAnsi="Times New Roman" w:eastAsia="Times New Roman"/>
-                <w:b w:val="0"/>
-                <w:i w:val="0"/>
-                <w:color w:val="000000"/>
-                <w:sz w:val="24"/>
+            <w:tcW w:type="dxa" w:w="2041"/>
+            <w:tcBorders>
+              <w:top w:val="single" w:sz="4" w:space="0" w:color="000000"/>
+              <w:left w:val="single" w:sz="4" w:space="0" w:color="000000"/>
+              <w:bottom w:val="single" w:sz="4" w:space="0" w:color="000000"/>
+              <w:right w:val="single" w:sz="4" w:space="0" w:color="000000"/>
+            </w:tcBorders>
+            <w:vAlign w:val="top"/>
+          </w:tcPr>
+          <w:p>
+            <w:pPr>
+              <w:spacing w:line="240" w:lineRule="auto" w:after="0" w:before="0"/>
+              <w:ind w:firstLine="0" w:left="0"/>
+              <w:jc w:val="left"/>
+            </w:pPr>
+            <w:r/>
+            <w:r>
+              <w:rPr>
+                <w:rFonts w:ascii="Times New Roman" w:hAnsi="Times New Roman" w:eastAsia="Times New Roman" w:cs="Times New Roman"/>
+                <w:b w:val="0"/>
+                <w:i w:val="0"/>
+                <w:sz w:val="28"/>
               </w:rPr>
               <w:t>Для</w:t>
             </w:r>
@@ -4654,28 +4591,28 @@
         </w:tc>
         <w:tc>
           <w:tcPr>
-            <w:tcW w:type="dxa" w:w="7370"/>
-            <w:tcBorders>
-              <w:top w:val="single" w:sz="4" w:space="0" w:color="000000"/>
-              <w:left w:val="single" w:sz="4" w:space="0" w:color="000000"/>
-              <w:bottom w:val="single" w:sz="4" w:space="0" w:color="000000"/>
-              <w:right w:val="single" w:sz="4" w:space="0" w:color="000000"/>
-            </w:tcBorders>
-          </w:tcPr>
-          <w:p>
-            <w:pPr>
-              <w:spacing w:lineRule="auto" w:line="360" w:after="0" w:before="0"/>
-              <w:ind w:firstLine="0" w:left="0"/>
-              <w:jc w:val="left"/>
-            </w:pPr>
-            <w:r/>
-            <w:r>
-              <w:rPr>
-                <w:rFonts w:ascii="Times New Roman" w:hAnsi="Times New Roman" w:eastAsia="Times New Roman"/>
-                <w:b w:val="0"/>
-                <w:i w:val="0"/>
-                <w:color w:val="000000"/>
-                <w:sz w:val="24"/>
+            <w:tcW w:type="dxa" w:w="7313"/>
+            <w:tcBorders>
+              <w:top w:val="single" w:sz="4" w:space="0" w:color="000000"/>
+              <w:left w:val="single" w:sz="4" w:space="0" w:color="000000"/>
+              <w:bottom w:val="single" w:sz="4" w:space="0" w:color="000000"/>
+              <w:right w:val="single" w:sz="4" w:space="0" w:color="000000"/>
+            </w:tcBorders>
+            <w:vAlign w:val="top"/>
+          </w:tcPr>
+          <w:p>
+            <w:pPr>
+              <w:spacing w:line="240" w:lineRule="auto" w:after="0" w:before="0"/>
+              <w:ind w:firstLine="0" w:left="0"/>
+              <w:jc w:val="left"/>
+            </w:pPr>
+            <w:r/>
+            <w:r>
+              <w:rPr>
+                <w:rFonts w:ascii="Times New Roman" w:hAnsi="Times New Roman" w:eastAsia="Times New Roman" w:cs="Times New Roman"/>
+                <w:b w:val="0"/>
+                <w:i w:val="0"/>
+                <w:sz w:val="28"/>
               </w:rPr>
               <w:t>торговой организации со складским запасом</w:t>
             </w:r>
@@ -4685,28 +4622,28 @@
       <w:tr>
         <w:tc>
           <w:tcPr>
-            <w:tcW w:type="dxa" w:w="1984"/>
-            <w:tcBorders>
-              <w:top w:val="single" w:sz="4" w:space="0" w:color="000000"/>
-              <w:left w:val="single" w:sz="4" w:space="0" w:color="000000"/>
-              <w:bottom w:val="single" w:sz="4" w:space="0" w:color="000000"/>
-              <w:right w:val="single" w:sz="4" w:space="0" w:color="000000"/>
-            </w:tcBorders>
-          </w:tcPr>
-          <w:p>
-            <w:pPr>
-              <w:spacing w:lineRule="auto" w:line="360" w:after="0" w:before="0"/>
-              <w:ind w:firstLine="0" w:left="0"/>
-              <w:jc w:val="left"/>
-            </w:pPr>
-            <w:r/>
-            <w:r>
-              <w:rPr>
-                <w:rFonts w:ascii="Times New Roman" w:hAnsi="Times New Roman" w:eastAsia="Times New Roman"/>
-                <w:b w:val="0"/>
-                <w:i w:val="0"/>
-                <w:color w:val="000000"/>
-                <w:sz w:val="24"/>
+            <w:tcW w:type="dxa" w:w="2041"/>
+            <w:tcBorders>
+              <w:top w:val="single" w:sz="4" w:space="0" w:color="000000"/>
+              <w:left w:val="single" w:sz="4" w:space="0" w:color="000000"/>
+              <w:bottom w:val="single" w:sz="4" w:space="0" w:color="000000"/>
+              <w:right w:val="single" w:sz="4" w:space="0" w:color="000000"/>
+            </w:tcBorders>
+            <w:vAlign w:val="top"/>
+          </w:tcPr>
+          <w:p>
+            <w:pPr>
+              <w:spacing w:line="240" w:lineRule="auto" w:after="0" w:before="0"/>
+              <w:ind w:firstLine="0" w:left="0"/>
+              <w:jc w:val="left"/>
+            </w:pPr>
+            <w:r/>
+            <w:r>
+              <w:rPr>
+                <w:rFonts w:ascii="Times New Roman" w:hAnsi="Times New Roman" w:eastAsia="Times New Roman" w:cs="Times New Roman"/>
+                <w:b w:val="0"/>
+                <w:i w:val="0"/>
+                <w:sz w:val="28"/>
               </w:rPr>
               <w:t>которая</w:t>
             </w:r>
@@ -4714,28 +4651,28 @@
         </w:tc>
         <w:tc>
           <w:tcPr>
-            <w:tcW w:type="dxa" w:w="7370"/>
-            <w:tcBorders>
-              <w:top w:val="single" w:sz="4" w:space="0" w:color="000000"/>
-              <w:left w:val="single" w:sz="4" w:space="0" w:color="000000"/>
-              <w:bottom w:val="single" w:sz="4" w:space="0" w:color="000000"/>
-              <w:right w:val="single" w:sz="4" w:space="0" w:color="000000"/>
-            </w:tcBorders>
-          </w:tcPr>
-          <w:p>
-            <w:pPr>
-              <w:spacing w:lineRule="auto" w:line="360" w:after="0" w:before="0"/>
-              <w:ind w:firstLine="0" w:left="0"/>
-              <w:jc w:val="left"/>
-            </w:pPr>
-            <w:r/>
-            <w:r>
-              <w:rPr>
-                <w:rFonts w:ascii="Times New Roman" w:hAnsi="Times New Roman" w:eastAsia="Times New Roman"/>
-                <w:b w:val="0"/>
-                <w:i w:val="0"/>
-                <w:color w:val="000000"/>
-                <w:sz w:val="24"/>
+            <w:tcW w:type="dxa" w:w="7313"/>
+            <w:tcBorders>
+              <w:top w:val="single" w:sz="4" w:space="0" w:color="000000"/>
+              <w:left w:val="single" w:sz="4" w:space="0" w:color="000000"/>
+              <w:bottom w:val="single" w:sz="4" w:space="0" w:color="000000"/>
+              <w:right w:val="single" w:sz="4" w:space="0" w:color="000000"/>
+            </w:tcBorders>
+            <w:vAlign w:val="top"/>
+          </w:tcPr>
+          <w:p>
+            <w:pPr>
+              <w:spacing w:line="240" w:lineRule="auto" w:after="0" w:before="0"/>
+              <w:ind w:firstLine="0" w:left="0"/>
+              <w:jc w:val="left"/>
+            </w:pPr>
+            <w:r/>
+            <w:r>
+              <w:rPr>
+                <w:rFonts w:ascii="Times New Roman" w:hAnsi="Times New Roman" w:eastAsia="Times New Roman" w:cs="Times New Roman"/>
+                <w:b w:val="0"/>
+                <w:i w:val="0"/>
+                <w:sz w:val="28"/>
               </w:rPr>
               <w:t>теряет время на сверку остатков и срывает отгрузки</w:t>
             </w:r>
@@ -4745,28 +4682,28 @@
       <w:tr>
         <w:tc>
           <w:tcPr>
-            <w:tcW w:type="dxa" w:w="1984"/>
-            <w:tcBorders>
-              <w:top w:val="single" w:sz="4" w:space="0" w:color="000000"/>
-              <w:left w:val="single" w:sz="4" w:space="0" w:color="000000"/>
-              <w:bottom w:val="single" w:sz="4" w:space="0" w:color="000000"/>
-              <w:right w:val="single" w:sz="4" w:space="0" w:color="000000"/>
-            </w:tcBorders>
-          </w:tcPr>
-          <w:p>
-            <w:pPr>
-              <w:spacing w:lineRule="auto" w:line="360" w:after="0" w:before="0"/>
-              <w:ind w:firstLine="0" w:left="0"/>
-              <w:jc w:val="left"/>
-            </w:pPr>
-            <w:r/>
-            <w:r>
-              <w:rPr>
-                <w:rFonts w:ascii="Times New Roman" w:hAnsi="Times New Roman" w:eastAsia="Times New Roman"/>
-                <w:b w:val="0"/>
-                <w:i w:val="0"/>
-                <w:color w:val="000000"/>
-                <w:sz w:val="24"/>
+            <w:tcW w:type="dxa" w:w="2041"/>
+            <w:tcBorders>
+              <w:top w:val="single" w:sz="4" w:space="0" w:color="000000"/>
+              <w:left w:val="single" w:sz="4" w:space="0" w:color="000000"/>
+              <w:bottom w:val="single" w:sz="4" w:space="0" w:color="000000"/>
+              <w:right w:val="single" w:sz="4" w:space="0" w:color="000000"/>
+            </w:tcBorders>
+            <w:vAlign w:val="top"/>
+          </w:tcPr>
+          <w:p>
+            <w:pPr>
+              <w:spacing w:line="240" w:lineRule="auto" w:after="0" w:before="0"/>
+              <w:ind w:firstLine="0" w:left="0"/>
+              <w:jc w:val="left"/>
+            </w:pPr>
+            <w:r/>
+            <w:r>
+              <w:rPr>
+                <w:rFonts w:ascii="Times New Roman" w:hAnsi="Times New Roman" w:eastAsia="Times New Roman" w:cs="Times New Roman"/>
+                <w:b w:val="0"/>
+                <w:i w:val="0"/>
+                <w:sz w:val="28"/>
               </w:rPr>
               <w:t>система</w:t>
             </w:r>
@@ -4774,28 +4711,28 @@
         </w:tc>
         <w:tc>
           <w:tcPr>
-            <w:tcW w:type="dxa" w:w="7370"/>
-            <w:tcBorders>
-              <w:top w:val="single" w:sz="4" w:space="0" w:color="000000"/>
-              <w:left w:val="single" w:sz="4" w:space="0" w:color="000000"/>
-              <w:bottom w:val="single" w:sz="4" w:space="0" w:color="000000"/>
-              <w:right w:val="single" w:sz="4" w:space="0" w:color="000000"/>
-            </w:tcBorders>
-          </w:tcPr>
-          <w:p>
-            <w:pPr>
-              <w:spacing w:lineRule="auto" w:line="360" w:after="0" w:before="0"/>
-              <w:ind w:firstLine="0" w:left="0"/>
-              <w:jc w:val="left"/>
-            </w:pPr>
-            <w:r/>
-            <w:r>
-              <w:rPr>
-                <w:rFonts w:ascii="Times New Roman" w:hAnsi="Times New Roman" w:eastAsia="Times New Roman"/>
-                <w:b w:val="0"/>
-                <w:i w:val="0"/>
-                <w:color w:val="000000"/>
-                <w:sz w:val="24"/>
+            <w:tcW w:type="dxa" w:w="7313"/>
+            <w:tcBorders>
+              <w:top w:val="single" w:sz="4" w:space="0" w:color="000000"/>
+              <w:left w:val="single" w:sz="4" w:space="0" w:color="000000"/>
+              <w:bottom w:val="single" w:sz="4" w:space="0" w:color="000000"/>
+              <w:right w:val="single" w:sz="4" w:space="0" w:color="000000"/>
+            </w:tcBorders>
+            <w:vAlign w:val="top"/>
+          </w:tcPr>
+          <w:p>
+            <w:pPr>
+              <w:spacing w:line="240" w:lineRule="auto" w:after="0" w:before="0"/>
+              <w:ind w:firstLine="0" w:left="0"/>
+              <w:jc w:val="left"/>
+            </w:pPr>
+            <w:r/>
+            <w:r>
+              <w:rPr>
+                <w:rFonts w:ascii="Times New Roman" w:hAnsi="Times New Roman" w:eastAsia="Times New Roman" w:cs="Times New Roman"/>
+                <w:b w:val="0"/>
+                <w:i w:val="0"/>
+                <w:sz w:val="28"/>
               </w:rPr>
               <w:t>информационная система учета реализации товаров со склада</w:t>
             </w:r>
@@ -4805,28 +4742,28 @@
       <w:tr>
         <w:tc>
           <w:tcPr>
-            <w:tcW w:type="dxa" w:w="1984"/>
-            <w:tcBorders>
-              <w:top w:val="single" w:sz="4" w:space="0" w:color="000000"/>
-              <w:left w:val="single" w:sz="4" w:space="0" w:color="000000"/>
-              <w:bottom w:val="single" w:sz="4" w:space="0" w:color="000000"/>
-              <w:right w:val="single" w:sz="4" w:space="0" w:color="000000"/>
-            </w:tcBorders>
-          </w:tcPr>
-          <w:p>
-            <w:pPr>
-              <w:spacing w:lineRule="auto" w:line="360" w:after="0" w:before="0"/>
-              <w:ind w:firstLine="0" w:left="0"/>
-              <w:jc w:val="left"/>
-            </w:pPr>
-            <w:r/>
-            <w:r>
-              <w:rPr>
-                <w:rFonts w:ascii="Times New Roman" w:hAnsi="Times New Roman" w:eastAsia="Times New Roman"/>
-                <w:b w:val="0"/>
-                <w:i w:val="0"/>
-                <w:color w:val="000000"/>
-                <w:sz w:val="24"/>
+            <w:tcW w:type="dxa" w:w="2041"/>
+            <w:tcBorders>
+              <w:top w:val="single" w:sz="4" w:space="0" w:color="000000"/>
+              <w:left w:val="single" w:sz="4" w:space="0" w:color="000000"/>
+              <w:bottom w:val="single" w:sz="4" w:space="0" w:color="000000"/>
+              <w:right w:val="single" w:sz="4" w:space="0" w:color="000000"/>
+            </w:tcBorders>
+            <w:vAlign w:val="top"/>
+          </w:tcPr>
+          <w:p>
+            <w:pPr>
+              <w:spacing w:line="240" w:lineRule="auto" w:after="0" w:before="0"/>
+              <w:ind w:firstLine="0" w:left="0"/>
+              <w:jc w:val="left"/>
+            </w:pPr>
+            <w:r/>
+            <w:r>
+              <w:rPr>
+                <w:rFonts w:ascii="Times New Roman" w:hAnsi="Times New Roman" w:eastAsia="Times New Roman" w:cs="Times New Roman"/>
+                <w:b w:val="0"/>
+                <w:i w:val="0"/>
+                <w:sz w:val="28"/>
               </w:rPr>
               <w:t>которая</w:t>
             </w:r>
@@ -4834,28 +4771,28 @@
         </w:tc>
         <w:tc>
           <w:tcPr>
-            <w:tcW w:type="dxa" w:w="7370"/>
-            <w:tcBorders>
-              <w:top w:val="single" w:sz="4" w:space="0" w:color="000000"/>
-              <w:left w:val="single" w:sz="4" w:space="0" w:color="000000"/>
-              <w:bottom w:val="single" w:sz="4" w:space="0" w:color="000000"/>
-              <w:right w:val="single" w:sz="4" w:space="0" w:color="000000"/>
-            </w:tcBorders>
-          </w:tcPr>
-          <w:p>
-            <w:pPr>
-              <w:spacing w:lineRule="auto" w:line="360" w:after="0" w:before="0"/>
-              <w:ind w:firstLine="0" w:left="0"/>
-              <w:jc w:val="left"/>
-            </w:pPr>
-            <w:r/>
-            <w:r>
-              <w:rPr>
-                <w:rFonts w:ascii="Times New Roman" w:hAnsi="Times New Roman" w:eastAsia="Times New Roman"/>
-                <w:b w:val="0"/>
-                <w:i w:val="0"/>
-                <w:color w:val="000000"/>
-                <w:sz w:val="24"/>
+            <w:tcW w:type="dxa" w:w="7313"/>
+            <w:tcBorders>
+              <w:top w:val="single" w:sz="4" w:space="0" w:color="000000"/>
+              <w:left w:val="single" w:sz="4" w:space="0" w:color="000000"/>
+              <w:bottom w:val="single" w:sz="4" w:space="0" w:color="000000"/>
+              <w:right w:val="single" w:sz="4" w:space="0" w:color="000000"/>
+            </w:tcBorders>
+            <w:vAlign w:val="top"/>
+          </w:tcPr>
+          <w:p>
+            <w:pPr>
+              <w:spacing w:line="240" w:lineRule="auto" w:after="0" w:before="0"/>
+              <w:ind w:firstLine="0" w:left="0"/>
+              <w:jc w:val="left"/>
+            </w:pPr>
+            <w:r/>
+            <w:r>
+              <w:rPr>
+                <w:rFonts w:ascii="Times New Roman" w:hAnsi="Times New Roman" w:eastAsia="Times New Roman" w:cs="Times New Roman"/>
+                <w:b w:val="0"/>
+                <w:i w:val="0"/>
+                <w:sz w:val="28"/>
               </w:rPr>
               <w:t>ведёт единый остаток, резерв и документы продажи</w:t>
             </w:r>
@@ -4865,28 +4802,28 @@
       <w:tr>
         <w:tc>
           <w:tcPr>
-            <w:tcW w:type="dxa" w:w="1984"/>
-            <w:tcBorders>
-              <w:top w:val="single" w:sz="4" w:space="0" w:color="000000"/>
-              <w:left w:val="single" w:sz="4" w:space="0" w:color="000000"/>
-              <w:bottom w:val="single" w:sz="4" w:space="0" w:color="000000"/>
-              <w:right w:val="single" w:sz="4" w:space="0" w:color="000000"/>
-            </w:tcBorders>
-          </w:tcPr>
-          <w:p>
-            <w:pPr>
-              <w:spacing w:lineRule="auto" w:line="360" w:after="0" w:before="0"/>
-              <w:ind w:firstLine="0" w:left="0"/>
-              <w:jc w:val="left"/>
-            </w:pPr>
-            <w:r/>
-            <w:r>
-              <w:rPr>
-                <w:rFonts w:ascii="Times New Roman" w:hAnsi="Times New Roman" w:eastAsia="Times New Roman"/>
-                <w:b w:val="0"/>
-                <w:i w:val="0"/>
-                <w:color w:val="000000"/>
-                <w:sz w:val="24"/>
+            <w:tcW w:type="dxa" w:w="2041"/>
+            <w:tcBorders>
+              <w:top w:val="single" w:sz="4" w:space="0" w:color="000000"/>
+              <w:left w:val="single" w:sz="4" w:space="0" w:color="000000"/>
+              <w:bottom w:val="single" w:sz="4" w:space="0" w:color="000000"/>
+              <w:right w:val="single" w:sz="4" w:space="0" w:color="000000"/>
+            </w:tcBorders>
+            <w:vAlign w:val="top"/>
+          </w:tcPr>
+          <w:p>
+            <w:pPr>
+              <w:spacing w:line="240" w:lineRule="auto" w:after="0" w:before="0"/>
+              <w:ind w:firstLine="0" w:left="0"/>
+              <w:jc w:val="left"/>
+            </w:pPr>
+            <w:r/>
+            <w:r>
+              <w:rPr>
+                <w:rFonts w:ascii="Times New Roman" w:hAnsi="Times New Roman" w:eastAsia="Times New Roman" w:cs="Times New Roman"/>
+                <w:b w:val="0"/>
+                <w:i w:val="0"/>
+                <w:sz w:val="28"/>
               </w:rPr>
               <w:t>В отличие от</w:t>
             </w:r>
@@ -4894,28 +4831,28 @@
         </w:tc>
         <w:tc>
           <w:tcPr>
-            <w:tcW w:type="dxa" w:w="7370"/>
-            <w:tcBorders>
-              <w:top w:val="single" w:sz="4" w:space="0" w:color="000000"/>
-              <w:left w:val="single" w:sz="4" w:space="0" w:color="000000"/>
-              <w:bottom w:val="single" w:sz="4" w:space="0" w:color="000000"/>
-              <w:right w:val="single" w:sz="4" w:space="0" w:color="000000"/>
-            </w:tcBorders>
-          </w:tcPr>
-          <w:p>
-            <w:pPr>
-              <w:spacing w:lineRule="auto" w:line="360" w:after="0" w:before="0"/>
-              <w:ind w:firstLine="0" w:left="0"/>
-              <w:jc w:val="left"/>
-            </w:pPr>
-            <w:r/>
-            <w:r>
-              <w:rPr>
-                <w:rFonts w:ascii="Times New Roman" w:hAnsi="Times New Roman" w:eastAsia="Times New Roman"/>
-                <w:b w:val="0"/>
-                <w:i w:val="0"/>
-                <w:color w:val="000000"/>
-                <w:sz w:val="24"/>
+            <w:tcW w:type="dxa" w:w="7313"/>
+            <w:tcBorders>
+              <w:top w:val="single" w:sz="4" w:space="0" w:color="000000"/>
+              <w:left w:val="single" w:sz="4" w:space="0" w:color="000000"/>
+              <w:bottom w:val="single" w:sz="4" w:space="0" w:color="000000"/>
+              <w:right w:val="single" w:sz="4" w:space="0" w:color="000000"/>
+            </w:tcBorders>
+            <w:vAlign w:val="top"/>
+          </w:tcPr>
+          <w:p>
+            <w:pPr>
+              <w:spacing w:line="240" w:lineRule="auto" w:after="0" w:before="0"/>
+              <w:ind w:firstLine="0" w:left="0"/>
+              <w:jc w:val="left"/>
+            </w:pPr>
+            <w:r/>
+            <w:r>
+              <w:rPr>
+                <w:rFonts w:ascii="Times New Roman" w:hAnsi="Times New Roman" w:eastAsia="Times New Roman" w:cs="Times New Roman"/>
+                <w:b w:val="0"/>
+                <w:i w:val="0"/>
+                <w:sz w:val="28"/>
               </w:rPr>
               <w:t>учёта в таблицах и бумажных накладных</w:t>
             </w:r>
@@ -4925,28 +4862,28 @@
       <w:tr>
         <w:tc>
           <w:tcPr>
-            <w:tcW w:type="dxa" w:w="1984"/>
-            <w:tcBorders>
-              <w:top w:val="single" w:sz="4" w:space="0" w:color="000000"/>
-              <w:left w:val="single" w:sz="4" w:space="0" w:color="000000"/>
-              <w:bottom w:val="single" w:sz="4" w:space="0" w:color="000000"/>
-              <w:right w:val="single" w:sz="4" w:space="0" w:color="000000"/>
-            </w:tcBorders>
-          </w:tcPr>
-          <w:p>
-            <w:pPr>
-              <w:spacing w:lineRule="auto" w:line="360" w:after="0" w:before="0"/>
-              <w:ind w:firstLine="0" w:left="0"/>
-              <w:jc w:val="left"/>
-            </w:pPr>
-            <w:r/>
-            <w:r>
-              <w:rPr>
-                <w:rFonts w:ascii="Times New Roman" w:hAnsi="Times New Roman" w:eastAsia="Times New Roman"/>
-                <w:b w:val="0"/>
-                <w:i w:val="0"/>
-                <w:color w:val="000000"/>
-                <w:sz w:val="24"/>
+            <w:tcW w:type="dxa" w:w="2041"/>
+            <w:tcBorders>
+              <w:top w:val="single" w:sz="4" w:space="0" w:color="000000"/>
+              <w:left w:val="single" w:sz="4" w:space="0" w:color="000000"/>
+              <w:bottom w:val="single" w:sz="4" w:space="0" w:color="000000"/>
+              <w:right w:val="single" w:sz="4" w:space="0" w:color="000000"/>
+            </w:tcBorders>
+            <w:vAlign w:val="top"/>
+          </w:tcPr>
+          <w:p>
+            <w:pPr>
+              <w:spacing w:line="240" w:lineRule="auto" w:after="0" w:before="0"/>
+              <w:ind w:firstLine="0" w:left="0"/>
+              <w:jc w:val="left"/>
+            </w:pPr>
+            <w:r/>
+            <w:r>
+              <w:rPr>
+                <w:rFonts w:ascii="Times New Roman" w:hAnsi="Times New Roman" w:eastAsia="Times New Roman" w:cs="Times New Roman"/>
+                <w:b w:val="0"/>
+                <w:i w:val="0"/>
+                <w:sz w:val="28"/>
               </w:rPr>
               <w:t>наш продукт</w:t>
             </w:r>
@@ -4954,28 +4891,28 @@
         </w:tc>
         <w:tc>
           <w:tcPr>
-            <w:tcW w:type="dxa" w:w="7370"/>
-            <w:tcBorders>
-              <w:top w:val="single" w:sz="4" w:space="0" w:color="000000"/>
-              <w:left w:val="single" w:sz="4" w:space="0" w:color="000000"/>
-              <w:bottom w:val="single" w:sz="4" w:space="0" w:color="000000"/>
-              <w:right w:val="single" w:sz="4" w:space="0" w:color="000000"/>
-            </w:tcBorders>
-          </w:tcPr>
-          <w:p>
-            <w:pPr>
-              <w:spacing w:lineRule="auto" w:line="360" w:after="0" w:before="0"/>
-              <w:ind w:firstLine="0" w:left="0"/>
-              <w:jc w:val="left"/>
-            </w:pPr>
-            <w:r/>
-            <w:r>
-              <w:rPr>
-                <w:rFonts w:ascii="Times New Roman" w:hAnsi="Times New Roman" w:eastAsia="Times New Roman"/>
-                <w:b w:val="0"/>
-                <w:i w:val="0"/>
-                <w:color w:val="000000"/>
-                <w:sz w:val="24"/>
+            <w:tcW w:type="dxa" w:w="7313"/>
+            <w:tcBorders>
+              <w:top w:val="single" w:sz="4" w:space="0" w:color="000000"/>
+              <w:left w:val="single" w:sz="4" w:space="0" w:color="000000"/>
+              <w:bottom w:val="single" w:sz="4" w:space="0" w:color="000000"/>
+              <w:right w:val="single" w:sz="4" w:space="0" w:color="000000"/>
+            </w:tcBorders>
+            <w:vAlign w:val="top"/>
+          </w:tcPr>
+          <w:p>
+            <w:pPr>
+              <w:spacing w:line="240" w:lineRule="auto" w:after="0" w:before="0"/>
+              <w:ind w:firstLine="0" w:left="0"/>
+              <w:jc w:val="left"/>
+            </w:pPr>
+            <w:r/>
+            <w:r>
+              <w:rPr>
+                <w:rFonts w:ascii="Times New Roman" w:hAnsi="Times New Roman" w:eastAsia="Times New Roman" w:cs="Times New Roman"/>
+                <w:b w:val="0"/>
+                <w:i w:val="0"/>
+                <w:sz w:val="28"/>
               </w:rPr>
               <w:t>не даёт отгрузить сверх остатка и даёт сводку продаж из одной базы</w:t>
             </w:r>
@@ -4983,13 +4920,6 @@
         </w:tc>
       </w:tr>
     </w:tbl>
-    <w:p>
-      <w:pPr>
-        <w:spacing w:lineRule="auto" w:line="240" w:after="120" w:before="0"/>
-        <w:ind w:firstLine="0" w:left="0"/>
-        <w:jc w:val="both"/>
-      </w:pPr>
-    </w:p>
     <w:p>
       <w:r>
         <w:br w:type="page"/>
@@ -5004,10 +4934,9 @@
       </w:pPr>
       <w:r>
         <w:rPr>
-          <w:rFonts w:ascii="Times New Roman" w:hAnsi="Times New Roman" w:eastAsia="Times New Roman"/>
+          <w:rFonts w:ascii="Times New Roman" w:hAnsi="Times New Roman" w:eastAsia="Times New Roman" w:cs="Times New Roman"/>
           <w:b/>
           <w:i w:val="0"/>
-          <w:color w:val="000000"/>
           <w:sz w:val="28"/>
         </w:rPr>
         <w:t>4 Бизнес-контекст</w:t>
@@ -5021,13 +4950,12 @@
       </w:pPr>
       <w:r>
         <w:rPr>
-          <w:rFonts w:ascii="Times New Roman" w:hAnsi="Times New Roman" w:eastAsia="Times New Roman"/>
-          <w:b w:val="0"/>
-          <w:i w:val="0"/>
-          <w:color w:val="000000"/>
-          <w:sz w:val="28"/>
-        </w:rPr>
-        <w:t>Ведущий фактор первой версии — достоверность остатка и запрет отгрузки сверх доступного количества. Ограничение — один склад и исключения из подраздела 3.2. Степень свободы — состав отчётов сверх сводки и удобство отдельных форм: их можно упростить, чтобы удержать срок опытной эксплуатации [1]. При конфликте запросов приоритет у менеджера по продажам, кладовщика и функций, без которых не измерить БЦ-1 и БЦ-3.</w:t>
+          <w:rFonts w:ascii="Times New Roman" w:hAnsi="Times New Roman" w:eastAsia="Times New Roman" w:cs="Times New Roman"/>
+          <w:b w:val="0"/>
+          <w:i w:val="0"/>
+          <w:sz w:val="28"/>
+        </w:rPr>
+        <w:t>Ведущий фактор первой версии — достоверность остатка и запрет отгрузки сверх доступного количества. Ограничение — один склад и исключения из подраздела 3.2. Степень свободы — состав отчётов сверх сводки и удобство отдельных форм: их можно упростить, чтобы удержать срок опытной эксплуатации. При конфликте запросов приоритет у менеджера по продажам, кладовщика и функций, без которых не измерить БЦ-1 и БЦ-3.</w:t>
       </w:r>
     </w:p>
     <w:p>
@@ -5038,10 +4966,9 @@
       </w:pPr>
       <w:r>
         <w:rPr>
-          <w:rFonts w:ascii="Times New Roman" w:hAnsi="Times New Roman" w:eastAsia="Times New Roman"/>
-          <w:b w:val="0"/>
-          <w:i w:val="0"/>
-          <w:color w:val="000000"/>
+          <w:rFonts w:ascii="Times New Roman" w:hAnsi="Times New Roman" w:eastAsia="Times New Roman" w:cs="Times New Roman"/>
+          <w:b w:val="0"/>
+          <w:i w:val="0"/>
           <w:sz w:val="28"/>
         </w:rPr>
         <w:t>Развёртывание — во внутренней сети, один сервер СУБД, рабочие места склада и отдела продаж. Перед опытной эксплуатацией проводят инвентаризацию и загружают начальные остатки; параллельные таблицы с этой даты не ведут. Обучение — короткий сценарий по ролям таблицы 4. Документация первой версии — краткое руководство пользователя и инструкция по резервному копированию.</w:t>
@@ -5055,16 +4982,15 @@
     <w:p>
       <w:pPr>
         <w:keepNext/>
-        <w:spacing w:lineRule="auto" w:line="360" w:after="360" w:before="0"/>
+        <w:spacing w:lineRule="auto" w:line="360" w:after="240" w:before="0"/>
         <w:ind w:firstLine="0" w:left="0"/>
         <w:jc w:val="center"/>
       </w:pPr>
       <w:r>
         <w:rPr>
-          <w:rFonts w:ascii="Times New Roman" w:hAnsi="Times New Roman" w:eastAsia="Times New Roman"/>
+          <w:rFonts w:ascii="Times New Roman" w:hAnsi="Times New Roman" w:eastAsia="Times New Roman" w:cs="Times New Roman"/>
           <w:b/>
           <w:i w:val="0"/>
-          <w:color w:val="000000"/>
           <w:sz w:val="28"/>
         </w:rPr>
         <w:t>ЗАКЛЮЧЕНИЕ</w:t>
@@ -5078,147 +5004,125 @@
       </w:pPr>
       <w:r>
         <w:rPr>
-          <w:rFonts w:ascii="Times New Roman" w:hAnsi="Times New Roman" w:eastAsia="Times New Roman"/>
-          <w:b w:val="0"/>
-          <w:i w:val="0"/>
-          <w:color w:val="000000"/>
-          <w:sz w:val="28"/>
-        </w:rPr>
-        <w:t>Составлен документ концепции и границ для учёта продаж со склада (вариант 1). Зафиксированы проблема, цели БЦ-1–БЦ-3, критерии успеха, положение о концепции, риски и предположения, роли и границы первой версии (FEAT1–FEAT8). Исключены интернет-магазин, производство и полноценный бухгалтерский контур. Документ закрывает шаблон глав 5–6 и приложения В книги [1] и приёмы примера [2]. Он служит основой следующих работ, но не заменяет спецификацию требований к ПО.</w:t>
-      </w:r>
-    </w:p>
-    <w:p>
-      <w:r>
-        <w:br w:type="page"/>
-      </w:r>
-    </w:p>
-    <w:p>
-      <w:pPr>
-        <w:keepNext/>
-        <w:spacing w:lineRule="auto" w:line="360" w:after="360" w:before="0"/>
-        <w:ind w:firstLine="0" w:left="0"/>
-        <w:jc w:val="center"/>
-      </w:pPr>
-      <w:r>
-        <w:rPr>
-          <w:rFonts w:ascii="Times New Roman" w:hAnsi="Times New Roman" w:eastAsia="Times New Roman"/>
-          <w:b/>
-          <w:i w:val="0"/>
-          <w:color w:val="000000"/>
-          <w:sz w:val="28"/>
-        </w:rPr>
-        <w:t>СПИСОК ИСПОЛЬЗОВАННЫХ ИСТОЧНИКОВ</w:t>
-      </w:r>
-    </w:p>
-    <w:p>
-      <w:pPr>
-        <w:spacing w:lineRule="auto" w:line="360" w:after="0" w:before="0"/>
-        <w:ind w:firstLine="709" w:left="0"/>
-        <w:jc w:val="both"/>
-      </w:pPr>
-      <w:r>
-        <w:rPr>
-          <w:rFonts w:ascii="Times New Roman" w:hAnsi="Times New Roman" w:eastAsia="Times New Roman"/>
-          <w:b w:val="0"/>
-          <w:i w:val="0"/>
-          <w:color w:val="000000"/>
-          <w:sz w:val="28"/>
-        </w:rPr>
-        <w:t>1. Вигерс К., Битти Дж. Разработка требований к программному обеспечению. 3-е изд., доп. / пер. с англ. — М. : Русская редакция ; СПб. : БХВ-Петербург, 2014. — 736 с.</w:t>
-      </w:r>
-    </w:p>
-    <w:p>
-      <w:pPr>
-        <w:spacing w:lineRule="auto" w:line="360" w:after="0" w:before="0"/>
-        <w:ind w:firstLine="709" w:left="0"/>
-        <w:jc w:val="both"/>
-      </w:pPr>
-      <w:r>
-        <w:rPr>
-          <w:rFonts w:ascii="Times New Roman" w:hAnsi="Times New Roman" w:eastAsia="Times New Roman"/>
-          <w:b w:val="0"/>
-          <w:i w:val="0"/>
-          <w:color w:val="000000"/>
-          <w:sz w:val="28"/>
-        </w:rPr>
-        <w:t>2. RU Financial Services. Vision. Version 1.5. RU e-st Case Study 3. — IBM Corp., 2003, 2010. — 16 с.</w:t>
-      </w:r>
-    </w:p>
-    <w:p>
-      <w:pPr>
-        <w:spacing w:lineRule="auto" w:line="360" w:after="0" w:before="0"/>
-        <w:ind w:firstLine="709" w:left="0"/>
-        <w:jc w:val="both"/>
-      </w:pPr>
-      <w:r>
-        <w:rPr>
-          <w:rFonts w:ascii="Times New Roman" w:hAnsi="Times New Roman" w:eastAsia="Times New Roman"/>
-          <w:b w:val="0"/>
-          <w:i w:val="0"/>
-          <w:color w:val="000000"/>
-          <w:sz w:val="28"/>
-        </w:rPr>
-        <w:t>3. Богословская Н. В., Бржезовский А. В., Семененко Т. В. Разработка и анализ требований: средства прототипирования : учеб.-метод. пособие. — СПб. : ГУАП, 2022. — 70 с.</w:t>
+          <w:rFonts w:ascii="Times New Roman" w:hAnsi="Times New Roman" w:eastAsia="Times New Roman" w:cs="Times New Roman"/>
+          <w:b w:val="0"/>
+          <w:i w:val="0"/>
+          <w:sz w:val="28"/>
+        </w:rPr>
+        <w:t>Составлен документ концепции и границ для учёта продаж со склада. Зафиксированы проблема, цели БЦ-1–БЦ-3, критерии успеха, положение о концепции, риски и предположения, роли и границы первой версии (FEAT1–FEAT8). Исключены интернет-магазин, производство и полноценный бухгалтерский контур. Документ задаёт общий образ продукта и не заменяет спецификацию требований к ПО.</w:t>
       </w:r>
     </w:p>
     <w:sectPr>
-      <w:footerReference w:type="default" r:id="rId7"/>
-      <w:headerReference w:type="default" r:id="rId8"/>
+      <w:headerReference w:type="default" r:id="rId10"/>
+      <w:footerReference w:type="default" r:id="rId11"/>
       <w:pgSz w:w="11906" w:h="16838"/>
       <w:pgMar w:top="1134" w:right="850" w:bottom="1134" w:left="1701" w:header="720" w:footer="720" w:gutter="0"/>
+      <w:pgNumType w:start="2"/>
       <w:cols w:space="720"/>
       <w:noEndnote/>
-      <w:pgNumType w:start="2"/>
     </w:sectPr>
   </w:body>
 </w:document>
 </file>
 
+<file path=word/endnotes.xml><?xml version="1.0" encoding="utf-8"?>
+<w:endnotes xmlns:wpc="http://schemas.microsoft.com/office/word/2010/wordprocessingCanvas" xmlns:cx="http://schemas.microsoft.com/office/drawing/2014/chartex" xmlns:cx1="http://schemas.microsoft.com/office/drawing/2015/9/8/chartex" xmlns:cx2="http://schemas.microsoft.com/office/drawing/2015/10/21/chartex" xmlns:cx3="http://schemas.microsoft.com/office/drawing/2016/5/9/chartex" xmlns:cx4="http://schemas.microsoft.com/office/drawing/2016/5/10/chartex" xmlns:cx5="http://schemas.microsoft.com/office/drawing/2016/5/11/chartex" xmlns:cx6="http://schemas.microsoft.com/office/drawing/2016/5/12/chartex" xmlns:cx7="http://schemas.microsoft.com/office/drawing/2016/5/13/chartex" xmlns:cx8="http://schemas.microsoft.com/office/drawing/2016/5/14/chartex" xmlns:mc="http://schemas.openxmlformats.org/markup-compatibility/2006" xmlns:aink="http://schemas.microsoft.com/office/drawing/2016/ink" xmlns:am3d="http://schemas.microsoft.com/office/drawing/2017/model3d" xmlns:o="urn:schemas-microsoft-com:office:office" xmlns:oel="http://schemas.microsoft.com/office/2019/extlst" xmlns:r="http://schemas.openxmlformats.org/officeDocument/2006/relationships" xmlns:m="http://schemas.openxmlformats.org/officeDocument/2006/math" xmlns:v="urn:schemas-microsoft-com:vml" xmlns:wp14="http://schemas.microsoft.com/office/word/2010/wordprocessingDrawing" xmlns:wp="http://schemas.openxmlformats.org/drawingml/2006/wordprocessingDrawing" xmlns:w10="urn:schemas-microsoft-com:office:word" xmlns:w="http://schemas.openxmlformats.org/wordprocessingml/2006/main" xmlns:w14="http://schemas.microsoft.com/office/word/2010/wordml" xmlns:w15="http://schemas.microsoft.com/office/word/2012/wordml" xmlns:w16cex="http://schemas.microsoft.com/office/word/2018/wordml/cex" xmlns:w16cid="http://schemas.microsoft.com/office/word/2016/wordml/cid" xmlns:w16="http://schemas.microsoft.com/office/word/2018/wordml" xmlns:w16sdtdh="http://schemas.microsoft.com/office/word/2020/wordml/sdtdatahash" xmlns:w16se="http://schemas.microsoft.com/office/word/2015/wordml/symex" xmlns:wpg="http://schemas.microsoft.com/office/word/2010/wordprocessingGroup" xmlns:wpi="http://schemas.microsoft.com/office/word/2010/wordprocessingInk" xmlns:wne="http://schemas.microsoft.com/office/word/2006/wordml" xmlns:wps="http://schemas.microsoft.com/office/word/2010/wordprocessingShape" mc:Ignorable="w14 w15 w16se w16cid w16 w16cex w16sdtdh wp14">
+  <w:endnote w:type="separator" w:id="-1">
+    <w:p>
+      <w:r>
+        <w:separator/>
+      </w:r>
+    </w:p>
+  </w:endnote>
+  <w:endnote w:type="continuationSeparator" w:id="0">
+    <w:p>
+      <w:r>
+        <w:continuationSeparator/>
+      </w:r>
+    </w:p>
+  </w:endnote>
+</w:endnotes>
+</file>
+
 <file path=word/footer1.xml><?xml version="1.0" encoding="utf-8"?>
-<w:ftr xmlns:m="http://schemas.openxmlformats.org/officeDocument/2006/math" xmlns:mc="http://schemas.openxmlformats.org/markup-compatibility/2006" xmlns:mo="http://schemas.microsoft.com/office/mac/office/2008/main" xmlns:mv="urn:schemas-microsoft-com:mac:vml" xmlns:o="urn:schemas-microsoft-com:office:office" xmlns:r="http://schemas.openxmlformats.org/officeDocument/2006/relationships" xmlns:v="urn:schemas-microsoft-com:vml" xmlns:w10="urn:schemas-microsoft-com:office:word" xmlns:w14="http://schemas.microsoft.com/office/word/2010/wordml" xmlns:w="http://schemas.openxmlformats.org/wordprocessingml/2006/main" xmlns:wne="http://schemas.microsoft.com/office/word/2006/wordml" xmlns:wp14="http://schemas.microsoft.com/office/word/2010/wordprocessingDrawing" xmlns:wp="http://schemas.openxmlformats.org/drawingml/2006/wordprocessingDrawing" xmlns:wpc="http://schemas.microsoft.com/office/word/2010/wordprocessingCanvas" xmlns:wpg="http://schemas.microsoft.com/office/word/2010/wordprocessingGroup" xmlns:wpi="http://schemas.microsoft.com/office/word/2010/wordprocessingInk" xmlns:wps="http://schemas.microsoft.com/office/word/2010/wordprocessingShape" mc:Ignorable="w14 wp14">
-  <w:p>
-    <w:pPr>
-      <w:pStyle w:val="Footer"/>
-    </w:pPr>
-  </w:p>
+<w:ftr xmlns:wpc="http://schemas.microsoft.com/office/word/2010/wordprocessingCanvas" xmlns:cx="http://schemas.microsoft.com/office/drawing/2014/chartex" xmlns:cx1="http://schemas.microsoft.com/office/drawing/2015/9/8/chartex" xmlns:cx2="http://schemas.microsoft.com/office/drawing/2015/10/21/chartex" xmlns:cx3="http://schemas.microsoft.com/office/drawing/2016/5/9/chartex" xmlns:cx4="http://schemas.microsoft.com/office/drawing/2016/5/10/chartex" xmlns:cx5="http://schemas.microsoft.com/office/drawing/2016/5/11/chartex" xmlns:cx6="http://schemas.microsoft.com/office/drawing/2016/5/12/chartex" xmlns:cx7="http://schemas.microsoft.com/office/drawing/2016/5/13/chartex" xmlns:cx8="http://schemas.microsoft.com/office/drawing/2016/5/14/chartex" xmlns:mc="http://schemas.openxmlformats.org/markup-compatibility/2006" xmlns:aink="http://schemas.microsoft.com/office/drawing/2016/ink" xmlns:am3d="http://schemas.microsoft.com/office/drawing/2017/model3d" xmlns:o="urn:schemas-microsoft-com:office:office" xmlns:oel="http://schemas.microsoft.com/office/2019/extlst" xmlns:r="http://schemas.openxmlformats.org/officeDocument/2006/relationships" xmlns:m="http://schemas.openxmlformats.org/officeDocument/2006/math" xmlns:v="urn:schemas-microsoft-com:vml" xmlns:wp14="http://schemas.microsoft.com/office/word/2010/wordprocessingDrawing" xmlns:wp="http://schemas.openxmlformats.org/drawingml/2006/wordprocessingDrawing" xmlns:w10="urn:schemas-microsoft-com:office:word" xmlns:w="http://schemas.openxmlformats.org/wordprocessingml/2006/main" xmlns:w14="http://schemas.microsoft.com/office/word/2010/wordml" xmlns:w15="http://schemas.microsoft.com/office/word/2012/wordml" xmlns:w16cex="http://schemas.microsoft.com/office/word/2018/wordml/cex" xmlns:w16cid="http://schemas.microsoft.com/office/word/2016/wordml/cid" xmlns:w16="http://schemas.microsoft.com/office/word/2018/wordml" xmlns:w16sdtdh="http://schemas.microsoft.com/office/word/2020/wordml/sdtdatahash" xmlns:w16se="http://schemas.microsoft.com/office/word/2015/wordml/symex" xmlns:wpg="http://schemas.microsoft.com/office/word/2010/wordprocessingGroup" xmlns:wpi="http://schemas.microsoft.com/office/word/2010/wordprocessingInk" xmlns:wne="http://schemas.microsoft.com/office/word/2006/wordml" xmlns:wps="http://schemas.microsoft.com/office/word/2010/wordprocessingShape" mc:Ignorable="w14 w15 w16se w16cid w16 w16cex w16sdtdh wp14">
+  <w:p/>
 </w:ftr>
 </file>
 
 <file path=word/footer2.xml><?xml version="1.0" encoding="utf-8"?>
-<w:ftr xmlns:m="http://schemas.openxmlformats.org/officeDocument/2006/math" xmlns:mc="http://schemas.openxmlformats.org/markup-compatibility/2006" xmlns:mo="http://schemas.microsoft.com/office/mac/office/2008/main" xmlns:mv="urn:schemas-microsoft-com:mac:vml" xmlns:o="urn:schemas-microsoft-com:office:office" xmlns:r="http://schemas.openxmlformats.org/officeDocument/2006/relationships" xmlns:v="urn:schemas-microsoft-com:vml" xmlns:w10="urn:schemas-microsoft-com:office:word" xmlns:w14="http://schemas.microsoft.com/office/word/2010/wordml" xmlns:w="http://schemas.openxmlformats.org/wordprocessingml/2006/main" xmlns:wne="http://schemas.microsoft.com/office/word/2006/wordml" xmlns:wp14="http://schemas.microsoft.com/office/word/2010/wordprocessingDrawing" xmlns:wp="http://schemas.openxmlformats.org/drawingml/2006/wordprocessingDrawing" xmlns:wpc="http://schemas.microsoft.com/office/word/2010/wordprocessingCanvas" xmlns:wpg="http://schemas.microsoft.com/office/word/2010/wordprocessingGroup" xmlns:wpi="http://schemas.microsoft.com/office/word/2010/wordprocessingInk" xmlns:wps="http://schemas.microsoft.com/office/word/2010/wordprocessingShape" mc:Ignorable="w14 wp14">
+<w:ftr xmlns:wpc="http://schemas.microsoft.com/office/word/2010/wordprocessingCanvas" xmlns:cx="http://schemas.microsoft.com/office/drawing/2014/chartex" xmlns:cx1="http://schemas.microsoft.com/office/drawing/2015/9/8/chartex" xmlns:cx2="http://schemas.microsoft.com/office/drawing/2015/10/21/chartex" xmlns:cx3="http://schemas.microsoft.com/office/drawing/2016/5/9/chartex" xmlns:cx4="http://schemas.microsoft.com/office/drawing/2016/5/10/chartex" xmlns:cx5="http://schemas.microsoft.com/office/drawing/2016/5/11/chartex" xmlns:cx6="http://schemas.microsoft.com/office/drawing/2016/5/12/chartex" xmlns:cx7="http://schemas.microsoft.com/office/drawing/2016/5/13/chartex" xmlns:cx8="http://schemas.microsoft.com/office/drawing/2016/5/14/chartex" xmlns:mc="http://schemas.openxmlformats.org/markup-compatibility/2006" xmlns:aink="http://schemas.microsoft.com/office/drawing/2016/ink" xmlns:am3d="http://schemas.microsoft.com/office/drawing/2017/model3d" xmlns:o="urn:schemas-microsoft-com:office:office" xmlns:oel="http://schemas.microsoft.com/office/2019/extlst" xmlns:r="http://schemas.openxmlformats.org/officeDocument/2006/relationships" xmlns:m="http://schemas.openxmlformats.org/officeDocument/2006/math" xmlns:v="urn:schemas-microsoft-com:vml" xmlns:wp14="http://schemas.microsoft.com/office/word/2010/wordprocessingDrawing" xmlns:wp="http://schemas.openxmlformats.org/drawingml/2006/wordprocessingDrawing" xmlns:w10="urn:schemas-microsoft-com:office:word" xmlns:w="http://schemas.openxmlformats.org/wordprocessingml/2006/main" xmlns:w14="http://schemas.microsoft.com/office/word/2010/wordml" xmlns:w15="http://schemas.microsoft.com/office/word/2012/wordml" xmlns:w16cex="http://schemas.microsoft.com/office/word/2018/wordml/cex" xmlns:w16cid="http://schemas.microsoft.com/office/word/2016/wordml/cid" xmlns:w16="http://schemas.microsoft.com/office/word/2018/wordml" xmlns:w16sdtdh="http://schemas.microsoft.com/office/word/2020/wordml/sdtdatahash" xmlns:w16se="http://schemas.microsoft.com/office/word/2015/wordml/symex" xmlns:wpg="http://schemas.microsoft.com/office/word/2010/wordprocessingGroup" xmlns:wpi="http://schemas.microsoft.com/office/word/2010/wordprocessingInk" xmlns:wne="http://schemas.microsoft.com/office/word/2006/wordml" xmlns:wps="http://schemas.microsoft.com/office/word/2010/wordprocessingShape" mc:Ignorable="w14 w15 w16se w16cid w16 w16cex w16sdtdh wp14">
   <w:p>
     <w:pPr>
-      <w:pStyle w:val="Footer"/>
       <w:jc w:val="center"/>
     </w:pPr>
     <w:r>
       <w:rPr>
-        <w:rFonts w:ascii="Times New Roman" w:hAnsi="Times New Roman" w:eastAsia="Times New Roman"/>
-        <w:b w:val="0"/>
-        <w:i w:val="0"/>
         <w:color w:val="000000"/>
         <w:sz w:val="28"/>
       </w:rPr>
       <w:fldChar w:fldCharType="begin"/>
+    </w:r>
+    <w:r>
+      <w:rPr>
+        <w:color w:val="000000"/>
+        <w:sz w:val="28"/>
+      </w:rPr>
       <w:instrText xml:space="preserve"> PAGE </w:instrText>
+    </w:r>
+    <w:r>
+      <w:rPr>
+        <w:color w:val="000000"/>
+        <w:sz w:val="28"/>
+      </w:rPr>
+      <w:fldChar w:fldCharType="separate"/>
+    </w:r>
+    <w:r>
+      <w:rPr>
+        <w:noProof/>
+        <w:color w:val="000000"/>
+        <w:sz w:val="28"/>
+      </w:rPr>
+      <w:t>2</w:t>
+    </w:r>
+    <w:r>
+      <w:rPr>
+        <w:color w:val="000000"/>
+        <w:sz w:val="28"/>
+      </w:rPr>
       <w:fldChar w:fldCharType="end"/>
     </w:r>
   </w:p>
 </w:ftr>
 </file>
 
+<file path=word/footnotes.xml><?xml version="1.0" encoding="utf-8"?>
+<w:footnotes xmlns:wpc="http://schemas.microsoft.com/office/word/2010/wordprocessingCanvas" xmlns:cx="http://schemas.microsoft.com/office/drawing/2014/chartex" xmlns:cx1="http://schemas.microsoft.com/office/drawing/2015/9/8/chartex" xmlns:cx2="http://schemas.microsoft.com/office/drawing/2015/10/21/chartex" xmlns:cx3="http://schemas.microsoft.com/office/drawing/2016/5/9/chartex" xmlns:cx4="http://schemas.microsoft.com/office/drawing/2016/5/10/chartex" xmlns:cx5="http://schemas.microsoft.com/office/drawing/2016/5/11/chartex" xmlns:cx6="http://schemas.microsoft.com/office/drawing/2016/5/12/chartex" xmlns:cx7="http://schemas.microsoft.com/office/drawing/2016/5/13/chartex" xmlns:cx8="http://schemas.microsoft.com/office/drawing/2016/5/14/chartex" xmlns:mc="http://schemas.openxmlformats.org/markup-compatibility/2006" xmlns:aink="http://schemas.microsoft.com/office/drawing/2016/ink" xmlns:am3d="http://schemas.microsoft.com/office/drawing/2017/model3d" xmlns:o="urn:schemas-microsoft-com:office:office" xmlns:oel="http://schemas.microsoft.com/office/2019/extlst" xmlns:r="http://schemas.openxmlformats.org/officeDocument/2006/relationships" xmlns:m="http://schemas.openxmlformats.org/officeDocument/2006/math" xmlns:v="urn:schemas-microsoft-com:vml" xmlns:wp14="http://schemas.microsoft.com/office/word/2010/wordprocessingDrawing" xmlns:wp="http://schemas.openxmlformats.org/drawingml/2006/wordprocessingDrawing" xmlns:w10="urn:schemas-microsoft-com:office:word" xmlns:w="http://schemas.openxmlformats.org/wordprocessingml/2006/main" xmlns:w14="http://schemas.microsoft.com/office/word/2010/wordml" xmlns:w15="http://schemas.microsoft.com/office/word/2012/wordml" xmlns:w16cex="http://schemas.microsoft.com/office/word/2018/wordml/cex" xmlns:w16cid="http://schemas.microsoft.com/office/word/2016/wordml/cid" xmlns:w16="http://schemas.microsoft.com/office/word/2018/wordml" xmlns:w16sdtdh="http://schemas.microsoft.com/office/word/2020/wordml/sdtdatahash" xmlns:w16se="http://schemas.microsoft.com/office/word/2015/wordml/symex" xmlns:wpg="http://schemas.microsoft.com/office/word/2010/wordprocessingGroup" xmlns:wpi="http://schemas.microsoft.com/office/word/2010/wordprocessingInk" xmlns:wne="http://schemas.microsoft.com/office/word/2006/wordml" xmlns:wps="http://schemas.microsoft.com/office/word/2010/wordprocessingShape" mc:Ignorable="w14 w15 w16se w16cid w16 w16cex w16sdtdh wp14">
+  <w:footnote w:type="separator" w:id="-1">
+    <w:p>
+      <w:r>
+        <w:separator/>
+      </w:r>
+    </w:p>
+  </w:footnote>
+  <w:footnote w:type="continuationSeparator" w:id="0">
+    <w:p>
+      <w:r>
+        <w:continuationSeparator/>
+      </w:r>
+    </w:p>
+  </w:footnote>
+</w:footnotes>
+</file>
+
 <file path=word/header1.xml><?xml version="1.0" encoding="utf-8"?>
-<w:hdr xmlns:m="http://schemas.openxmlformats.org/officeDocument/2006/math" xmlns:mc="http://schemas.openxmlformats.org/markup-compatibility/2006" xmlns:mo="http://schemas.microsoft.com/office/mac/office/2008/main" xmlns:mv="urn:schemas-microsoft-com:mac:vml" xmlns:o="urn:schemas-microsoft-com:office:office" xmlns:r="http://schemas.openxmlformats.org/officeDocument/2006/relationships" xmlns:v="urn:schemas-microsoft-com:vml" xmlns:w10="urn:schemas-microsoft-com:office:word" xmlns:w14="http://schemas.microsoft.com/office/word/2010/wordml" xmlns:w="http://schemas.openxmlformats.org/wordprocessingml/2006/main" xmlns:wne="http://schemas.microsoft.com/office/word/2006/wordml" xmlns:wp14="http://schemas.microsoft.com/office/word/2010/wordprocessingDrawing" xmlns:wp="http://schemas.openxmlformats.org/drawingml/2006/wordprocessingDrawing" xmlns:wpc="http://schemas.microsoft.com/office/word/2010/wordprocessingCanvas" xmlns:wpg="http://schemas.microsoft.com/office/word/2010/wordprocessingGroup" xmlns:wpi="http://schemas.microsoft.com/office/word/2010/wordprocessingInk" xmlns:wps="http://schemas.microsoft.com/office/word/2010/wordprocessingShape" mc:Ignorable="w14 wp14">
-  <w:p>
-    <w:pPr>
-      <w:pStyle w:val="Header"/>
-    </w:pPr>
-  </w:p>
+<w:hdr xmlns:wpc="http://schemas.microsoft.com/office/word/2010/wordprocessingCanvas" xmlns:cx="http://schemas.microsoft.com/office/drawing/2014/chartex" xmlns:cx1="http://schemas.microsoft.com/office/drawing/2015/9/8/chartex" xmlns:cx2="http://schemas.microsoft.com/office/drawing/2015/10/21/chartex" xmlns:cx3="http://schemas.microsoft.com/office/drawing/2016/5/9/chartex" xmlns:cx4="http://schemas.microsoft.com/office/drawing/2016/5/10/chartex" xmlns:cx5="http://schemas.microsoft.com/office/drawing/2016/5/11/chartex" xmlns:cx6="http://schemas.microsoft.com/office/drawing/2016/5/12/chartex" xmlns:cx7="http://schemas.microsoft.com/office/drawing/2016/5/13/chartex" xmlns:cx8="http://schemas.microsoft.com/office/drawing/2016/5/14/chartex" xmlns:mc="http://schemas.openxmlformats.org/markup-compatibility/2006" xmlns:aink="http://schemas.microsoft.com/office/drawing/2016/ink" xmlns:am3d="http://schemas.microsoft.com/office/drawing/2017/model3d" xmlns:o="urn:schemas-microsoft-com:office:office" xmlns:oel="http://schemas.microsoft.com/office/2019/extlst" xmlns:r="http://schemas.openxmlformats.org/officeDocument/2006/relationships" xmlns:m="http://schemas.openxmlformats.org/officeDocument/2006/math" xmlns:v="urn:schemas-microsoft-com:vml" xmlns:wp14="http://schemas.microsoft.com/office/word/2010/wordprocessingDrawing" xmlns:wp="http://schemas.openxmlformats.org/drawingml/2006/wordprocessingDrawing" xmlns:w10="urn:schemas-microsoft-com:office:word" xmlns:w="http://schemas.openxmlformats.org/wordprocessingml/2006/main" xmlns:w14="http://schemas.microsoft.com/office/word/2010/wordml" xmlns:w15="http://schemas.microsoft.com/office/word/2012/wordml" xmlns:w16cex="http://schemas.microsoft.com/office/word/2018/wordml/cex" xmlns:w16cid="http://schemas.microsoft.com/office/word/2016/wordml/cid" xmlns:w16="http://schemas.microsoft.com/office/word/2018/wordml" xmlns:w16sdtdh="http://schemas.microsoft.com/office/word/2020/wordml/sdtdatahash" xmlns:w16se="http://schemas.microsoft.com/office/word/2015/wordml/symex" xmlns:wpg="http://schemas.microsoft.com/office/word/2010/wordprocessingGroup" xmlns:wpi="http://schemas.microsoft.com/office/word/2010/wordprocessingInk" xmlns:wne="http://schemas.microsoft.com/office/word/2006/wordml" xmlns:wps="http://schemas.microsoft.com/office/word/2010/wordprocessingShape" mc:Ignorable="w14 w15 w16se w16cid w16 w16cex w16sdtdh wp14">
+  <w:p/>
 </w:hdr>
 </file>
 
 <file path=word/styles.xml><?xml version="1.0" encoding="utf-8"?>
-<w:styles xmlns:mc="http://schemas.openxmlformats.org/markup-compatibility/2006" xmlns:r="http://schemas.openxmlformats.org/officeDocument/2006/relationships" xmlns:w="http://schemas.openxmlformats.org/wordprocessingml/2006/main" xmlns:w14="http://schemas.microsoft.com/office/word/2010/wordml" xmlns:w15="http://schemas.microsoft.com/office/word/2012/wordml" xmlns:w16se="http://schemas.microsoft.com/office/word/2015/wordml/symex" mc:Ignorable="w14 w15 w16se">
+<w:styles xmlns:mc="http://schemas.openxmlformats.org/markup-compatibility/2006" xmlns:r="http://schemas.openxmlformats.org/officeDocument/2006/relationships" xmlns:w="http://schemas.openxmlformats.org/wordprocessingml/2006/main" xmlns:w14="http://schemas.microsoft.com/office/word/2010/wordml" xmlns:w15="http://schemas.microsoft.com/office/word/2012/wordml" xmlns:w16cex="http://schemas.microsoft.com/office/word/2018/wordml/cex" xmlns:w16cid="http://schemas.microsoft.com/office/word/2016/wordml/cid" xmlns:w16="http://schemas.microsoft.com/office/word/2018/wordml" xmlns:w16sdtdh="http://schemas.microsoft.com/office/word/2020/wordml/sdtdatahash" xmlns:w16se="http://schemas.microsoft.com/office/word/2015/wordml/symex" mc:Ignorable="w14 w15 w16se w16cid w16 w16cex w16sdtdh">
   <w:docDefaults>
     <w:rPrDefault>
       <w:rPr>
@@ -5234,7 +5138,7 @@
       </w:pPr>
     </w:pPrDefault>
   </w:docDefaults>
-  <w:latentStyles w:defLockedState="0" w:defUIPriority="99" w:defSemiHidden="0" w:defUnhideWhenUsed="0" w:defQFormat="0" w:count="371">
+  <w:latentStyles w:defLockedState="0" w:defUIPriority="99" w:defSemiHidden="0" w:defUnhideWhenUsed="0" w:defQFormat="0" w:count="376">
     <w:lsdException w:name="Normal" w:locked="1" w:uiPriority="0" w:qFormat="1"/>
     <w:lsdException w:name="heading 1" w:locked="1" w:uiPriority="0" w:qFormat="1"/>
     <w:lsdException w:name="heading 2" w:locked="1" w:uiPriority="0" w:qFormat="1"/>
@@ -5606,6 +5510,11 @@
     <w:lsdException w:name="List Table 5 Dark Accent 6" w:uiPriority="50"/>
     <w:lsdException w:name="List Table 6 Colorful Accent 6" w:uiPriority="51"/>
     <w:lsdException w:name="List Table 7 Colorful Accent 6" w:uiPriority="52"/>
+    <w:lsdException w:name="Mention" w:semiHidden="1" w:unhideWhenUsed="1"/>
+    <w:lsdException w:name="Smart Hyperlink" w:semiHidden="1" w:unhideWhenUsed="1"/>
+    <w:lsdException w:name="Hashtag" w:semiHidden="1" w:unhideWhenUsed="1"/>
+    <w:lsdException w:name="Unresolved Mention" w:semiHidden="1" w:unhideWhenUsed="1"/>
+    <w:lsdException w:name="Smart Link" w:semiHidden="1" w:unhideWhenUsed="1"/>
   </w:latentStyles>
   <w:style w:type="paragraph" w:default="1" w:styleId="a">
     <w:name w:val="Normal"/>
